--- a/kursovaya-landshaft/docs/Техническое_задание.docx
+++ b/kursovaya-landshaft/docs/Техническое_задание.docx
@@ -46,6 +46,20 @@
     </w:p>
     <w:p>
       <w:pPr>
+        <w:spacing w:after="0" w:before="0" w:line="276"/>
+        <w:jc w:val="center"/>
+      </w:pPr>
+      <w:r>
+        <w:rPr>
+          <w:rFonts w:ascii="Times New Roman" w:cs="Times New Roman" w:eastAsia="Times New Roman" w:hAnsi="Times New Roman"/>
+          <w:sz w:val="28"/>
+          <w:szCs w:val="28"/>
+        </w:rPr>
+        <w:t xml:space="preserve">Кафедра бизнес-информатики и моделирования бизнес-процессов</w:t>
+      </w:r>
+    </w:p>
+    <w:p>
+      <w:pPr>
         <w:spacing w:after="0" w:before="1000" w:line="276"/>
         <w:jc w:val="right"/>
       </w:pPr>
@@ -83,7 +97,7 @@
           <w:sz w:val="28"/>
           <w:szCs w:val="28"/>
         </w:rPr>
-        <w:t xml:space="preserve">________________ А.И. Никитин</w:t>
+        <w:t xml:space="preserve">________________ О.Г. Феоктистов</w:t>
       </w:r>
     </w:p>
     <w:p>
@@ -128,6 +142,20 @@
           <w:szCs w:val="28"/>
         </w:rPr>
         <w:t xml:space="preserve">на разработку web-сайта студии ландшафтного дизайна «Зелёный двор»</w:t>
+      </w:r>
+    </w:p>
+    <w:p>
+      <w:pPr>
+        <w:spacing w:after="0" w:before="0" w:line="276"/>
+        <w:jc w:val="center"/>
+      </w:pPr>
+      <w:r>
+        <w:rPr>
+          <w:rFonts w:ascii="Times New Roman" w:cs="Times New Roman" w:eastAsia="Times New Roman" w:hAnsi="Times New Roman"/>
+          <w:sz w:val="28"/>
+          <w:szCs w:val="28"/>
+        </w:rPr>
+        <w:t xml:space="preserve">по дисциплине «Управление цифровыми ИТ-сервисами»</w:t>
       </w:r>
     </w:p>
     <w:p>
@@ -298,7 +326,7 @@
           <w:sz w:val="28"/>
           <w:szCs w:val="28"/>
         </w:rPr>
-        <w:t xml:space="preserve">Заказчик – кафедра «Бизнес информатика и моделирование бизнес-процессов» Института управления бизнес-процессами СФУ (руководитель курсовой работы А.И. Никитин). Исполнитель – студентка группы УБ24-08Б Д.Д. Анисимова.</w:t>
+        <w:t xml:space="preserve">Заказчик – кафедра бизнес-информатики и моделирования бизнес-процессов Института управления бизнес-процессами СФУ (руководитель курсовой работы О.Г. Феоктистов). Исполнитель – студентка группы УБ24-08Б Д.Д. Анисимова.</w:t>
       </w:r>
     </w:p>
     <w:p>
@@ -330,7 +358,7 @@
           <w:sz w:val="28"/>
           <w:szCs w:val="28"/>
         </w:rPr>
-        <w:t xml:space="preserve">Задание на курсовую работу по дисциплине, связанной с разработкой web-приложений.</w:t>
+        <w:t xml:space="preserve">Задание на курсовую работу по дисциплине «Управление цифровыми ИТ-сервисами».</w:t>
       </w:r>
     </w:p>
     <w:p>
@@ -669,12 +697,12 @@
       <w:tblPr>
         <w:tblW w:type="dxa" w:w="9355"/>
         <w:tblBorders>
-          <w:top w:val="single" w:color="auto" w:sz="4"/>
-          <w:left w:val="single" w:color="auto" w:sz="4"/>
-          <w:bottom w:val="single" w:color="auto" w:sz="4"/>
-          <w:right w:val="single" w:color="auto" w:sz="4"/>
-          <w:insideH w:val="single" w:color="auto" w:sz="4"/>
-          <w:insideV w:val="single" w:color="auto" w:sz="4"/>
+          <w:top w:val="single" w:color="000000" w:sz="4"/>
+          <w:left w:val="single" w:color="000000" w:sz="4"/>
+          <w:bottom w:val="single" w:color="000000" w:sz="4"/>
+          <w:right w:val="single" w:color="000000" w:sz="4"/>
+          <w:insideH w:val="single" w:color="000000" w:sz="4"/>
+          <w:insideV w:val="single" w:color="000000" w:sz="4"/>
         </w:tblBorders>
       </w:tblPr>
       <w:tblGrid>
@@ -688,23 +716,26 @@
         <w:tc>
           <w:tcPr>
             <w:tcW w:type="dxa" w:w="2000"/>
-            <w:shd w:fill="E7EFE9" w:color="auto" w:val="clear"/>
-            <w:tcMar>
-              <w:top w:type="dxa" w:w="40"/>
-              <w:left w:type="dxa" w:w="80"/>
-              <w:bottom w:type="dxa" w:w="40"/>
-              <w:right w:type="dxa" w:w="80"/>
-            </w:tcMar>
-          </w:tcPr>
-          <w:p>
-            <w:pPr>
-              <w:spacing w:line="240"/>
-            </w:pPr>
-            <w:r>
-              <w:rPr>
-                <w:rFonts w:ascii="Times New Roman" w:cs="Times New Roman" w:eastAsia="Times New Roman" w:hAnsi="Times New Roman"/>
-                <w:b/>
-                <w:bCs/>
+            <w:tcBorders>
+              <w:top w:val="single" w:color="000000" w:sz="4"/>
+              <w:left w:val="single" w:color="000000" w:sz="4"/>
+              <w:bottom w:val="double" w:color="000000" w:sz="6"/>
+              <w:right w:val="single" w:color="000000" w:sz="4"/>
+            </w:tcBorders>
+            <w:tcMar>
+              <w:top w:type="dxa" w:w="40"/>
+              <w:left w:type="dxa" w:w="80"/>
+              <w:bottom w:type="dxa" w:w="40"/>
+              <w:right w:type="dxa" w:w="80"/>
+            </w:tcMar>
+          </w:tcPr>
+          <w:p>
+            <w:pPr>
+              <w:spacing w:line="240"/>
+            </w:pPr>
+            <w:r>
+              <w:rPr>
+                <w:rFonts w:ascii="Times New Roman" w:cs="Times New Roman" w:eastAsia="Times New Roman" w:hAnsi="Times New Roman"/>
                 <w:sz w:val="24"/>
                 <w:szCs w:val="24"/>
               </w:rPr>
@@ -715,23 +746,26 @@
         <w:tc>
           <w:tcPr>
             <w:tcW w:type="dxa" w:w="7355"/>
-            <w:shd w:fill="E7EFE9" w:color="auto" w:val="clear"/>
-            <w:tcMar>
-              <w:top w:type="dxa" w:w="40"/>
-              <w:left w:type="dxa" w:w="80"/>
-              <w:bottom w:type="dxa" w:w="40"/>
-              <w:right w:type="dxa" w:w="80"/>
-            </w:tcMar>
-          </w:tcPr>
-          <w:p>
-            <w:pPr>
-              <w:spacing w:line="240"/>
-            </w:pPr>
-            <w:r>
-              <w:rPr>
-                <w:rFonts w:ascii="Times New Roman" w:cs="Times New Roman" w:eastAsia="Times New Roman" w:hAnsi="Times New Roman"/>
-                <w:b/>
-                <w:bCs/>
+            <w:tcBorders>
+              <w:top w:val="single" w:color="000000" w:sz="4"/>
+              <w:left w:val="single" w:color="000000" w:sz="4"/>
+              <w:bottom w:val="double" w:color="000000" w:sz="6"/>
+              <w:right w:val="single" w:color="000000" w:sz="4"/>
+            </w:tcBorders>
+            <w:tcMar>
+              <w:top w:type="dxa" w:w="40"/>
+              <w:left w:type="dxa" w:w="80"/>
+              <w:bottom w:type="dxa" w:w="40"/>
+              <w:right w:type="dxa" w:w="80"/>
+            </w:tcMar>
+          </w:tcPr>
+          <w:p>
+            <w:pPr>
+              <w:spacing w:line="240"/>
+            </w:pPr>
+            <w:r>
+              <w:rPr>
+                <w:rFonts w:ascii="Times New Roman" w:cs="Times New Roman" w:eastAsia="Times New Roman" w:hAnsi="Times New Roman"/>
                 <w:sz w:val="24"/>
                 <w:szCs w:val="24"/>
               </w:rPr>
@@ -744,22 +778,26 @@
         <w:tc>
           <w:tcPr>
             <w:tcW w:type="dxa" w:w="2000"/>
-            <w:tcMar>
-              <w:top w:type="dxa" w:w="40"/>
-              <w:left w:type="dxa" w:w="80"/>
-              <w:bottom w:type="dxa" w:w="40"/>
-              <w:right w:type="dxa" w:w="80"/>
-            </w:tcMar>
-          </w:tcPr>
-          <w:p>
-            <w:pPr>
-              <w:spacing w:line="240"/>
-            </w:pPr>
-            <w:r>
-              <w:rPr>
-                <w:rFonts w:ascii="Times New Roman" w:cs="Times New Roman" w:eastAsia="Times New Roman" w:hAnsi="Times New Roman"/>
-                <w:b w:val="false"/>
-                <w:bCs w:val="false"/>
+            <w:tcBorders>
+              <w:top w:val="double" w:color="000000" w:sz="6"/>
+              <w:left w:val="single" w:color="000000" w:sz="4"/>
+              <w:bottom w:val="single" w:color="000000" w:sz="4"/>
+              <w:right w:val="single" w:color="000000" w:sz="4"/>
+            </w:tcBorders>
+            <w:tcMar>
+              <w:top w:type="dxa" w:w="40"/>
+              <w:left w:type="dxa" w:w="80"/>
+              <w:bottom w:type="dxa" w:w="40"/>
+              <w:right w:type="dxa" w:w="80"/>
+            </w:tcMar>
+          </w:tcPr>
+          <w:p>
+            <w:pPr>
+              <w:spacing w:line="240"/>
+            </w:pPr>
+            <w:r>
+              <w:rPr>
+                <w:rFonts w:ascii="Times New Roman" w:cs="Times New Roman" w:eastAsia="Times New Roman" w:hAnsi="Times New Roman"/>
                 <w:sz w:val="24"/>
                 <w:szCs w:val="24"/>
               </w:rPr>
@@ -770,22 +808,26 @@
         <w:tc>
           <w:tcPr>
             <w:tcW w:type="dxa" w:w="7355"/>
-            <w:tcMar>
-              <w:top w:type="dxa" w:w="40"/>
-              <w:left w:type="dxa" w:w="80"/>
-              <w:bottom w:type="dxa" w:w="40"/>
-              <w:right w:type="dxa" w:w="80"/>
-            </w:tcMar>
-          </w:tcPr>
-          <w:p>
-            <w:pPr>
-              <w:spacing w:line="240"/>
-            </w:pPr>
-            <w:r>
-              <w:rPr>
-                <w:rFonts w:ascii="Times New Roman" w:cs="Times New Roman" w:eastAsia="Times New Roman" w:hAnsi="Times New Roman"/>
-                <w:b w:val="false"/>
-                <w:bCs w:val="false"/>
+            <w:tcBorders>
+              <w:top w:val="double" w:color="000000" w:sz="6"/>
+              <w:left w:val="single" w:color="000000" w:sz="4"/>
+              <w:bottom w:val="single" w:color="000000" w:sz="4"/>
+              <w:right w:val="single" w:color="000000" w:sz="4"/>
+            </w:tcBorders>
+            <w:tcMar>
+              <w:top w:type="dxa" w:w="40"/>
+              <w:left w:type="dxa" w:w="80"/>
+              <w:bottom w:type="dxa" w:w="40"/>
+              <w:right w:type="dxa" w:w="80"/>
+            </w:tcMar>
+          </w:tcPr>
+          <w:p>
+            <w:pPr>
+              <w:spacing w:line="240"/>
+            </w:pPr>
+            <w:r>
+              <w:rPr>
+                <w:rFonts w:ascii="Times New Roman" w:cs="Times New Roman" w:eastAsia="Times New Roman" w:hAnsi="Times New Roman"/>
                 <w:sz w:val="24"/>
                 <w:szCs w:val="24"/>
               </w:rPr>
@@ -798,22 +840,26 @@
         <w:tc>
           <w:tcPr>
             <w:tcW w:type="dxa" w:w="2000"/>
-            <w:tcMar>
-              <w:top w:type="dxa" w:w="40"/>
-              <w:left w:type="dxa" w:w="80"/>
-              <w:bottom w:type="dxa" w:w="40"/>
-              <w:right w:type="dxa" w:w="80"/>
-            </w:tcMar>
-          </w:tcPr>
-          <w:p>
-            <w:pPr>
-              <w:spacing w:line="240"/>
-            </w:pPr>
-            <w:r>
-              <w:rPr>
-                <w:rFonts w:ascii="Times New Roman" w:cs="Times New Roman" w:eastAsia="Times New Roman" w:hAnsi="Times New Roman"/>
-                <w:b w:val="false"/>
-                <w:bCs w:val="false"/>
+            <w:tcBorders>
+              <w:top w:val="single" w:color="000000" w:sz="4"/>
+              <w:left w:val="single" w:color="000000" w:sz="4"/>
+              <w:bottom w:val="single" w:color="000000" w:sz="4"/>
+              <w:right w:val="single" w:color="000000" w:sz="4"/>
+            </w:tcBorders>
+            <w:tcMar>
+              <w:top w:type="dxa" w:w="40"/>
+              <w:left w:type="dxa" w:w="80"/>
+              <w:bottom w:type="dxa" w:w="40"/>
+              <w:right w:type="dxa" w:w="80"/>
+            </w:tcMar>
+          </w:tcPr>
+          <w:p>
+            <w:pPr>
+              <w:spacing w:line="240"/>
+            </w:pPr>
+            <w:r>
+              <w:rPr>
+                <w:rFonts w:ascii="Times New Roman" w:cs="Times New Roman" w:eastAsia="Times New Roman" w:hAnsi="Times New Roman"/>
                 <w:sz w:val="24"/>
                 <w:szCs w:val="24"/>
               </w:rPr>
@@ -824,22 +870,26 @@
         <w:tc>
           <w:tcPr>
             <w:tcW w:type="dxa" w:w="7355"/>
-            <w:tcMar>
-              <w:top w:type="dxa" w:w="40"/>
-              <w:left w:type="dxa" w:w="80"/>
-              <w:bottom w:type="dxa" w:w="40"/>
-              <w:right w:type="dxa" w:w="80"/>
-            </w:tcMar>
-          </w:tcPr>
-          <w:p>
-            <w:pPr>
-              <w:spacing w:line="240"/>
-            </w:pPr>
-            <w:r>
-              <w:rPr>
-                <w:rFonts w:ascii="Times New Roman" w:cs="Times New Roman" w:eastAsia="Times New Roman" w:hAnsi="Times New Roman"/>
-                <w:b w:val="false"/>
-                <w:bCs w:val="false"/>
+            <w:tcBorders>
+              <w:top w:val="single" w:color="000000" w:sz="4"/>
+              <w:left w:val="single" w:color="000000" w:sz="4"/>
+              <w:bottom w:val="single" w:color="000000" w:sz="4"/>
+              <w:right w:val="single" w:color="000000" w:sz="4"/>
+            </w:tcBorders>
+            <w:tcMar>
+              <w:top w:type="dxa" w:w="40"/>
+              <w:left w:type="dxa" w:w="80"/>
+              <w:bottom w:type="dxa" w:w="40"/>
+              <w:right w:type="dxa" w:w="80"/>
+            </w:tcMar>
+          </w:tcPr>
+          <w:p>
+            <w:pPr>
+              <w:spacing w:line="240"/>
+            </w:pPr>
+            <w:r>
+              <w:rPr>
+                <w:rFonts w:ascii="Times New Roman" w:cs="Times New Roman" w:eastAsia="Times New Roman" w:hAnsi="Times New Roman"/>
                 <w:sz w:val="24"/>
                 <w:szCs w:val="24"/>
               </w:rPr>
@@ -852,22 +902,26 @@
         <w:tc>
           <w:tcPr>
             <w:tcW w:type="dxa" w:w="2000"/>
-            <w:tcMar>
-              <w:top w:type="dxa" w:w="40"/>
-              <w:left w:type="dxa" w:w="80"/>
-              <w:bottom w:type="dxa" w:w="40"/>
-              <w:right w:type="dxa" w:w="80"/>
-            </w:tcMar>
-          </w:tcPr>
-          <w:p>
-            <w:pPr>
-              <w:spacing w:line="240"/>
-            </w:pPr>
-            <w:r>
-              <w:rPr>
-                <w:rFonts w:ascii="Times New Roman" w:cs="Times New Roman" w:eastAsia="Times New Roman" w:hAnsi="Times New Roman"/>
-                <w:b w:val="false"/>
-                <w:bCs w:val="false"/>
+            <w:tcBorders>
+              <w:top w:val="single" w:color="000000" w:sz="4"/>
+              <w:left w:val="single" w:color="000000" w:sz="4"/>
+              <w:bottom w:val="single" w:color="000000" w:sz="4"/>
+              <w:right w:val="single" w:color="000000" w:sz="4"/>
+            </w:tcBorders>
+            <w:tcMar>
+              <w:top w:type="dxa" w:w="40"/>
+              <w:left w:type="dxa" w:w="80"/>
+              <w:bottom w:type="dxa" w:w="40"/>
+              <w:right w:type="dxa" w:w="80"/>
+            </w:tcMar>
+          </w:tcPr>
+          <w:p>
+            <w:pPr>
+              <w:spacing w:line="240"/>
+            </w:pPr>
+            <w:r>
+              <w:rPr>
+                <w:rFonts w:ascii="Times New Roman" w:cs="Times New Roman" w:eastAsia="Times New Roman" w:hAnsi="Times New Roman"/>
                 <w:sz w:val="24"/>
                 <w:szCs w:val="24"/>
               </w:rPr>
@@ -878,22 +932,26 @@
         <w:tc>
           <w:tcPr>
             <w:tcW w:type="dxa" w:w="7355"/>
-            <w:tcMar>
-              <w:top w:type="dxa" w:w="40"/>
-              <w:left w:type="dxa" w:w="80"/>
-              <w:bottom w:type="dxa" w:w="40"/>
-              <w:right w:type="dxa" w:w="80"/>
-            </w:tcMar>
-          </w:tcPr>
-          <w:p>
-            <w:pPr>
-              <w:spacing w:line="240"/>
-            </w:pPr>
-            <w:r>
-              <w:rPr>
-                <w:rFonts w:ascii="Times New Roman" w:cs="Times New Roman" w:eastAsia="Times New Roman" w:hAnsi="Times New Roman"/>
-                <w:b w:val="false"/>
-                <w:bCs w:val="false"/>
+            <w:tcBorders>
+              <w:top w:val="single" w:color="000000" w:sz="4"/>
+              <w:left w:val="single" w:color="000000" w:sz="4"/>
+              <w:bottom w:val="single" w:color="000000" w:sz="4"/>
+              <w:right w:val="single" w:color="000000" w:sz="4"/>
+            </w:tcBorders>
+            <w:tcMar>
+              <w:top w:type="dxa" w:w="40"/>
+              <w:left w:type="dxa" w:w="80"/>
+              <w:bottom w:type="dxa" w:w="40"/>
+              <w:right w:type="dxa" w:w="80"/>
+            </w:tcMar>
+          </w:tcPr>
+          <w:p>
+            <w:pPr>
+              <w:spacing w:line="240"/>
+            </w:pPr>
+            <w:r>
+              <w:rPr>
+                <w:rFonts w:ascii="Times New Roman" w:cs="Times New Roman" w:eastAsia="Times New Roman" w:hAnsi="Times New Roman"/>
                 <w:sz w:val="24"/>
                 <w:szCs w:val="24"/>
               </w:rPr>
@@ -1579,7 +1637,7 @@
           <w:sz w:val="28"/>
           <w:szCs w:val="28"/>
         </w:rPr>
-        <w:t xml:space="preserve">Код должен быть простым и читаемым: каждая страница последовательно обрабатывает форму, получает данные и выводит шаблон; повторяющиеся элементы выносятся в отдельные файлы; неиспользуемый код отсутствует; ключевые решения сопровождаются комментариями на русском языке.</w:t>
+        <w:t xml:space="preserve">Код должен быть простым и читаемым: каждая страница последовательно обрабатывает форму, получает данные и выводит шаблон; повторяющиеся элементы выносятся в отдельные файлы; неиспользуемый код и служебные пометки в коде отсутствуют.</w:t>
       </w:r>
     </w:p>
     <w:p>
@@ -1622,12 +1680,12 @@
       <w:tblPr>
         <w:tblW w:type="dxa" w:w="9355"/>
         <w:tblBorders>
-          <w:top w:val="single" w:color="auto" w:sz="4"/>
-          <w:left w:val="single" w:color="auto" w:sz="4"/>
-          <w:bottom w:val="single" w:color="auto" w:sz="4"/>
-          <w:right w:val="single" w:color="auto" w:sz="4"/>
-          <w:insideH w:val="single" w:color="auto" w:sz="4"/>
-          <w:insideV w:val="single" w:color="auto" w:sz="4"/>
+          <w:top w:val="single" w:color="000000" w:sz="4"/>
+          <w:left w:val="single" w:color="000000" w:sz="4"/>
+          <w:bottom w:val="single" w:color="000000" w:sz="4"/>
+          <w:right w:val="single" w:color="000000" w:sz="4"/>
+          <w:insideH w:val="single" w:color="000000" w:sz="4"/>
+          <w:insideV w:val="single" w:color="000000" w:sz="4"/>
         </w:tblBorders>
       </w:tblPr>
       <w:tblGrid>
@@ -1643,23 +1701,26 @@
         <w:tc>
           <w:tcPr>
             <w:tcW w:type="dxa" w:w="600"/>
-            <w:shd w:fill="E7EFE9" w:color="auto" w:val="clear"/>
-            <w:tcMar>
-              <w:top w:type="dxa" w:w="40"/>
-              <w:left w:type="dxa" w:w="80"/>
-              <w:bottom w:type="dxa" w:w="40"/>
-              <w:right w:type="dxa" w:w="80"/>
-            </w:tcMar>
-          </w:tcPr>
-          <w:p>
-            <w:pPr>
-              <w:spacing w:line="240"/>
-            </w:pPr>
-            <w:r>
-              <w:rPr>
-                <w:rFonts w:ascii="Times New Roman" w:cs="Times New Roman" w:eastAsia="Times New Roman" w:hAnsi="Times New Roman"/>
-                <w:b/>
-                <w:bCs/>
+            <w:tcBorders>
+              <w:top w:val="single" w:color="000000" w:sz="4"/>
+              <w:left w:val="single" w:color="000000" w:sz="4"/>
+              <w:bottom w:val="double" w:color="000000" w:sz="6"/>
+              <w:right w:val="single" w:color="000000" w:sz="4"/>
+            </w:tcBorders>
+            <w:tcMar>
+              <w:top w:type="dxa" w:w="40"/>
+              <w:left w:type="dxa" w:w="80"/>
+              <w:bottom w:type="dxa" w:w="40"/>
+              <w:right w:type="dxa" w:w="80"/>
+            </w:tcMar>
+          </w:tcPr>
+          <w:p>
+            <w:pPr>
+              <w:spacing w:line="240"/>
+            </w:pPr>
+            <w:r>
+              <w:rPr>
+                <w:rFonts w:ascii="Times New Roman" w:cs="Times New Roman" w:eastAsia="Times New Roman" w:hAnsi="Times New Roman"/>
                 <w:sz w:val="24"/>
                 <w:szCs w:val="24"/>
               </w:rPr>
@@ -1670,23 +1731,26 @@
         <w:tc>
           <w:tcPr>
             <w:tcW w:type="dxa" w:w="3600"/>
-            <w:shd w:fill="E7EFE9" w:color="auto" w:val="clear"/>
-            <w:tcMar>
-              <w:top w:type="dxa" w:w="40"/>
-              <w:left w:type="dxa" w:w="80"/>
-              <w:bottom w:type="dxa" w:w="40"/>
-              <w:right w:type="dxa" w:w="80"/>
-            </w:tcMar>
-          </w:tcPr>
-          <w:p>
-            <w:pPr>
-              <w:spacing w:line="240"/>
-            </w:pPr>
-            <w:r>
-              <w:rPr>
-                <w:rFonts w:ascii="Times New Roman" w:cs="Times New Roman" w:eastAsia="Times New Roman" w:hAnsi="Times New Roman"/>
-                <w:b/>
-                <w:bCs/>
+            <w:tcBorders>
+              <w:top w:val="single" w:color="000000" w:sz="4"/>
+              <w:left w:val="single" w:color="000000" w:sz="4"/>
+              <w:bottom w:val="double" w:color="000000" w:sz="6"/>
+              <w:right w:val="single" w:color="000000" w:sz="4"/>
+            </w:tcBorders>
+            <w:tcMar>
+              <w:top w:type="dxa" w:w="40"/>
+              <w:left w:type="dxa" w:w="80"/>
+              <w:bottom w:type="dxa" w:w="40"/>
+              <w:right w:type="dxa" w:w="80"/>
+            </w:tcMar>
+          </w:tcPr>
+          <w:p>
+            <w:pPr>
+              <w:spacing w:line="240"/>
+            </w:pPr>
+            <w:r>
+              <w:rPr>
+                <w:rFonts w:ascii="Times New Roman" w:cs="Times New Roman" w:eastAsia="Times New Roman" w:hAnsi="Times New Roman"/>
                 <w:sz w:val="24"/>
                 <w:szCs w:val="24"/>
               </w:rPr>
@@ -1697,23 +1761,26 @@
         <w:tc>
           <w:tcPr>
             <w:tcW w:type="dxa" w:w="3255"/>
-            <w:shd w:fill="E7EFE9" w:color="auto" w:val="clear"/>
-            <w:tcMar>
-              <w:top w:type="dxa" w:w="40"/>
-              <w:left w:type="dxa" w:w="80"/>
-              <w:bottom w:type="dxa" w:w="40"/>
-              <w:right w:type="dxa" w:w="80"/>
-            </w:tcMar>
-          </w:tcPr>
-          <w:p>
-            <w:pPr>
-              <w:spacing w:line="240"/>
-            </w:pPr>
-            <w:r>
-              <w:rPr>
-                <w:rFonts w:ascii="Times New Roman" w:cs="Times New Roman" w:eastAsia="Times New Roman" w:hAnsi="Times New Roman"/>
-                <w:b/>
-                <w:bCs/>
+            <w:tcBorders>
+              <w:top w:val="single" w:color="000000" w:sz="4"/>
+              <w:left w:val="single" w:color="000000" w:sz="4"/>
+              <w:bottom w:val="double" w:color="000000" w:sz="6"/>
+              <w:right w:val="single" w:color="000000" w:sz="4"/>
+            </w:tcBorders>
+            <w:tcMar>
+              <w:top w:type="dxa" w:w="40"/>
+              <w:left w:type="dxa" w:w="80"/>
+              <w:bottom w:type="dxa" w:w="40"/>
+              <w:right w:type="dxa" w:w="80"/>
+            </w:tcMar>
+          </w:tcPr>
+          <w:p>
+            <w:pPr>
+              <w:spacing w:line="240"/>
+            </w:pPr>
+            <w:r>
+              <w:rPr>
+                <w:rFonts w:ascii="Times New Roman" w:cs="Times New Roman" w:eastAsia="Times New Roman" w:hAnsi="Times New Roman"/>
                 <w:sz w:val="24"/>
                 <w:szCs w:val="24"/>
               </w:rPr>
@@ -1724,23 +1791,26 @@
         <w:tc>
           <w:tcPr>
             <w:tcW w:type="dxa" w:w="1900"/>
-            <w:shd w:fill="E7EFE9" w:color="auto" w:val="clear"/>
-            <w:tcMar>
-              <w:top w:type="dxa" w:w="40"/>
-              <w:left w:type="dxa" w:w="80"/>
-              <w:bottom w:type="dxa" w:w="40"/>
-              <w:right w:type="dxa" w:w="80"/>
-            </w:tcMar>
-          </w:tcPr>
-          <w:p>
-            <w:pPr>
-              <w:spacing w:line="240"/>
-            </w:pPr>
-            <w:r>
-              <w:rPr>
-                <w:rFonts w:ascii="Times New Roman" w:cs="Times New Roman" w:eastAsia="Times New Roman" w:hAnsi="Times New Roman"/>
-                <w:b/>
-                <w:bCs/>
+            <w:tcBorders>
+              <w:top w:val="single" w:color="000000" w:sz="4"/>
+              <w:left w:val="single" w:color="000000" w:sz="4"/>
+              <w:bottom w:val="double" w:color="000000" w:sz="6"/>
+              <w:right w:val="single" w:color="000000" w:sz="4"/>
+            </w:tcBorders>
+            <w:tcMar>
+              <w:top w:type="dxa" w:w="40"/>
+              <w:left w:type="dxa" w:w="80"/>
+              <w:bottom w:type="dxa" w:w="40"/>
+              <w:right w:type="dxa" w:w="80"/>
+            </w:tcMar>
+          </w:tcPr>
+          <w:p>
+            <w:pPr>
+              <w:spacing w:line="240"/>
+            </w:pPr>
+            <w:r>
+              <w:rPr>
+                <w:rFonts w:ascii="Times New Roman" w:cs="Times New Roman" w:eastAsia="Times New Roman" w:hAnsi="Times New Roman"/>
                 <w:sz w:val="24"/>
                 <w:szCs w:val="24"/>
               </w:rPr>
@@ -1753,22 +1823,26 @@
         <w:tc>
           <w:tcPr>
             <w:tcW w:type="dxa" w:w="600"/>
-            <w:tcMar>
-              <w:top w:type="dxa" w:w="40"/>
-              <w:left w:type="dxa" w:w="80"/>
-              <w:bottom w:type="dxa" w:w="40"/>
-              <w:right w:type="dxa" w:w="80"/>
-            </w:tcMar>
-          </w:tcPr>
-          <w:p>
-            <w:pPr>
-              <w:spacing w:line="240"/>
-            </w:pPr>
-            <w:r>
-              <w:rPr>
-                <w:rFonts w:ascii="Times New Roman" w:cs="Times New Roman" w:eastAsia="Times New Roman" w:hAnsi="Times New Roman"/>
-                <w:b w:val="false"/>
-                <w:bCs w:val="false"/>
+            <w:tcBorders>
+              <w:top w:val="double" w:color="000000" w:sz="6"/>
+              <w:left w:val="single" w:color="000000" w:sz="4"/>
+              <w:bottom w:val="single" w:color="000000" w:sz="4"/>
+              <w:right w:val="single" w:color="000000" w:sz="4"/>
+            </w:tcBorders>
+            <w:tcMar>
+              <w:top w:type="dxa" w:w="40"/>
+              <w:left w:type="dxa" w:w="80"/>
+              <w:bottom w:type="dxa" w:w="40"/>
+              <w:right w:type="dxa" w:w="80"/>
+            </w:tcMar>
+          </w:tcPr>
+          <w:p>
+            <w:pPr>
+              <w:spacing w:line="240"/>
+            </w:pPr>
+            <w:r>
+              <w:rPr>
+                <w:rFonts w:ascii="Times New Roman" w:cs="Times New Roman" w:eastAsia="Times New Roman" w:hAnsi="Times New Roman"/>
                 <w:sz w:val="24"/>
                 <w:szCs w:val="24"/>
               </w:rPr>
@@ -1779,22 +1853,26 @@
         <w:tc>
           <w:tcPr>
             <w:tcW w:type="dxa" w:w="3600"/>
-            <w:tcMar>
-              <w:top w:type="dxa" w:w="40"/>
-              <w:left w:type="dxa" w:w="80"/>
-              <w:bottom w:type="dxa" w:w="40"/>
-              <w:right w:type="dxa" w:w="80"/>
-            </w:tcMar>
-          </w:tcPr>
-          <w:p>
-            <w:pPr>
-              <w:spacing w:line="240"/>
-            </w:pPr>
-            <w:r>
-              <w:rPr>
-                <w:rFonts w:ascii="Times New Roman" w:cs="Times New Roman" w:eastAsia="Times New Roman" w:hAnsi="Times New Roman"/>
-                <w:b w:val="false"/>
-                <w:bCs w:val="false"/>
+            <w:tcBorders>
+              <w:top w:val="double" w:color="000000" w:sz="6"/>
+              <w:left w:val="single" w:color="000000" w:sz="4"/>
+              <w:bottom w:val="single" w:color="000000" w:sz="4"/>
+              <w:right w:val="single" w:color="000000" w:sz="4"/>
+            </w:tcBorders>
+            <w:tcMar>
+              <w:top w:type="dxa" w:w="40"/>
+              <w:left w:type="dxa" w:w="80"/>
+              <w:bottom w:type="dxa" w:w="40"/>
+              <w:right w:type="dxa" w:w="80"/>
+            </w:tcMar>
+          </w:tcPr>
+          <w:p>
+            <w:pPr>
+              <w:spacing w:line="240"/>
+            </w:pPr>
+            <w:r>
+              <w:rPr>
+                <w:rFonts w:ascii="Times New Roman" w:cs="Times New Roman" w:eastAsia="Times New Roman" w:hAnsi="Times New Roman"/>
                 <w:sz w:val="24"/>
                 <w:szCs w:val="24"/>
               </w:rPr>
@@ -1805,22 +1883,26 @@
         <w:tc>
           <w:tcPr>
             <w:tcW w:type="dxa" w:w="3255"/>
-            <w:tcMar>
-              <w:top w:type="dxa" w:w="40"/>
-              <w:left w:type="dxa" w:w="80"/>
-              <w:bottom w:type="dxa" w:w="40"/>
-              <w:right w:type="dxa" w:w="80"/>
-            </w:tcMar>
-          </w:tcPr>
-          <w:p>
-            <w:pPr>
-              <w:spacing w:line="240"/>
-            </w:pPr>
-            <w:r>
-              <w:rPr>
-                <w:rFonts w:ascii="Times New Roman" w:cs="Times New Roman" w:eastAsia="Times New Roman" w:hAnsi="Times New Roman"/>
-                <w:b w:val="false"/>
-                <w:bCs w:val="false"/>
+            <w:tcBorders>
+              <w:top w:val="double" w:color="000000" w:sz="6"/>
+              <w:left w:val="single" w:color="000000" w:sz="4"/>
+              <w:bottom w:val="single" w:color="000000" w:sz="4"/>
+              <w:right w:val="single" w:color="000000" w:sz="4"/>
+            </w:tcBorders>
+            <w:tcMar>
+              <w:top w:type="dxa" w:w="40"/>
+              <w:left w:type="dxa" w:w="80"/>
+              <w:bottom w:type="dxa" w:w="40"/>
+              <w:right w:type="dxa" w:w="80"/>
+            </w:tcMar>
+          </w:tcPr>
+          <w:p>
+            <w:pPr>
+              <w:spacing w:line="240"/>
+            </w:pPr>
+            <w:r>
+              <w:rPr>
+                <w:rFonts w:ascii="Times New Roman" w:cs="Times New Roman" w:eastAsia="Times New Roman" w:hAnsi="Times New Roman"/>
                 <w:sz w:val="24"/>
                 <w:szCs w:val="24"/>
               </w:rPr>
@@ -1831,22 +1913,26 @@
         <w:tc>
           <w:tcPr>
             <w:tcW w:type="dxa" w:w="1900"/>
-            <w:tcMar>
-              <w:top w:type="dxa" w:w="40"/>
-              <w:left w:type="dxa" w:w="80"/>
-              <w:bottom w:type="dxa" w:w="40"/>
-              <w:right w:type="dxa" w:w="80"/>
-            </w:tcMar>
-          </w:tcPr>
-          <w:p>
-            <w:pPr>
-              <w:spacing w:line="240"/>
-            </w:pPr>
-            <w:r>
-              <w:rPr>
-                <w:rFonts w:ascii="Times New Roman" w:cs="Times New Roman" w:eastAsia="Times New Roman" w:hAnsi="Times New Roman"/>
-                <w:b w:val="false"/>
-                <w:bCs w:val="false"/>
+            <w:tcBorders>
+              <w:top w:val="double" w:color="000000" w:sz="6"/>
+              <w:left w:val="single" w:color="000000" w:sz="4"/>
+              <w:bottom w:val="single" w:color="000000" w:sz="4"/>
+              <w:right w:val="single" w:color="000000" w:sz="4"/>
+            </w:tcBorders>
+            <w:tcMar>
+              <w:top w:type="dxa" w:w="40"/>
+              <w:left w:type="dxa" w:w="80"/>
+              <w:bottom w:type="dxa" w:w="40"/>
+              <w:right w:type="dxa" w:w="80"/>
+            </w:tcMar>
+          </w:tcPr>
+          <w:p>
+            <w:pPr>
+              <w:spacing w:line="240"/>
+            </w:pPr>
+            <w:r>
+              <w:rPr>
+                <w:rFonts w:ascii="Times New Roman" w:cs="Times New Roman" w:eastAsia="Times New Roman" w:hAnsi="Times New Roman"/>
                 <w:sz w:val="24"/>
                 <w:szCs w:val="24"/>
               </w:rPr>
@@ -1859,22 +1945,26 @@
         <w:tc>
           <w:tcPr>
             <w:tcW w:type="dxa" w:w="600"/>
-            <w:tcMar>
-              <w:top w:type="dxa" w:w="40"/>
-              <w:left w:type="dxa" w:w="80"/>
-              <w:bottom w:type="dxa" w:w="40"/>
-              <w:right w:type="dxa" w:w="80"/>
-            </w:tcMar>
-          </w:tcPr>
-          <w:p>
-            <w:pPr>
-              <w:spacing w:line="240"/>
-            </w:pPr>
-            <w:r>
-              <w:rPr>
-                <w:rFonts w:ascii="Times New Roman" w:cs="Times New Roman" w:eastAsia="Times New Roman" w:hAnsi="Times New Roman"/>
-                <w:b w:val="false"/>
-                <w:bCs w:val="false"/>
+            <w:tcBorders>
+              <w:top w:val="single" w:color="000000" w:sz="4"/>
+              <w:left w:val="single" w:color="000000" w:sz="4"/>
+              <w:bottom w:val="single" w:color="000000" w:sz="4"/>
+              <w:right w:val="single" w:color="000000" w:sz="4"/>
+            </w:tcBorders>
+            <w:tcMar>
+              <w:top w:type="dxa" w:w="40"/>
+              <w:left w:type="dxa" w:w="80"/>
+              <w:bottom w:type="dxa" w:w="40"/>
+              <w:right w:type="dxa" w:w="80"/>
+            </w:tcMar>
+          </w:tcPr>
+          <w:p>
+            <w:pPr>
+              <w:spacing w:line="240"/>
+            </w:pPr>
+            <w:r>
+              <w:rPr>
+                <w:rFonts w:ascii="Times New Roman" w:cs="Times New Roman" w:eastAsia="Times New Roman" w:hAnsi="Times New Roman"/>
                 <w:sz w:val="24"/>
                 <w:szCs w:val="24"/>
               </w:rPr>
@@ -1885,22 +1975,26 @@
         <w:tc>
           <w:tcPr>
             <w:tcW w:type="dxa" w:w="3600"/>
-            <w:tcMar>
-              <w:top w:type="dxa" w:w="40"/>
-              <w:left w:type="dxa" w:w="80"/>
-              <w:bottom w:type="dxa" w:w="40"/>
-              <w:right w:type="dxa" w:w="80"/>
-            </w:tcMar>
-          </w:tcPr>
-          <w:p>
-            <w:pPr>
-              <w:spacing w:line="240"/>
-            </w:pPr>
-            <w:r>
-              <w:rPr>
-                <w:rFonts w:ascii="Times New Roman" w:cs="Times New Roman" w:eastAsia="Times New Roman" w:hAnsi="Times New Roman"/>
-                <w:b w:val="false"/>
-                <w:bCs w:val="false"/>
+            <w:tcBorders>
+              <w:top w:val="single" w:color="000000" w:sz="4"/>
+              <w:left w:val="single" w:color="000000" w:sz="4"/>
+              <w:bottom w:val="single" w:color="000000" w:sz="4"/>
+              <w:right w:val="single" w:color="000000" w:sz="4"/>
+            </w:tcBorders>
+            <w:tcMar>
+              <w:top w:type="dxa" w:w="40"/>
+              <w:left w:type="dxa" w:w="80"/>
+              <w:bottom w:type="dxa" w:w="40"/>
+              <w:right w:type="dxa" w:w="80"/>
+            </w:tcMar>
+          </w:tcPr>
+          <w:p>
+            <w:pPr>
+              <w:spacing w:line="240"/>
+            </w:pPr>
+            <w:r>
+              <w:rPr>
+                <w:rFonts w:ascii="Times New Roman" w:cs="Times New Roman" w:eastAsia="Times New Roman" w:hAnsi="Times New Roman"/>
                 <w:sz w:val="24"/>
                 <w:szCs w:val="24"/>
               </w:rPr>
@@ -1911,22 +2005,26 @@
         <w:tc>
           <w:tcPr>
             <w:tcW w:type="dxa" w:w="3255"/>
-            <w:tcMar>
-              <w:top w:type="dxa" w:w="40"/>
-              <w:left w:type="dxa" w:w="80"/>
-              <w:bottom w:type="dxa" w:w="40"/>
-              <w:right w:type="dxa" w:w="80"/>
-            </w:tcMar>
-          </w:tcPr>
-          <w:p>
-            <w:pPr>
-              <w:spacing w:line="240"/>
-            </w:pPr>
-            <w:r>
-              <w:rPr>
-                <w:rFonts w:ascii="Times New Roman" w:cs="Times New Roman" w:eastAsia="Times New Roman" w:hAnsi="Times New Roman"/>
-                <w:b w:val="false"/>
-                <w:bCs w:val="false"/>
+            <w:tcBorders>
+              <w:top w:val="single" w:color="000000" w:sz="4"/>
+              <w:left w:val="single" w:color="000000" w:sz="4"/>
+              <w:bottom w:val="single" w:color="000000" w:sz="4"/>
+              <w:right w:val="single" w:color="000000" w:sz="4"/>
+            </w:tcBorders>
+            <w:tcMar>
+              <w:top w:type="dxa" w:w="40"/>
+              <w:left w:type="dxa" w:w="80"/>
+              <w:bottom w:type="dxa" w:w="40"/>
+              <w:right w:type="dxa" w:w="80"/>
+            </w:tcMar>
+          </w:tcPr>
+          <w:p>
+            <w:pPr>
+              <w:spacing w:line="240"/>
+            </w:pPr>
+            <w:r>
+              <w:rPr>
+                <w:rFonts w:ascii="Times New Roman" w:cs="Times New Roman" w:eastAsia="Times New Roman" w:hAnsi="Times New Roman"/>
                 <w:sz w:val="24"/>
                 <w:szCs w:val="24"/>
               </w:rPr>
@@ -1937,22 +2035,26 @@
         <w:tc>
           <w:tcPr>
             <w:tcW w:type="dxa" w:w="1900"/>
-            <w:tcMar>
-              <w:top w:type="dxa" w:w="40"/>
-              <w:left w:type="dxa" w:w="80"/>
-              <w:bottom w:type="dxa" w:w="40"/>
-              <w:right w:type="dxa" w:w="80"/>
-            </w:tcMar>
-          </w:tcPr>
-          <w:p>
-            <w:pPr>
-              <w:spacing w:line="240"/>
-            </w:pPr>
-            <w:r>
-              <w:rPr>
-                <w:rFonts w:ascii="Times New Roman" w:cs="Times New Roman" w:eastAsia="Times New Roman" w:hAnsi="Times New Roman"/>
-                <w:b w:val="false"/>
-                <w:bCs w:val="false"/>
+            <w:tcBorders>
+              <w:top w:val="single" w:color="000000" w:sz="4"/>
+              <w:left w:val="single" w:color="000000" w:sz="4"/>
+              <w:bottom w:val="single" w:color="000000" w:sz="4"/>
+              <w:right w:val="single" w:color="000000" w:sz="4"/>
+            </w:tcBorders>
+            <w:tcMar>
+              <w:top w:type="dxa" w:w="40"/>
+              <w:left w:type="dxa" w:w="80"/>
+              <w:bottom w:type="dxa" w:w="40"/>
+              <w:right w:type="dxa" w:w="80"/>
+            </w:tcMar>
+          </w:tcPr>
+          <w:p>
+            <w:pPr>
+              <w:spacing w:line="240"/>
+            </w:pPr>
+            <w:r>
+              <w:rPr>
+                <w:rFonts w:ascii="Times New Roman" w:cs="Times New Roman" w:eastAsia="Times New Roman" w:hAnsi="Times New Roman"/>
                 <w:sz w:val="24"/>
                 <w:szCs w:val="24"/>
               </w:rPr>
@@ -1965,22 +2067,26 @@
         <w:tc>
           <w:tcPr>
             <w:tcW w:type="dxa" w:w="600"/>
-            <w:tcMar>
-              <w:top w:type="dxa" w:w="40"/>
-              <w:left w:type="dxa" w:w="80"/>
-              <w:bottom w:type="dxa" w:w="40"/>
-              <w:right w:type="dxa" w:w="80"/>
-            </w:tcMar>
-          </w:tcPr>
-          <w:p>
-            <w:pPr>
-              <w:spacing w:line="240"/>
-            </w:pPr>
-            <w:r>
-              <w:rPr>
-                <w:rFonts w:ascii="Times New Roman" w:cs="Times New Roman" w:eastAsia="Times New Roman" w:hAnsi="Times New Roman"/>
-                <w:b w:val="false"/>
-                <w:bCs w:val="false"/>
+            <w:tcBorders>
+              <w:top w:val="single" w:color="000000" w:sz="4"/>
+              <w:left w:val="single" w:color="000000" w:sz="4"/>
+              <w:bottom w:val="single" w:color="000000" w:sz="4"/>
+              <w:right w:val="single" w:color="000000" w:sz="4"/>
+            </w:tcBorders>
+            <w:tcMar>
+              <w:top w:type="dxa" w:w="40"/>
+              <w:left w:type="dxa" w:w="80"/>
+              <w:bottom w:type="dxa" w:w="40"/>
+              <w:right w:type="dxa" w:w="80"/>
+            </w:tcMar>
+          </w:tcPr>
+          <w:p>
+            <w:pPr>
+              <w:spacing w:line="240"/>
+            </w:pPr>
+            <w:r>
+              <w:rPr>
+                <w:rFonts w:ascii="Times New Roman" w:cs="Times New Roman" w:eastAsia="Times New Roman" w:hAnsi="Times New Roman"/>
                 <w:sz w:val="24"/>
                 <w:szCs w:val="24"/>
               </w:rPr>
@@ -1991,22 +2097,26 @@
         <w:tc>
           <w:tcPr>
             <w:tcW w:type="dxa" w:w="3600"/>
-            <w:tcMar>
-              <w:top w:type="dxa" w:w="40"/>
-              <w:left w:type="dxa" w:w="80"/>
-              <w:bottom w:type="dxa" w:w="40"/>
-              <w:right w:type="dxa" w:w="80"/>
-            </w:tcMar>
-          </w:tcPr>
-          <w:p>
-            <w:pPr>
-              <w:spacing w:line="240"/>
-            </w:pPr>
-            <w:r>
-              <w:rPr>
-                <w:rFonts w:ascii="Times New Roman" w:cs="Times New Roman" w:eastAsia="Times New Roman" w:hAnsi="Times New Roman"/>
-                <w:b w:val="false"/>
-                <w:bCs w:val="false"/>
+            <w:tcBorders>
+              <w:top w:val="single" w:color="000000" w:sz="4"/>
+              <w:left w:val="single" w:color="000000" w:sz="4"/>
+              <w:bottom w:val="single" w:color="000000" w:sz="4"/>
+              <w:right w:val="single" w:color="000000" w:sz="4"/>
+            </w:tcBorders>
+            <w:tcMar>
+              <w:top w:type="dxa" w:w="40"/>
+              <w:left w:type="dxa" w:w="80"/>
+              <w:bottom w:type="dxa" w:w="40"/>
+              <w:right w:type="dxa" w:w="80"/>
+            </w:tcMar>
+          </w:tcPr>
+          <w:p>
+            <w:pPr>
+              <w:spacing w:line="240"/>
+            </w:pPr>
+            <w:r>
+              <w:rPr>
+                <w:rFonts w:ascii="Times New Roman" w:cs="Times New Roman" w:eastAsia="Times New Roman" w:hAnsi="Times New Roman"/>
                 <w:sz w:val="24"/>
                 <w:szCs w:val="24"/>
               </w:rPr>
@@ -2017,22 +2127,26 @@
         <w:tc>
           <w:tcPr>
             <w:tcW w:type="dxa" w:w="3255"/>
-            <w:tcMar>
-              <w:top w:type="dxa" w:w="40"/>
-              <w:left w:type="dxa" w:w="80"/>
-              <w:bottom w:type="dxa" w:w="40"/>
-              <w:right w:type="dxa" w:w="80"/>
-            </w:tcMar>
-          </w:tcPr>
-          <w:p>
-            <w:pPr>
-              <w:spacing w:line="240"/>
-            </w:pPr>
-            <w:r>
-              <w:rPr>
-                <w:rFonts w:ascii="Times New Roman" w:cs="Times New Roman" w:eastAsia="Times New Roman" w:hAnsi="Times New Roman"/>
-                <w:b w:val="false"/>
-                <w:bCs w:val="false"/>
+            <w:tcBorders>
+              <w:top w:val="single" w:color="000000" w:sz="4"/>
+              <w:left w:val="single" w:color="000000" w:sz="4"/>
+              <w:bottom w:val="single" w:color="000000" w:sz="4"/>
+              <w:right w:val="single" w:color="000000" w:sz="4"/>
+            </w:tcBorders>
+            <w:tcMar>
+              <w:top w:type="dxa" w:w="40"/>
+              <w:left w:type="dxa" w:w="80"/>
+              <w:bottom w:type="dxa" w:w="40"/>
+              <w:right w:type="dxa" w:w="80"/>
+            </w:tcMar>
+          </w:tcPr>
+          <w:p>
+            <w:pPr>
+              <w:spacing w:line="240"/>
+            </w:pPr>
+            <w:r>
+              <w:rPr>
+                <w:rFonts w:ascii="Times New Roman" w:cs="Times New Roman" w:eastAsia="Times New Roman" w:hAnsi="Times New Roman"/>
                 <w:sz w:val="24"/>
                 <w:szCs w:val="24"/>
               </w:rPr>
@@ -2043,22 +2157,26 @@
         <w:tc>
           <w:tcPr>
             <w:tcW w:type="dxa" w:w="1900"/>
-            <w:tcMar>
-              <w:top w:type="dxa" w:w="40"/>
-              <w:left w:type="dxa" w:w="80"/>
-              <w:bottom w:type="dxa" w:w="40"/>
-              <w:right w:type="dxa" w:w="80"/>
-            </w:tcMar>
-          </w:tcPr>
-          <w:p>
-            <w:pPr>
-              <w:spacing w:line="240"/>
-            </w:pPr>
-            <w:r>
-              <w:rPr>
-                <w:rFonts w:ascii="Times New Roman" w:cs="Times New Roman" w:eastAsia="Times New Roman" w:hAnsi="Times New Roman"/>
-                <w:b w:val="false"/>
-                <w:bCs w:val="false"/>
+            <w:tcBorders>
+              <w:top w:val="single" w:color="000000" w:sz="4"/>
+              <w:left w:val="single" w:color="000000" w:sz="4"/>
+              <w:bottom w:val="single" w:color="000000" w:sz="4"/>
+              <w:right w:val="single" w:color="000000" w:sz="4"/>
+            </w:tcBorders>
+            <w:tcMar>
+              <w:top w:type="dxa" w:w="40"/>
+              <w:left w:type="dxa" w:w="80"/>
+              <w:bottom w:type="dxa" w:w="40"/>
+              <w:right w:type="dxa" w:w="80"/>
+            </w:tcMar>
+          </w:tcPr>
+          <w:p>
+            <w:pPr>
+              <w:spacing w:line="240"/>
+            </w:pPr>
+            <w:r>
+              <w:rPr>
+                <w:rFonts w:ascii="Times New Roman" w:cs="Times New Roman" w:eastAsia="Times New Roman" w:hAnsi="Times New Roman"/>
                 <w:sz w:val="24"/>
                 <w:szCs w:val="24"/>
               </w:rPr>
@@ -2071,22 +2189,26 @@
         <w:tc>
           <w:tcPr>
             <w:tcW w:type="dxa" w:w="600"/>
-            <w:tcMar>
-              <w:top w:type="dxa" w:w="40"/>
-              <w:left w:type="dxa" w:w="80"/>
-              <w:bottom w:type="dxa" w:w="40"/>
-              <w:right w:type="dxa" w:w="80"/>
-            </w:tcMar>
-          </w:tcPr>
-          <w:p>
-            <w:pPr>
-              <w:spacing w:line="240"/>
-            </w:pPr>
-            <w:r>
-              <w:rPr>
-                <w:rFonts w:ascii="Times New Roman" w:cs="Times New Roman" w:eastAsia="Times New Roman" w:hAnsi="Times New Roman"/>
-                <w:b w:val="false"/>
-                <w:bCs w:val="false"/>
+            <w:tcBorders>
+              <w:top w:val="single" w:color="000000" w:sz="4"/>
+              <w:left w:val="single" w:color="000000" w:sz="4"/>
+              <w:bottom w:val="single" w:color="000000" w:sz="4"/>
+              <w:right w:val="single" w:color="000000" w:sz="4"/>
+            </w:tcBorders>
+            <w:tcMar>
+              <w:top w:type="dxa" w:w="40"/>
+              <w:left w:type="dxa" w:w="80"/>
+              <w:bottom w:type="dxa" w:w="40"/>
+              <w:right w:type="dxa" w:w="80"/>
+            </w:tcMar>
+          </w:tcPr>
+          <w:p>
+            <w:pPr>
+              <w:spacing w:line="240"/>
+            </w:pPr>
+            <w:r>
+              <w:rPr>
+                <w:rFonts w:ascii="Times New Roman" w:cs="Times New Roman" w:eastAsia="Times New Roman" w:hAnsi="Times New Roman"/>
                 <w:sz w:val="24"/>
                 <w:szCs w:val="24"/>
               </w:rPr>
@@ -2097,22 +2219,26 @@
         <w:tc>
           <w:tcPr>
             <w:tcW w:type="dxa" w:w="3600"/>
-            <w:tcMar>
-              <w:top w:type="dxa" w:w="40"/>
-              <w:left w:type="dxa" w:w="80"/>
-              <w:bottom w:type="dxa" w:w="40"/>
-              <w:right w:type="dxa" w:w="80"/>
-            </w:tcMar>
-          </w:tcPr>
-          <w:p>
-            <w:pPr>
-              <w:spacing w:line="240"/>
-            </w:pPr>
-            <w:r>
-              <w:rPr>
-                <w:rFonts w:ascii="Times New Roman" w:cs="Times New Roman" w:eastAsia="Times New Roman" w:hAnsi="Times New Roman"/>
-                <w:b w:val="false"/>
-                <w:bCs w:val="false"/>
+            <w:tcBorders>
+              <w:top w:val="single" w:color="000000" w:sz="4"/>
+              <w:left w:val="single" w:color="000000" w:sz="4"/>
+              <w:bottom w:val="single" w:color="000000" w:sz="4"/>
+              <w:right w:val="single" w:color="000000" w:sz="4"/>
+            </w:tcBorders>
+            <w:tcMar>
+              <w:top w:type="dxa" w:w="40"/>
+              <w:left w:type="dxa" w:w="80"/>
+              <w:bottom w:type="dxa" w:w="40"/>
+              <w:right w:type="dxa" w:w="80"/>
+            </w:tcMar>
+          </w:tcPr>
+          <w:p>
+            <w:pPr>
+              <w:spacing w:line="240"/>
+            </w:pPr>
+            <w:r>
+              <w:rPr>
+                <w:rFonts w:ascii="Times New Roman" w:cs="Times New Roman" w:eastAsia="Times New Roman" w:hAnsi="Times New Roman"/>
                 <w:sz w:val="24"/>
                 <w:szCs w:val="24"/>
               </w:rPr>
@@ -2123,22 +2249,26 @@
         <w:tc>
           <w:tcPr>
             <w:tcW w:type="dxa" w:w="3255"/>
-            <w:tcMar>
-              <w:top w:type="dxa" w:w="40"/>
-              <w:left w:type="dxa" w:w="80"/>
-              <w:bottom w:type="dxa" w:w="40"/>
-              <w:right w:type="dxa" w:w="80"/>
-            </w:tcMar>
-          </w:tcPr>
-          <w:p>
-            <w:pPr>
-              <w:spacing w:line="240"/>
-            </w:pPr>
-            <w:r>
-              <w:rPr>
-                <w:rFonts w:ascii="Times New Roman" w:cs="Times New Roman" w:eastAsia="Times New Roman" w:hAnsi="Times New Roman"/>
-                <w:b w:val="false"/>
-                <w:bCs w:val="false"/>
+            <w:tcBorders>
+              <w:top w:val="single" w:color="000000" w:sz="4"/>
+              <w:left w:val="single" w:color="000000" w:sz="4"/>
+              <w:bottom w:val="single" w:color="000000" w:sz="4"/>
+              <w:right w:val="single" w:color="000000" w:sz="4"/>
+            </w:tcBorders>
+            <w:tcMar>
+              <w:top w:type="dxa" w:w="40"/>
+              <w:left w:type="dxa" w:w="80"/>
+              <w:bottom w:type="dxa" w:w="40"/>
+              <w:right w:type="dxa" w:w="80"/>
+            </w:tcMar>
+          </w:tcPr>
+          <w:p>
+            <w:pPr>
+              <w:spacing w:line="240"/>
+            </w:pPr>
+            <w:r>
+              <w:rPr>
+                <w:rFonts w:ascii="Times New Roman" w:cs="Times New Roman" w:eastAsia="Times New Roman" w:hAnsi="Times New Roman"/>
                 <w:sz w:val="24"/>
                 <w:szCs w:val="24"/>
               </w:rPr>
@@ -2149,22 +2279,26 @@
         <w:tc>
           <w:tcPr>
             <w:tcW w:type="dxa" w:w="1900"/>
-            <w:tcMar>
-              <w:top w:type="dxa" w:w="40"/>
-              <w:left w:type="dxa" w:w="80"/>
-              <w:bottom w:type="dxa" w:w="40"/>
-              <w:right w:type="dxa" w:w="80"/>
-            </w:tcMar>
-          </w:tcPr>
-          <w:p>
-            <w:pPr>
-              <w:spacing w:line="240"/>
-            </w:pPr>
-            <w:r>
-              <w:rPr>
-                <w:rFonts w:ascii="Times New Roman" w:cs="Times New Roman" w:eastAsia="Times New Roman" w:hAnsi="Times New Roman"/>
-                <w:b w:val="false"/>
-                <w:bCs w:val="false"/>
+            <w:tcBorders>
+              <w:top w:val="single" w:color="000000" w:sz="4"/>
+              <w:left w:val="single" w:color="000000" w:sz="4"/>
+              <w:bottom w:val="single" w:color="000000" w:sz="4"/>
+              <w:right w:val="single" w:color="000000" w:sz="4"/>
+            </w:tcBorders>
+            <w:tcMar>
+              <w:top w:type="dxa" w:w="40"/>
+              <w:left w:type="dxa" w:w="80"/>
+              <w:bottom w:type="dxa" w:w="40"/>
+              <w:right w:type="dxa" w:w="80"/>
+            </w:tcMar>
+          </w:tcPr>
+          <w:p>
+            <w:pPr>
+              <w:spacing w:line="240"/>
+            </w:pPr>
+            <w:r>
+              <w:rPr>
+                <w:rFonts w:ascii="Times New Roman" w:cs="Times New Roman" w:eastAsia="Times New Roman" w:hAnsi="Times New Roman"/>
                 <w:sz w:val="24"/>
                 <w:szCs w:val="24"/>
               </w:rPr>
@@ -2177,22 +2311,26 @@
         <w:tc>
           <w:tcPr>
             <w:tcW w:type="dxa" w:w="600"/>
-            <w:tcMar>
-              <w:top w:type="dxa" w:w="40"/>
-              <w:left w:type="dxa" w:w="80"/>
-              <w:bottom w:type="dxa" w:w="40"/>
-              <w:right w:type="dxa" w:w="80"/>
-            </w:tcMar>
-          </w:tcPr>
-          <w:p>
-            <w:pPr>
-              <w:spacing w:line="240"/>
-            </w:pPr>
-            <w:r>
-              <w:rPr>
-                <w:rFonts w:ascii="Times New Roman" w:cs="Times New Roman" w:eastAsia="Times New Roman" w:hAnsi="Times New Roman"/>
-                <w:b w:val="false"/>
-                <w:bCs w:val="false"/>
+            <w:tcBorders>
+              <w:top w:val="single" w:color="000000" w:sz="4"/>
+              <w:left w:val="single" w:color="000000" w:sz="4"/>
+              <w:bottom w:val="single" w:color="000000" w:sz="4"/>
+              <w:right w:val="single" w:color="000000" w:sz="4"/>
+            </w:tcBorders>
+            <w:tcMar>
+              <w:top w:type="dxa" w:w="40"/>
+              <w:left w:type="dxa" w:w="80"/>
+              <w:bottom w:type="dxa" w:w="40"/>
+              <w:right w:type="dxa" w:w="80"/>
+            </w:tcMar>
+          </w:tcPr>
+          <w:p>
+            <w:pPr>
+              <w:spacing w:line="240"/>
+            </w:pPr>
+            <w:r>
+              <w:rPr>
+                <w:rFonts w:ascii="Times New Roman" w:cs="Times New Roman" w:eastAsia="Times New Roman" w:hAnsi="Times New Roman"/>
                 <w:sz w:val="24"/>
                 <w:szCs w:val="24"/>
               </w:rPr>
@@ -2203,22 +2341,26 @@
         <w:tc>
           <w:tcPr>
             <w:tcW w:type="dxa" w:w="3600"/>
-            <w:tcMar>
-              <w:top w:type="dxa" w:w="40"/>
-              <w:left w:type="dxa" w:w="80"/>
-              <w:bottom w:type="dxa" w:w="40"/>
-              <w:right w:type="dxa" w:w="80"/>
-            </w:tcMar>
-          </w:tcPr>
-          <w:p>
-            <w:pPr>
-              <w:spacing w:line="240"/>
-            </w:pPr>
-            <w:r>
-              <w:rPr>
-                <w:rFonts w:ascii="Times New Roman" w:cs="Times New Roman" w:eastAsia="Times New Roman" w:hAnsi="Times New Roman"/>
-                <w:b w:val="false"/>
-                <w:bCs w:val="false"/>
+            <w:tcBorders>
+              <w:top w:val="single" w:color="000000" w:sz="4"/>
+              <w:left w:val="single" w:color="000000" w:sz="4"/>
+              <w:bottom w:val="single" w:color="000000" w:sz="4"/>
+              <w:right w:val="single" w:color="000000" w:sz="4"/>
+            </w:tcBorders>
+            <w:tcMar>
+              <w:top w:type="dxa" w:w="40"/>
+              <w:left w:type="dxa" w:w="80"/>
+              <w:bottom w:type="dxa" w:w="40"/>
+              <w:right w:type="dxa" w:w="80"/>
+            </w:tcMar>
+          </w:tcPr>
+          <w:p>
+            <w:pPr>
+              <w:spacing w:line="240"/>
+            </w:pPr>
+            <w:r>
+              <w:rPr>
+                <w:rFonts w:ascii="Times New Roman" w:cs="Times New Roman" w:eastAsia="Times New Roman" w:hAnsi="Times New Roman"/>
                 <w:sz w:val="24"/>
                 <w:szCs w:val="24"/>
               </w:rPr>
@@ -2229,22 +2371,26 @@
         <w:tc>
           <w:tcPr>
             <w:tcW w:type="dxa" w:w="3255"/>
-            <w:tcMar>
-              <w:top w:type="dxa" w:w="40"/>
-              <w:left w:type="dxa" w:w="80"/>
-              <w:bottom w:type="dxa" w:w="40"/>
-              <w:right w:type="dxa" w:w="80"/>
-            </w:tcMar>
-          </w:tcPr>
-          <w:p>
-            <w:pPr>
-              <w:spacing w:line="240"/>
-            </w:pPr>
-            <w:r>
-              <w:rPr>
-                <w:rFonts w:ascii="Times New Roman" w:cs="Times New Roman" w:eastAsia="Times New Roman" w:hAnsi="Times New Roman"/>
-                <w:b w:val="false"/>
-                <w:bCs w:val="false"/>
+            <w:tcBorders>
+              <w:top w:val="single" w:color="000000" w:sz="4"/>
+              <w:left w:val="single" w:color="000000" w:sz="4"/>
+              <w:bottom w:val="single" w:color="000000" w:sz="4"/>
+              <w:right w:val="single" w:color="000000" w:sz="4"/>
+            </w:tcBorders>
+            <w:tcMar>
+              <w:top w:type="dxa" w:w="40"/>
+              <w:left w:type="dxa" w:w="80"/>
+              <w:bottom w:type="dxa" w:w="40"/>
+              <w:right w:type="dxa" w:w="80"/>
+            </w:tcMar>
+          </w:tcPr>
+          <w:p>
+            <w:pPr>
+              <w:spacing w:line="240"/>
+            </w:pPr>
+            <w:r>
+              <w:rPr>
+                <w:rFonts w:ascii="Times New Roman" w:cs="Times New Roman" w:eastAsia="Times New Roman" w:hAnsi="Times New Roman"/>
                 <w:sz w:val="24"/>
                 <w:szCs w:val="24"/>
               </w:rPr>
@@ -2255,22 +2401,26 @@
         <w:tc>
           <w:tcPr>
             <w:tcW w:type="dxa" w:w="1900"/>
-            <w:tcMar>
-              <w:top w:type="dxa" w:w="40"/>
-              <w:left w:type="dxa" w:w="80"/>
-              <w:bottom w:type="dxa" w:w="40"/>
-              <w:right w:type="dxa" w:w="80"/>
-            </w:tcMar>
-          </w:tcPr>
-          <w:p>
-            <w:pPr>
-              <w:spacing w:line="240"/>
-            </w:pPr>
-            <w:r>
-              <w:rPr>
-                <w:rFonts w:ascii="Times New Roman" w:cs="Times New Roman" w:eastAsia="Times New Roman" w:hAnsi="Times New Roman"/>
-                <w:b w:val="false"/>
-                <w:bCs w:val="false"/>
+            <w:tcBorders>
+              <w:top w:val="single" w:color="000000" w:sz="4"/>
+              <w:left w:val="single" w:color="000000" w:sz="4"/>
+              <w:bottom w:val="single" w:color="000000" w:sz="4"/>
+              <w:right w:val="single" w:color="000000" w:sz="4"/>
+            </w:tcBorders>
+            <w:tcMar>
+              <w:top w:type="dxa" w:w="40"/>
+              <w:left w:type="dxa" w:w="80"/>
+              <w:bottom w:type="dxa" w:w="40"/>
+              <w:right w:type="dxa" w:w="80"/>
+            </w:tcMar>
+          </w:tcPr>
+          <w:p>
+            <w:pPr>
+              <w:spacing w:line="240"/>
+            </w:pPr>
+            <w:r>
+              <w:rPr>
+                <w:rFonts w:ascii="Times New Roman" w:cs="Times New Roman" w:eastAsia="Times New Roman" w:hAnsi="Times New Roman"/>
                 <w:sz w:val="24"/>
                 <w:szCs w:val="24"/>
               </w:rPr>
@@ -2283,22 +2433,26 @@
         <w:tc>
           <w:tcPr>
             <w:tcW w:type="dxa" w:w="600"/>
-            <w:tcMar>
-              <w:top w:type="dxa" w:w="40"/>
-              <w:left w:type="dxa" w:w="80"/>
-              <w:bottom w:type="dxa" w:w="40"/>
-              <w:right w:type="dxa" w:w="80"/>
-            </w:tcMar>
-          </w:tcPr>
-          <w:p>
-            <w:pPr>
-              <w:spacing w:line="240"/>
-            </w:pPr>
-            <w:r>
-              <w:rPr>
-                <w:rFonts w:ascii="Times New Roman" w:cs="Times New Roman" w:eastAsia="Times New Roman" w:hAnsi="Times New Roman"/>
-                <w:b w:val="false"/>
-                <w:bCs w:val="false"/>
+            <w:tcBorders>
+              <w:top w:val="single" w:color="000000" w:sz="4"/>
+              <w:left w:val="single" w:color="000000" w:sz="4"/>
+              <w:bottom w:val="single" w:color="000000" w:sz="4"/>
+              <w:right w:val="single" w:color="000000" w:sz="4"/>
+            </w:tcBorders>
+            <w:tcMar>
+              <w:top w:type="dxa" w:w="40"/>
+              <w:left w:type="dxa" w:w="80"/>
+              <w:bottom w:type="dxa" w:w="40"/>
+              <w:right w:type="dxa" w:w="80"/>
+            </w:tcMar>
+          </w:tcPr>
+          <w:p>
+            <w:pPr>
+              <w:spacing w:line="240"/>
+            </w:pPr>
+            <w:r>
+              <w:rPr>
+                <w:rFonts w:ascii="Times New Roman" w:cs="Times New Roman" w:eastAsia="Times New Roman" w:hAnsi="Times New Roman"/>
                 <w:sz w:val="24"/>
                 <w:szCs w:val="24"/>
               </w:rPr>
@@ -2309,22 +2463,26 @@
         <w:tc>
           <w:tcPr>
             <w:tcW w:type="dxa" w:w="3600"/>
-            <w:tcMar>
-              <w:top w:type="dxa" w:w="40"/>
-              <w:left w:type="dxa" w:w="80"/>
-              <w:bottom w:type="dxa" w:w="40"/>
-              <w:right w:type="dxa" w:w="80"/>
-            </w:tcMar>
-          </w:tcPr>
-          <w:p>
-            <w:pPr>
-              <w:spacing w:line="240"/>
-            </w:pPr>
-            <w:r>
-              <w:rPr>
-                <w:rFonts w:ascii="Times New Roman" w:cs="Times New Roman" w:eastAsia="Times New Roman" w:hAnsi="Times New Roman"/>
-                <w:b w:val="false"/>
-                <w:bCs w:val="false"/>
+            <w:tcBorders>
+              <w:top w:val="single" w:color="000000" w:sz="4"/>
+              <w:left w:val="single" w:color="000000" w:sz="4"/>
+              <w:bottom w:val="single" w:color="000000" w:sz="4"/>
+              <w:right w:val="single" w:color="000000" w:sz="4"/>
+            </w:tcBorders>
+            <w:tcMar>
+              <w:top w:type="dxa" w:w="40"/>
+              <w:left w:type="dxa" w:w="80"/>
+              <w:bottom w:type="dxa" w:w="40"/>
+              <w:right w:type="dxa" w:w="80"/>
+            </w:tcMar>
+          </w:tcPr>
+          <w:p>
+            <w:pPr>
+              <w:spacing w:line="240"/>
+            </w:pPr>
+            <w:r>
+              <w:rPr>
+                <w:rFonts w:ascii="Times New Roman" w:cs="Times New Roman" w:eastAsia="Times New Roman" w:hAnsi="Times New Roman"/>
                 <w:sz w:val="24"/>
                 <w:szCs w:val="24"/>
               </w:rPr>
@@ -2335,22 +2493,26 @@
         <w:tc>
           <w:tcPr>
             <w:tcW w:type="dxa" w:w="3255"/>
-            <w:tcMar>
-              <w:top w:type="dxa" w:w="40"/>
-              <w:left w:type="dxa" w:w="80"/>
-              <w:bottom w:type="dxa" w:w="40"/>
-              <w:right w:type="dxa" w:w="80"/>
-            </w:tcMar>
-          </w:tcPr>
-          <w:p>
-            <w:pPr>
-              <w:spacing w:line="240"/>
-            </w:pPr>
-            <w:r>
-              <w:rPr>
-                <w:rFonts w:ascii="Times New Roman" w:cs="Times New Roman" w:eastAsia="Times New Roman" w:hAnsi="Times New Roman"/>
-                <w:b w:val="false"/>
-                <w:bCs w:val="false"/>
+            <w:tcBorders>
+              <w:top w:val="single" w:color="000000" w:sz="4"/>
+              <w:left w:val="single" w:color="000000" w:sz="4"/>
+              <w:bottom w:val="single" w:color="000000" w:sz="4"/>
+              <w:right w:val="single" w:color="000000" w:sz="4"/>
+            </w:tcBorders>
+            <w:tcMar>
+              <w:top w:type="dxa" w:w="40"/>
+              <w:left w:type="dxa" w:w="80"/>
+              <w:bottom w:type="dxa" w:w="40"/>
+              <w:right w:type="dxa" w:w="80"/>
+            </w:tcMar>
+          </w:tcPr>
+          <w:p>
+            <w:pPr>
+              <w:spacing w:line="240"/>
+            </w:pPr>
+            <w:r>
+              <w:rPr>
+                <w:rFonts w:ascii="Times New Roman" w:cs="Times New Roman" w:eastAsia="Times New Roman" w:hAnsi="Times New Roman"/>
                 <w:sz w:val="24"/>
                 <w:szCs w:val="24"/>
               </w:rPr>
@@ -2361,22 +2523,26 @@
         <w:tc>
           <w:tcPr>
             <w:tcW w:type="dxa" w:w="1900"/>
-            <w:tcMar>
-              <w:top w:type="dxa" w:w="40"/>
-              <w:left w:type="dxa" w:w="80"/>
-              <w:bottom w:type="dxa" w:w="40"/>
-              <w:right w:type="dxa" w:w="80"/>
-            </w:tcMar>
-          </w:tcPr>
-          <w:p>
-            <w:pPr>
-              <w:spacing w:line="240"/>
-            </w:pPr>
-            <w:r>
-              <w:rPr>
-                <w:rFonts w:ascii="Times New Roman" w:cs="Times New Roman" w:eastAsia="Times New Roman" w:hAnsi="Times New Roman"/>
-                <w:b w:val="false"/>
-                <w:bCs w:val="false"/>
+            <w:tcBorders>
+              <w:top w:val="single" w:color="000000" w:sz="4"/>
+              <w:left w:val="single" w:color="000000" w:sz="4"/>
+              <w:bottom w:val="single" w:color="000000" w:sz="4"/>
+              <w:right w:val="single" w:color="000000" w:sz="4"/>
+            </w:tcBorders>
+            <w:tcMar>
+              <w:top w:type="dxa" w:w="40"/>
+              <w:left w:type="dxa" w:w="80"/>
+              <w:bottom w:type="dxa" w:w="40"/>
+              <w:right w:type="dxa" w:w="80"/>
+            </w:tcMar>
+          </w:tcPr>
+          <w:p>
+            <w:pPr>
+              <w:spacing w:line="240"/>
+            </w:pPr>
+            <w:r>
+              <w:rPr>
+                <w:rFonts w:ascii="Times New Roman" w:cs="Times New Roman" w:eastAsia="Times New Roman" w:hAnsi="Times New Roman"/>
                 <w:sz w:val="24"/>
                 <w:szCs w:val="24"/>
               </w:rPr>
@@ -2389,22 +2555,26 @@
         <w:tc>
           <w:tcPr>
             <w:tcW w:type="dxa" w:w="600"/>
-            <w:tcMar>
-              <w:top w:type="dxa" w:w="40"/>
-              <w:left w:type="dxa" w:w="80"/>
-              <w:bottom w:type="dxa" w:w="40"/>
-              <w:right w:type="dxa" w:w="80"/>
-            </w:tcMar>
-          </w:tcPr>
-          <w:p>
-            <w:pPr>
-              <w:spacing w:line="240"/>
-            </w:pPr>
-            <w:r>
-              <w:rPr>
-                <w:rFonts w:ascii="Times New Roman" w:cs="Times New Roman" w:eastAsia="Times New Roman" w:hAnsi="Times New Roman"/>
-                <w:b w:val="false"/>
-                <w:bCs w:val="false"/>
+            <w:tcBorders>
+              <w:top w:val="single" w:color="000000" w:sz="4"/>
+              <w:left w:val="single" w:color="000000" w:sz="4"/>
+              <w:bottom w:val="single" w:color="000000" w:sz="4"/>
+              <w:right w:val="single" w:color="000000" w:sz="4"/>
+            </w:tcBorders>
+            <w:tcMar>
+              <w:top w:type="dxa" w:w="40"/>
+              <w:left w:type="dxa" w:w="80"/>
+              <w:bottom w:type="dxa" w:w="40"/>
+              <w:right w:type="dxa" w:w="80"/>
+            </w:tcMar>
+          </w:tcPr>
+          <w:p>
+            <w:pPr>
+              <w:spacing w:line="240"/>
+            </w:pPr>
+            <w:r>
+              <w:rPr>
+                <w:rFonts w:ascii="Times New Roman" w:cs="Times New Roman" w:eastAsia="Times New Roman" w:hAnsi="Times New Roman"/>
                 <w:sz w:val="24"/>
                 <w:szCs w:val="24"/>
               </w:rPr>
@@ -2415,22 +2585,26 @@
         <w:tc>
           <w:tcPr>
             <w:tcW w:type="dxa" w:w="3600"/>
-            <w:tcMar>
-              <w:top w:type="dxa" w:w="40"/>
-              <w:left w:type="dxa" w:w="80"/>
-              <w:bottom w:type="dxa" w:w="40"/>
-              <w:right w:type="dxa" w:w="80"/>
-            </w:tcMar>
-          </w:tcPr>
-          <w:p>
-            <w:pPr>
-              <w:spacing w:line="240"/>
-            </w:pPr>
-            <w:r>
-              <w:rPr>
-                <w:rFonts w:ascii="Times New Roman" w:cs="Times New Roman" w:eastAsia="Times New Roman" w:hAnsi="Times New Roman"/>
-                <w:b w:val="false"/>
-                <w:bCs w:val="false"/>
+            <w:tcBorders>
+              <w:top w:val="single" w:color="000000" w:sz="4"/>
+              <w:left w:val="single" w:color="000000" w:sz="4"/>
+              <w:bottom w:val="single" w:color="000000" w:sz="4"/>
+              <w:right w:val="single" w:color="000000" w:sz="4"/>
+            </w:tcBorders>
+            <w:tcMar>
+              <w:top w:type="dxa" w:w="40"/>
+              <w:left w:type="dxa" w:w="80"/>
+              <w:bottom w:type="dxa" w:w="40"/>
+              <w:right w:type="dxa" w:w="80"/>
+            </w:tcMar>
+          </w:tcPr>
+          <w:p>
+            <w:pPr>
+              <w:spacing w:line="240"/>
+            </w:pPr>
+            <w:r>
+              <w:rPr>
+                <w:rFonts w:ascii="Times New Roman" w:cs="Times New Roman" w:eastAsia="Times New Roman" w:hAnsi="Times New Roman"/>
                 <w:sz w:val="24"/>
                 <w:szCs w:val="24"/>
               </w:rPr>
@@ -2441,22 +2615,26 @@
         <w:tc>
           <w:tcPr>
             <w:tcW w:type="dxa" w:w="3255"/>
-            <w:tcMar>
-              <w:top w:type="dxa" w:w="40"/>
-              <w:left w:type="dxa" w:w="80"/>
-              <w:bottom w:type="dxa" w:w="40"/>
-              <w:right w:type="dxa" w:w="80"/>
-            </w:tcMar>
-          </w:tcPr>
-          <w:p>
-            <w:pPr>
-              <w:spacing w:line="240"/>
-            </w:pPr>
-            <w:r>
-              <w:rPr>
-                <w:rFonts w:ascii="Times New Roman" w:cs="Times New Roman" w:eastAsia="Times New Roman" w:hAnsi="Times New Roman"/>
-                <w:b w:val="false"/>
-                <w:bCs w:val="false"/>
+            <w:tcBorders>
+              <w:top w:val="single" w:color="000000" w:sz="4"/>
+              <w:left w:val="single" w:color="000000" w:sz="4"/>
+              <w:bottom w:val="single" w:color="000000" w:sz="4"/>
+              <w:right w:val="single" w:color="000000" w:sz="4"/>
+            </w:tcBorders>
+            <w:tcMar>
+              <w:top w:type="dxa" w:w="40"/>
+              <w:left w:type="dxa" w:w="80"/>
+              <w:bottom w:type="dxa" w:w="40"/>
+              <w:right w:type="dxa" w:w="80"/>
+            </w:tcMar>
+          </w:tcPr>
+          <w:p>
+            <w:pPr>
+              <w:spacing w:line="240"/>
+            </w:pPr>
+            <w:r>
+              <w:rPr>
+                <w:rFonts w:ascii="Times New Roman" w:cs="Times New Roman" w:eastAsia="Times New Roman" w:hAnsi="Times New Roman"/>
                 <w:sz w:val="24"/>
                 <w:szCs w:val="24"/>
               </w:rPr>
@@ -2467,22 +2645,26 @@
         <w:tc>
           <w:tcPr>
             <w:tcW w:type="dxa" w:w="1900"/>
-            <w:tcMar>
-              <w:top w:type="dxa" w:w="40"/>
-              <w:left w:type="dxa" w:w="80"/>
-              <w:bottom w:type="dxa" w:w="40"/>
-              <w:right w:type="dxa" w:w="80"/>
-            </w:tcMar>
-          </w:tcPr>
-          <w:p>
-            <w:pPr>
-              <w:spacing w:line="240"/>
-            </w:pPr>
-            <w:r>
-              <w:rPr>
-                <w:rFonts w:ascii="Times New Roman" w:cs="Times New Roman" w:eastAsia="Times New Roman" w:hAnsi="Times New Roman"/>
-                <w:b w:val="false"/>
-                <w:bCs w:val="false"/>
+            <w:tcBorders>
+              <w:top w:val="single" w:color="000000" w:sz="4"/>
+              <w:left w:val="single" w:color="000000" w:sz="4"/>
+              <w:bottom w:val="single" w:color="000000" w:sz="4"/>
+              <w:right w:val="single" w:color="000000" w:sz="4"/>
+            </w:tcBorders>
+            <w:tcMar>
+              <w:top w:type="dxa" w:w="40"/>
+              <w:left w:type="dxa" w:w="80"/>
+              <w:bottom w:type="dxa" w:w="40"/>
+              <w:right w:type="dxa" w:w="80"/>
+            </w:tcMar>
+          </w:tcPr>
+          <w:p>
+            <w:pPr>
+              <w:spacing w:line="240"/>
+            </w:pPr>
+            <w:r>
+              <w:rPr>
+                <w:rFonts w:ascii="Times New Roman" w:cs="Times New Roman" w:eastAsia="Times New Roman" w:hAnsi="Times New Roman"/>
                 <w:sz w:val="24"/>
                 <w:szCs w:val="24"/>
               </w:rPr>

--- a/kursovaya-landshaft/docs/Техническое_задание.docx
+++ b/kursovaya-landshaft/docs/Техническое_задание.docx
@@ -247,9 +247,9 @@
         <w:pStyle w:val="Heading1"/>
         <w:keepNext/>
         <w:pageBreakBefore/>
-        <w:spacing w:after="240" w:before="0" w:line="360"/>
-        <w:ind w:firstLine="709"/>
-        <w:jc w:val="left"/>
+        <w:spacing w:after="0" w:before="0" w:line="360"/>
+        <w:ind w:firstLine="709"/>
+        <w:jc w:val="both"/>
       </w:pPr>
       <w:bookmarkStart w:name="h1" w:id="1"/>
       <w:r>
@@ -267,171 +267,11 @@
     </w:p>
     <w:p>
       <w:pPr>
-        <w:spacing w:after="0" w:before="120" w:line="360"/>
-        <w:ind w:firstLine="709"/>
-        <w:jc w:val="both"/>
-      </w:pPr>
-      <w:r>
-        <w:rPr>
-          <w:rFonts w:ascii="Times New Roman" w:cs="Times New Roman" w:eastAsia="Times New Roman" w:hAnsi="Times New Roman"/>
-          <w:b/>
-          <w:bCs/>
-          <w:sz w:val="28"/>
-          <w:szCs w:val="28"/>
-        </w:rPr>
-        <w:t xml:space="preserve">1.1 Наименование системы</w:t>
-      </w:r>
-    </w:p>
-    <w:p>
-      <w:pPr>
-        <w:spacing w:after="0" w:before="0" w:line="360"/>
-        <w:ind w:firstLine="709"/>
-        <w:jc w:val="both"/>
-      </w:pPr>
-      <w:r>
-        <w:rPr>
-          <w:rFonts w:ascii="Times New Roman" w:cs="Times New Roman" w:eastAsia="Times New Roman" w:hAnsi="Times New Roman"/>
-          <w:sz w:val="28"/>
-          <w:szCs w:val="28"/>
-        </w:rPr>
-        <w:t xml:space="preserve">Полное наименование: web-сайт студии ландшафтного дизайна «Зелёный двор». Краткое наименование: сайт «Зелёный двор».</w:t>
-      </w:r>
-    </w:p>
-    <w:p>
-      <w:pPr>
-        <w:spacing w:after="0" w:before="120" w:line="360"/>
-        <w:ind w:firstLine="709"/>
-        <w:jc w:val="both"/>
-      </w:pPr>
-      <w:r>
-        <w:rPr>
-          <w:rFonts w:ascii="Times New Roman" w:cs="Times New Roman" w:eastAsia="Times New Roman" w:hAnsi="Times New Roman"/>
-          <w:b/>
-          <w:bCs/>
-          <w:sz w:val="28"/>
-          <w:szCs w:val="28"/>
-        </w:rPr>
-        <w:t xml:space="preserve">1.2 Заказчик и исполнитель</w:t>
-      </w:r>
-    </w:p>
-    <w:p>
-      <w:pPr>
-        <w:spacing w:after="0" w:before="0" w:line="360"/>
-        <w:ind w:firstLine="709"/>
-        <w:jc w:val="both"/>
-      </w:pPr>
-      <w:r>
-        <w:rPr>
-          <w:rFonts w:ascii="Times New Roman" w:cs="Times New Roman" w:eastAsia="Times New Roman" w:hAnsi="Times New Roman"/>
-          <w:sz w:val="28"/>
-          <w:szCs w:val="28"/>
-        </w:rPr>
-        <w:t xml:space="preserve">Заказчик – кафедра бизнес-информатики и моделирования бизнес-процессов Института управления бизнес-процессами СФУ (руководитель курсовой работы О.Г. Феоктистов). Исполнитель – студентка группы УБ24-08Б Д.Д. Анисимова.</w:t>
-      </w:r>
-    </w:p>
-    <w:p>
-      <w:pPr>
-        <w:spacing w:after="0" w:before="120" w:line="360"/>
-        <w:ind w:firstLine="709"/>
-        <w:jc w:val="both"/>
-      </w:pPr>
-      <w:r>
-        <w:rPr>
-          <w:rFonts w:ascii="Times New Roman" w:cs="Times New Roman" w:eastAsia="Times New Roman" w:hAnsi="Times New Roman"/>
-          <w:b/>
-          <w:bCs/>
-          <w:sz w:val="28"/>
-          <w:szCs w:val="28"/>
-        </w:rPr>
-        <w:t xml:space="preserve">1.3 Основание для разработки</w:t>
-      </w:r>
-    </w:p>
-    <w:p>
-      <w:pPr>
-        <w:spacing w:after="0" w:before="0" w:line="360"/>
-        <w:ind w:firstLine="709"/>
-        <w:jc w:val="both"/>
-      </w:pPr>
-      <w:r>
-        <w:rPr>
-          <w:rFonts w:ascii="Times New Roman" w:cs="Times New Roman" w:eastAsia="Times New Roman" w:hAnsi="Times New Roman"/>
-          <w:sz w:val="28"/>
-          <w:szCs w:val="28"/>
-        </w:rPr>
-        <w:t xml:space="preserve">Задание на курсовую работу по дисциплине «Управление цифровыми ИТ-сервисами».</w:t>
-      </w:r>
-    </w:p>
-    <w:p>
-      <w:pPr>
-        <w:spacing w:after="0" w:before="120" w:line="360"/>
-        <w:ind w:firstLine="709"/>
-        <w:jc w:val="both"/>
-      </w:pPr>
-      <w:r>
-        <w:rPr>
-          <w:rFonts w:ascii="Times New Roman" w:cs="Times New Roman" w:eastAsia="Times New Roman" w:hAnsi="Times New Roman"/>
-          <w:b/>
-          <w:bCs/>
-          <w:sz w:val="28"/>
-          <w:szCs w:val="28"/>
-        </w:rPr>
-        <w:t xml:space="preserve">1.4 Плановые сроки</w:t>
-      </w:r>
-    </w:p>
-    <w:p>
-      <w:pPr>
-        <w:spacing w:after="0" w:before="0" w:line="360"/>
-        <w:ind w:firstLine="709"/>
-        <w:jc w:val="both"/>
-      </w:pPr>
-      <w:r>
-        <w:rPr>
-          <w:rFonts w:ascii="Times New Roman" w:cs="Times New Roman" w:eastAsia="Times New Roman" w:hAnsi="Times New Roman"/>
-          <w:sz w:val="28"/>
-          <w:szCs w:val="28"/>
-        </w:rPr>
-        <w:t xml:space="preserve">Начало работ – октябрь 2026 г. Окончание работ и сдача курсовой работы – не позднее 1 декабря 2026 г.</w:t>
-      </w:r>
-    </w:p>
-    <w:p>
-      <w:pPr>
-        <w:spacing w:after="0" w:before="120" w:line="360"/>
-        <w:ind w:firstLine="709"/>
-        <w:jc w:val="both"/>
-      </w:pPr>
-      <w:r>
-        <w:rPr>
-          <w:rFonts w:ascii="Times New Roman" w:cs="Times New Roman" w:eastAsia="Times New Roman" w:hAnsi="Times New Roman"/>
-          <w:b/>
-          <w:bCs/>
-          <w:sz w:val="28"/>
-          <w:szCs w:val="28"/>
-        </w:rPr>
-        <w:t xml:space="preserve">1.5 Порядок оформления и предъявления результатов</w:t>
-      </w:r>
-    </w:p>
-    <w:p>
-      <w:pPr>
-        <w:spacing w:after="0" w:before="0" w:line="360"/>
-        <w:ind w:firstLine="709"/>
-        <w:jc w:val="both"/>
-      </w:pPr>
-      <w:r>
-        <w:rPr>
-          <w:rFonts w:ascii="Times New Roman" w:cs="Times New Roman" w:eastAsia="Times New Roman" w:hAnsi="Times New Roman"/>
-          <w:sz w:val="28"/>
-          <w:szCs w:val="28"/>
-        </w:rPr>
-        <w:t xml:space="preserve">Результаты предъявляются в виде исходного кода сайта со скриптом базы данных, пояснительной записки (курсовой работы) с листингами кода и настоящего технического задания. Работоспособность демонстрируется запуском сайта в среде XAMPP.</w:t>
-      </w:r>
-    </w:p>
-    <w:p>
-      <w:pPr>
-        <w:pStyle w:val="Heading1"/>
-        <w:keepNext/>
-        <w:spacing w:after="240" w:before="0" w:line="360"/>
-        <w:ind w:firstLine="709"/>
-        <w:jc w:val="left"/>
+        <w:pStyle w:val="Heading2"/>
+        <w:keepNext/>
+        <w:spacing w:after="0" w:before="0" w:line="360"/>
+        <w:ind w:firstLine="709"/>
+        <w:jc w:val="both"/>
       </w:pPr>
       <w:bookmarkStart w:name="h2" w:id="2"/>
       <w:r>
@@ -443,126 +283,60 @@
           <w:sz w:val="28"/>
           <w:szCs w:val="28"/>
         </w:rPr>
-        <w:t xml:space="preserve">2 Назначение и цели создания сайта</w:t>
+        <w:t xml:space="preserve">1.1 Наименование системы</w:t>
       </w:r>
       <w:bookmarkEnd w:id="2"/>
     </w:p>
     <w:p>
       <w:pPr>
-        <w:spacing w:after="0" w:before="120" w:line="360"/>
-        <w:ind w:firstLine="709"/>
-        <w:jc w:val="both"/>
-      </w:pPr>
-      <w:r>
-        <w:rPr>
-          <w:rFonts w:ascii="Times New Roman" w:cs="Times New Roman" w:eastAsia="Times New Roman" w:hAnsi="Times New Roman"/>
-          <w:b/>
-          <w:bCs/>
-          <w:sz w:val="28"/>
-          <w:szCs w:val="28"/>
-        </w:rPr>
-        <w:t xml:space="preserve">2.1 Назначение</w:t>
-      </w:r>
-    </w:p>
-    <w:p>
-      <w:pPr>
-        <w:spacing w:after="0" w:before="0" w:line="360"/>
-        <w:ind w:firstLine="709"/>
-        <w:jc w:val="both"/>
-      </w:pPr>
-      <w:r>
-        <w:rPr>
-          <w:rFonts w:ascii="Times New Roman" w:cs="Times New Roman" w:eastAsia="Times New Roman" w:hAnsi="Times New Roman"/>
-          <w:sz w:val="28"/>
-          <w:szCs w:val="28"/>
-        </w:rPr>
-        <w:t xml:space="preserve">Сайт предназначен для представления услуг студии ландшафтного дизайна в интернете, приёма заказов и обращений от клиентов и управления содержимым сайта сотрудниками студии.</w:t>
-      </w:r>
-    </w:p>
-    <w:p>
-      <w:pPr>
-        <w:spacing w:after="0" w:before="120" w:line="360"/>
-        <w:ind w:firstLine="709"/>
-        <w:jc w:val="both"/>
-      </w:pPr>
-      <w:r>
-        <w:rPr>
-          <w:rFonts w:ascii="Times New Roman" w:cs="Times New Roman" w:eastAsia="Times New Roman" w:hAnsi="Times New Roman"/>
-          <w:b/>
-          <w:bCs/>
-          <w:sz w:val="28"/>
-          <w:szCs w:val="28"/>
-        </w:rPr>
-        <w:t xml:space="preserve">2.2 Цели создания</w:t>
-      </w:r>
-    </w:p>
-    <w:p>
-      <w:pPr>
-        <w:spacing w:after="0" w:before="0" w:line="360"/>
-        <w:ind w:firstLine="709"/>
-        <w:jc w:val="both"/>
-      </w:pPr>
-      <w:r>
-        <w:rPr>
-          <w:rFonts w:ascii="Times New Roman" w:cs="Times New Roman" w:eastAsia="Times New Roman" w:hAnsi="Times New Roman"/>
-          <w:sz w:val="28"/>
-          <w:szCs w:val="28"/>
-        </w:rPr>
-        <w:t xml:space="preserve">1) привлечение клиентов за счёт наглядного каталога услуг и портфолио;</w:t>
-      </w:r>
-    </w:p>
-    <w:p>
-      <w:pPr>
-        <w:spacing w:after="0" w:before="0" w:line="360"/>
-        <w:ind w:firstLine="709"/>
-        <w:jc w:val="both"/>
-      </w:pPr>
-      <w:r>
-        <w:rPr>
-          <w:rFonts w:ascii="Times New Roman" w:cs="Times New Roman" w:eastAsia="Times New Roman" w:hAnsi="Times New Roman"/>
-          <w:sz w:val="28"/>
-          <w:szCs w:val="28"/>
-        </w:rPr>
-        <w:t xml:space="preserve">2) сокращение времени от интереса клиента до оформления заказа за счёт онлайн-калькулятора и формы заказа;</w:t>
-      </w:r>
-    </w:p>
-    <w:p>
-      <w:pPr>
-        <w:spacing w:after="0" w:before="0" w:line="360"/>
-        <w:ind w:firstLine="709"/>
-        <w:jc w:val="both"/>
-      </w:pPr>
-      <w:r>
-        <w:rPr>
-          <w:rFonts w:ascii="Times New Roman" w:cs="Times New Roman" w:eastAsia="Times New Roman" w:hAnsi="Times New Roman"/>
-          <w:sz w:val="28"/>
-          <w:szCs w:val="28"/>
-        </w:rPr>
-        <w:t xml:space="preserve">3) учёт заказов, клиентов и обращений в единой базе данных;</w:t>
-      </w:r>
-    </w:p>
-    <w:p>
-      <w:pPr>
-        <w:spacing w:after="0" w:before="0" w:line="360"/>
-        <w:ind w:firstLine="709"/>
-        <w:jc w:val="both"/>
-      </w:pPr>
-      <w:r>
-        <w:rPr>
-          <w:rFonts w:ascii="Times New Roman" w:cs="Times New Roman" w:eastAsia="Times New Roman" w:hAnsi="Times New Roman"/>
-          <w:sz w:val="28"/>
-          <w:szCs w:val="28"/>
-        </w:rPr>
-        <w:t xml:space="preserve">4) возможность изменять услуги, цены и портфолио без участия программиста.</w:t>
-      </w:r>
-    </w:p>
-    <w:p>
-      <w:pPr>
-        <w:pStyle w:val="Heading1"/>
-        <w:keepNext/>
-        <w:spacing w:after="240" w:before="0" w:line="360"/>
-        <w:ind w:firstLine="709"/>
-        <w:jc w:val="left"/>
+        <w:keepNext/>
+        <w:spacing w:line="360"/>
+      </w:pPr>
+      <w:r>
+        <w:rPr>
+          <w:rFonts w:ascii="Times New Roman" w:cs="Times New Roman" w:eastAsia="Times New Roman" w:hAnsi="Times New Roman"/>
+          <w:sz w:val="28"/>
+          <w:szCs w:val="28"/>
+        </w:rPr>
+        <w:t xml:space="preserve"/>
+      </w:r>
+    </w:p>
+    <w:p>
+      <w:pPr>
+        <w:spacing w:after="0" w:before="0" w:line="360"/>
+        <w:ind w:firstLine="709"/>
+        <w:jc w:val="both"/>
+      </w:pPr>
+      <w:r>
+        <w:rPr>
+          <w:rFonts w:ascii="Times New Roman" w:cs="Times New Roman" w:eastAsia="Times New Roman" w:hAnsi="Times New Roman"/>
+          <w:sz w:val="28"/>
+          <w:szCs w:val="28"/>
+        </w:rPr>
+        <w:t xml:space="preserve">Полное наименование: web-сайт студии ландшафтного дизайна «Зелёный двор». Краткое наименование: сайт «Зелёный двор».</w:t>
+      </w:r>
+    </w:p>
+    <w:p>
+      <w:pPr>
+        <w:keepNext/>
+        <w:spacing w:line="360"/>
+      </w:pPr>
+      <w:r>
+        <w:rPr>
+          <w:rFonts w:ascii="Times New Roman" w:cs="Times New Roman" w:eastAsia="Times New Roman" w:hAnsi="Times New Roman"/>
+          <w:sz w:val="28"/>
+          <w:szCs w:val="28"/>
+        </w:rPr>
+        <w:t xml:space="preserve"/>
+      </w:r>
+    </w:p>
+    <w:p>
+      <w:pPr>
+        <w:pStyle w:val="Heading2"/>
+        <w:keepNext/>
+        <w:spacing w:after="0" w:before="0" w:line="360"/>
+        <w:ind w:firstLine="709"/>
+        <w:jc w:val="both"/>
       </w:pPr>
       <w:bookmarkStart w:name="h3" w:id="3"/>
       <w:r>
@@ -574,32 +348,60 @@
           <w:sz w:val="28"/>
           <w:szCs w:val="28"/>
         </w:rPr>
-        <w:t xml:space="preserve">3 Характеристика объекта автоматизации</w:t>
+        <w:t xml:space="preserve">1.2 Заказчик и исполнитель</w:t>
       </w:r>
       <w:bookmarkEnd w:id="3"/>
     </w:p>
     <w:p>
       <w:pPr>
-        <w:spacing w:after="0" w:before="0" w:line="360"/>
-        <w:ind w:firstLine="709"/>
-        <w:jc w:val="both"/>
-      </w:pPr>
-      <w:r>
-        <w:rPr>
-          <w:rFonts w:ascii="Times New Roman" w:cs="Times New Roman" w:eastAsia="Times New Roman" w:hAnsi="Times New Roman"/>
-          <w:sz w:val="28"/>
-          <w:szCs w:val="28"/>
-        </w:rPr>
-        <w:t xml:space="preserve">Студия ландшафтного дизайна выполняет работы по проектированию, озеленению, благоустройству и уходу за частными участками. Стоимость большинства услуг рассчитывается от объёма работ (квадратные метры, штуки, точки освещения, выезды). До создания сайта приём заявок вёлся по телефону, а сведения о заказах хранились разрозненно. Пользователями сайта являются посетители (потенциальные клиенты), зарегистрированные клиенты и администраторы студии.</w:t>
-      </w:r>
-    </w:p>
-    <w:p>
-      <w:pPr>
-        <w:pStyle w:val="Heading1"/>
-        <w:keepNext/>
-        <w:spacing w:after="240" w:before="0" w:line="360"/>
-        <w:ind w:firstLine="709"/>
-        <w:jc w:val="left"/>
+        <w:keepNext/>
+        <w:spacing w:line="360"/>
+      </w:pPr>
+      <w:r>
+        <w:rPr>
+          <w:rFonts w:ascii="Times New Roman" w:cs="Times New Roman" w:eastAsia="Times New Roman" w:hAnsi="Times New Roman"/>
+          <w:sz w:val="28"/>
+          <w:szCs w:val="28"/>
+        </w:rPr>
+        <w:t xml:space="preserve"/>
+      </w:r>
+    </w:p>
+    <w:p>
+      <w:pPr>
+        <w:spacing w:after="0" w:before="0" w:line="360"/>
+        <w:ind w:firstLine="709"/>
+        <w:jc w:val="both"/>
+      </w:pPr>
+      <w:r>
+        <w:rPr>
+          <w:rFonts w:ascii="Times New Roman" w:cs="Times New Roman" w:eastAsia="Times New Roman" w:hAnsi="Times New Roman"/>
+          <w:sz w:val="28"/>
+          <w:szCs w:val="28"/>
+        </w:rPr>
+        <w:t xml:space="preserve">Заказчик – кафедра бизнес-информатики и моделирования бизнес-процессов Института управления бизнес-процессами СФУ (руководитель курсовой работы О.Г. Феоктистов). Исполнитель – студентка группы УБ24-08Б Д.Д. Анисимова.</w:t>
+      </w:r>
+    </w:p>
+    <w:p>
+      <w:pPr>
+        <w:keepNext/>
+        <w:spacing w:line="360"/>
+      </w:pPr>
+      <w:r>
+        <w:rPr>
+          <w:rFonts w:ascii="Times New Roman" w:cs="Times New Roman" w:eastAsia="Times New Roman" w:hAnsi="Times New Roman"/>
+          <w:sz w:val="28"/>
+          <w:szCs w:val="28"/>
+        </w:rPr>
+        <w:t xml:space="preserve"/>
+      </w:r>
+    </w:p>
+    <w:p>
+      <w:pPr>
+        <w:pStyle w:val="Heading2"/>
+        <w:keepNext/>
+        <w:spacing w:after="0" w:before="0" w:line="360"/>
+        <w:ind w:firstLine="709"/>
+        <w:jc w:val="both"/>
       </w:pPr>
       <w:bookmarkStart w:name="h4" w:id="4"/>
       <w:r>
@@ -611,72 +413,581 @@
           <w:sz w:val="28"/>
           <w:szCs w:val="28"/>
         </w:rPr>
-        <w:t xml:space="preserve">4 Требования к сайту</w:t>
+        <w:t xml:space="preserve">1.3 Основание для разработки</w:t>
       </w:r>
       <w:bookmarkEnd w:id="4"/>
     </w:p>
     <w:p>
       <w:pPr>
-        <w:spacing w:after="0" w:before="120" w:line="360"/>
-        <w:ind w:firstLine="709"/>
-        <w:jc w:val="both"/>
-      </w:pPr>
+        <w:keepNext/>
+        <w:spacing w:line="360"/>
+      </w:pPr>
+      <w:r>
+        <w:rPr>
+          <w:rFonts w:ascii="Times New Roman" w:cs="Times New Roman" w:eastAsia="Times New Roman" w:hAnsi="Times New Roman"/>
+          <w:sz w:val="28"/>
+          <w:szCs w:val="28"/>
+        </w:rPr>
+        <w:t xml:space="preserve"/>
+      </w:r>
+    </w:p>
+    <w:p>
+      <w:pPr>
+        <w:spacing w:after="0" w:before="0" w:line="360"/>
+        <w:ind w:firstLine="709"/>
+        <w:jc w:val="both"/>
+      </w:pPr>
+      <w:r>
+        <w:rPr>
+          <w:rFonts w:ascii="Times New Roman" w:cs="Times New Roman" w:eastAsia="Times New Roman" w:hAnsi="Times New Roman"/>
+          <w:sz w:val="28"/>
+          <w:szCs w:val="28"/>
+        </w:rPr>
+        <w:t xml:space="preserve">Задание на курсовую работу по дисциплине «Управление цифровыми ИТ-сервисами».</w:t>
+      </w:r>
+    </w:p>
+    <w:p>
+      <w:pPr>
+        <w:keepNext/>
+        <w:spacing w:line="360"/>
+      </w:pPr>
+      <w:r>
+        <w:rPr>
+          <w:rFonts w:ascii="Times New Roman" w:cs="Times New Roman" w:eastAsia="Times New Roman" w:hAnsi="Times New Roman"/>
+          <w:sz w:val="28"/>
+          <w:szCs w:val="28"/>
+        </w:rPr>
+        <w:t xml:space="preserve"/>
+      </w:r>
+    </w:p>
+    <w:p>
+      <w:pPr>
+        <w:pStyle w:val="Heading2"/>
+        <w:keepNext/>
+        <w:spacing w:after="0" w:before="0" w:line="360"/>
+        <w:ind w:firstLine="709"/>
+        <w:jc w:val="both"/>
+      </w:pPr>
+      <w:bookmarkStart w:name="h5" w:id="5"/>
       <w:r>
         <w:rPr>
           <w:rFonts w:ascii="Times New Roman" w:cs="Times New Roman" w:eastAsia="Times New Roman" w:hAnsi="Times New Roman"/>
           <w:b/>
           <w:bCs/>
-          <w:sz w:val="28"/>
-          <w:szCs w:val="28"/>
-        </w:rPr>
-        <w:t xml:space="preserve">4.1 Требования к структуре и функционированию</w:t>
-      </w:r>
-    </w:p>
-    <w:p>
-      <w:pPr>
-        <w:spacing w:after="0" w:before="0" w:line="360"/>
-        <w:ind w:firstLine="709"/>
-        <w:jc w:val="both"/>
-      </w:pPr>
-      <w:r>
-        <w:rPr>
-          <w:rFonts w:ascii="Times New Roman" w:cs="Times New Roman" w:eastAsia="Times New Roman" w:hAnsi="Times New Roman"/>
-          <w:sz w:val="28"/>
-          <w:szCs w:val="28"/>
-        </w:rPr>
-        <w:t xml:space="preserve">Сайт строится по клиент-серверной архитектуре: клиентская часть выполняется в браузере пользователя, серверная часть – на web-сервере Apache с интерпретатором PHP, данные хранятся в СУБД MySQL (MariaDB).</w:t>
-      </w:r>
-    </w:p>
-    <w:p>
-      <w:pPr>
-        <w:spacing w:after="0" w:before="0" w:line="360"/>
-        <w:ind w:firstLine="709"/>
-        <w:jc w:val="both"/>
-      </w:pPr>
-      <w:r>
-        <w:rPr>
-          <w:rFonts w:ascii="Times New Roman" w:cs="Times New Roman" w:eastAsia="Times New Roman" w:hAnsi="Times New Roman"/>
-          <w:sz w:val="28"/>
-          <w:szCs w:val="28"/>
-        </w:rPr>
-        <w:t xml:space="preserve">Сайт должен содержать следующие разделы: главная страница, каталог услуг, страница услуги с оформлением заказа, портфолио, контакты, регистрация, вход, личный кабинет, административная панель (сводка, заказы, услуги, портфолио, пользователи).</w:t>
-      </w:r>
-    </w:p>
-    <w:p>
-      <w:pPr>
-        <w:spacing w:after="0" w:before="120" w:line="360"/>
-        <w:ind w:firstLine="709"/>
-        <w:jc w:val="both"/>
-      </w:pPr>
+          <w:color w:val="000000"/>
+          <w:sz w:val="28"/>
+          <w:szCs w:val="28"/>
+        </w:rPr>
+        <w:t xml:space="preserve">1.4 Плановые сроки</w:t>
+      </w:r>
+      <w:bookmarkEnd w:id="5"/>
+    </w:p>
+    <w:p>
+      <w:pPr>
+        <w:keepNext/>
+        <w:spacing w:line="360"/>
+      </w:pPr>
+      <w:r>
+        <w:rPr>
+          <w:rFonts w:ascii="Times New Roman" w:cs="Times New Roman" w:eastAsia="Times New Roman" w:hAnsi="Times New Roman"/>
+          <w:sz w:val="28"/>
+          <w:szCs w:val="28"/>
+        </w:rPr>
+        <w:t xml:space="preserve"/>
+      </w:r>
+    </w:p>
+    <w:p>
+      <w:pPr>
+        <w:spacing w:after="0" w:before="0" w:line="360"/>
+        <w:ind w:firstLine="709"/>
+        <w:jc w:val="both"/>
+      </w:pPr>
+      <w:r>
+        <w:rPr>
+          <w:rFonts w:ascii="Times New Roman" w:cs="Times New Roman" w:eastAsia="Times New Roman" w:hAnsi="Times New Roman"/>
+          <w:sz w:val="28"/>
+          <w:szCs w:val="28"/>
+        </w:rPr>
+        <w:t xml:space="preserve">Начало работ – октябрь 2026 г. Окончание работ и сдача курсовой работы – не позднее 1 декабря 2026 г.</w:t>
+      </w:r>
+    </w:p>
+    <w:p>
+      <w:pPr>
+        <w:keepNext/>
+        <w:spacing w:line="360"/>
+      </w:pPr>
+      <w:r>
+        <w:rPr>
+          <w:rFonts w:ascii="Times New Roman" w:cs="Times New Roman" w:eastAsia="Times New Roman" w:hAnsi="Times New Roman"/>
+          <w:sz w:val="28"/>
+          <w:szCs w:val="28"/>
+        </w:rPr>
+        <w:t xml:space="preserve"/>
+      </w:r>
+    </w:p>
+    <w:p>
+      <w:pPr>
+        <w:pStyle w:val="Heading2"/>
+        <w:keepNext/>
+        <w:spacing w:after="0" w:before="0" w:line="360"/>
+        <w:ind w:firstLine="709"/>
+        <w:jc w:val="both"/>
+      </w:pPr>
+      <w:bookmarkStart w:name="h6" w:id="6"/>
       <w:r>
         <w:rPr>
           <w:rFonts w:ascii="Times New Roman" w:cs="Times New Roman" w:eastAsia="Times New Roman" w:hAnsi="Times New Roman"/>
           <w:b/>
           <w:bCs/>
+          <w:color w:val="000000"/>
+          <w:sz w:val="28"/>
+          <w:szCs w:val="28"/>
+        </w:rPr>
+        <w:t xml:space="preserve">1.5 Порядок оформления и предъявления результатов</w:t>
+      </w:r>
+      <w:bookmarkEnd w:id="6"/>
+    </w:p>
+    <w:p>
+      <w:pPr>
+        <w:keepNext/>
+        <w:spacing w:line="360"/>
+      </w:pPr>
+      <w:r>
+        <w:rPr>
+          <w:rFonts w:ascii="Times New Roman" w:cs="Times New Roman" w:eastAsia="Times New Roman" w:hAnsi="Times New Roman"/>
+          <w:sz w:val="28"/>
+          <w:szCs w:val="28"/>
+        </w:rPr>
+        <w:t xml:space="preserve"/>
+      </w:r>
+    </w:p>
+    <w:p>
+      <w:pPr>
+        <w:spacing w:after="0" w:before="0" w:line="360"/>
+        <w:ind w:firstLine="709"/>
+        <w:jc w:val="both"/>
+      </w:pPr>
+      <w:r>
+        <w:rPr>
+          <w:rFonts w:ascii="Times New Roman" w:cs="Times New Roman" w:eastAsia="Times New Roman" w:hAnsi="Times New Roman"/>
+          <w:sz w:val="28"/>
+          <w:szCs w:val="28"/>
+        </w:rPr>
+        <w:t xml:space="preserve">Результаты предъявляются в виде исходного кода сайта со скриптом базы данных, пояснительной записки (курсовой работы) с листингами кода и настоящего технического задания. Работоспособность демонстрируется запуском сайта в среде XAMPP.</w:t>
+      </w:r>
+    </w:p>
+    <w:p>
+      <w:pPr>
+        <w:keepNext/>
+        <w:spacing w:line="360"/>
+      </w:pPr>
+      <w:r>
+        <w:rPr>
+          <w:rFonts w:ascii="Times New Roman" w:cs="Times New Roman" w:eastAsia="Times New Roman" w:hAnsi="Times New Roman"/>
+          <w:sz w:val="28"/>
+          <w:szCs w:val="28"/>
+        </w:rPr>
+        <w:t xml:space="preserve"/>
+      </w:r>
+    </w:p>
+    <w:p>
+      <w:pPr>
+        <w:pStyle w:val="Heading1"/>
+        <w:keepNext/>
+        <w:spacing w:after="0" w:before="0" w:line="360"/>
+        <w:ind w:firstLine="709"/>
+        <w:jc w:val="both"/>
+      </w:pPr>
+      <w:bookmarkStart w:name="h7" w:id="7"/>
+      <w:r>
+        <w:rPr>
+          <w:rFonts w:ascii="Times New Roman" w:cs="Times New Roman" w:eastAsia="Times New Roman" w:hAnsi="Times New Roman"/>
+          <w:b/>
+          <w:bCs/>
+          <w:color w:val="000000"/>
+          <w:sz w:val="28"/>
+          <w:szCs w:val="28"/>
+        </w:rPr>
+        <w:t xml:space="preserve">2 Назначение и цели создания сайта</w:t>
+      </w:r>
+      <w:bookmarkEnd w:id="7"/>
+    </w:p>
+    <w:p>
+      <w:pPr>
+        <w:pStyle w:val="Heading2"/>
+        <w:keepNext/>
+        <w:spacing w:after="0" w:before="0" w:line="360"/>
+        <w:ind w:firstLine="709"/>
+        <w:jc w:val="both"/>
+      </w:pPr>
+      <w:bookmarkStart w:name="h8" w:id="8"/>
+      <w:r>
+        <w:rPr>
+          <w:rFonts w:ascii="Times New Roman" w:cs="Times New Roman" w:eastAsia="Times New Roman" w:hAnsi="Times New Roman"/>
+          <w:b/>
+          <w:bCs/>
+          <w:color w:val="000000"/>
+          <w:sz w:val="28"/>
+          <w:szCs w:val="28"/>
+        </w:rPr>
+        <w:t xml:space="preserve">2.1 Назначение</w:t>
+      </w:r>
+      <w:bookmarkEnd w:id="8"/>
+    </w:p>
+    <w:p>
+      <w:pPr>
+        <w:keepNext/>
+        <w:spacing w:line="360"/>
+      </w:pPr>
+      <w:r>
+        <w:rPr>
+          <w:rFonts w:ascii="Times New Roman" w:cs="Times New Roman" w:eastAsia="Times New Roman" w:hAnsi="Times New Roman"/>
+          <w:sz w:val="28"/>
+          <w:szCs w:val="28"/>
+        </w:rPr>
+        <w:t xml:space="preserve"/>
+      </w:r>
+    </w:p>
+    <w:p>
+      <w:pPr>
+        <w:spacing w:after="0" w:before="0" w:line="360"/>
+        <w:ind w:firstLine="709"/>
+        <w:jc w:val="both"/>
+      </w:pPr>
+      <w:r>
+        <w:rPr>
+          <w:rFonts w:ascii="Times New Roman" w:cs="Times New Roman" w:eastAsia="Times New Roman" w:hAnsi="Times New Roman"/>
+          <w:sz w:val="28"/>
+          <w:szCs w:val="28"/>
+        </w:rPr>
+        <w:t xml:space="preserve">Сайт предназначен для представления услуг студии ландшафтного дизайна в интернете, приёма заказов и обращений от клиентов и управления содержимым сайта сотрудниками студии.</w:t>
+      </w:r>
+    </w:p>
+    <w:p>
+      <w:pPr>
+        <w:keepNext/>
+        <w:spacing w:line="360"/>
+      </w:pPr>
+      <w:r>
+        <w:rPr>
+          <w:rFonts w:ascii="Times New Roman" w:cs="Times New Roman" w:eastAsia="Times New Roman" w:hAnsi="Times New Roman"/>
+          <w:sz w:val="28"/>
+          <w:szCs w:val="28"/>
+        </w:rPr>
+        <w:t xml:space="preserve"/>
+      </w:r>
+    </w:p>
+    <w:p>
+      <w:pPr>
+        <w:pStyle w:val="Heading2"/>
+        <w:keepNext/>
+        <w:spacing w:after="0" w:before="0" w:line="360"/>
+        <w:ind w:firstLine="709"/>
+        <w:jc w:val="both"/>
+      </w:pPr>
+      <w:bookmarkStart w:name="h9" w:id="9"/>
+      <w:r>
+        <w:rPr>
+          <w:rFonts w:ascii="Times New Roman" w:cs="Times New Roman" w:eastAsia="Times New Roman" w:hAnsi="Times New Roman"/>
+          <w:b/>
+          <w:bCs/>
+          <w:color w:val="000000"/>
+          <w:sz w:val="28"/>
+          <w:szCs w:val="28"/>
+        </w:rPr>
+        <w:t xml:space="preserve">2.2 Цели создания</w:t>
+      </w:r>
+      <w:bookmarkEnd w:id="9"/>
+    </w:p>
+    <w:p>
+      <w:pPr>
+        <w:keepNext/>
+        <w:spacing w:line="360"/>
+      </w:pPr>
+      <w:r>
+        <w:rPr>
+          <w:rFonts w:ascii="Times New Roman" w:cs="Times New Roman" w:eastAsia="Times New Roman" w:hAnsi="Times New Roman"/>
+          <w:sz w:val="28"/>
+          <w:szCs w:val="28"/>
+        </w:rPr>
+        <w:t xml:space="preserve"/>
+      </w:r>
+    </w:p>
+    <w:p>
+      <w:pPr>
+        <w:spacing w:after="0" w:before="0" w:line="360"/>
+        <w:ind w:firstLine="709"/>
+        <w:jc w:val="both"/>
+      </w:pPr>
+      <w:r>
+        <w:rPr>
+          <w:rFonts w:ascii="Times New Roman" w:cs="Times New Roman" w:eastAsia="Times New Roman" w:hAnsi="Times New Roman"/>
+          <w:sz w:val="28"/>
+          <w:szCs w:val="28"/>
+        </w:rPr>
+        <w:t xml:space="preserve">1) привлечение клиентов за счёт наглядного каталога услуг и портфолио;</w:t>
+      </w:r>
+    </w:p>
+    <w:p>
+      <w:pPr>
+        <w:spacing w:after="0" w:before="0" w:line="360"/>
+        <w:ind w:firstLine="709"/>
+        <w:jc w:val="both"/>
+      </w:pPr>
+      <w:r>
+        <w:rPr>
+          <w:rFonts w:ascii="Times New Roman" w:cs="Times New Roman" w:eastAsia="Times New Roman" w:hAnsi="Times New Roman"/>
+          <w:sz w:val="28"/>
+          <w:szCs w:val="28"/>
+        </w:rPr>
+        <w:t xml:space="preserve">2) сокращение времени от интереса клиента до оформления заказа за счёт онлайн-калькулятора и формы заказа;</w:t>
+      </w:r>
+    </w:p>
+    <w:p>
+      <w:pPr>
+        <w:spacing w:after="0" w:before="0" w:line="360"/>
+        <w:ind w:firstLine="709"/>
+        <w:jc w:val="both"/>
+      </w:pPr>
+      <w:r>
+        <w:rPr>
+          <w:rFonts w:ascii="Times New Roman" w:cs="Times New Roman" w:eastAsia="Times New Roman" w:hAnsi="Times New Roman"/>
+          <w:sz w:val="28"/>
+          <w:szCs w:val="28"/>
+        </w:rPr>
+        <w:t xml:space="preserve">3) учёт заказов, клиентов и обращений в единой базе данных;</w:t>
+      </w:r>
+    </w:p>
+    <w:p>
+      <w:pPr>
+        <w:spacing w:after="0" w:before="0" w:line="360"/>
+        <w:ind w:firstLine="709"/>
+        <w:jc w:val="both"/>
+      </w:pPr>
+      <w:r>
+        <w:rPr>
+          <w:rFonts w:ascii="Times New Roman" w:cs="Times New Roman" w:eastAsia="Times New Roman" w:hAnsi="Times New Roman"/>
+          <w:sz w:val="28"/>
+          <w:szCs w:val="28"/>
+        </w:rPr>
+        <w:t xml:space="preserve">4) возможность изменять услуги, цены и портфолио без участия программиста.</w:t>
+      </w:r>
+    </w:p>
+    <w:p>
+      <w:pPr>
+        <w:keepNext/>
+        <w:spacing w:line="360"/>
+      </w:pPr>
+      <w:r>
+        <w:rPr>
+          <w:rFonts w:ascii="Times New Roman" w:cs="Times New Roman" w:eastAsia="Times New Roman" w:hAnsi="Times New Roman"/>
+          <w:sz w:val="28"/>
+          <w:szCs w:val="28"/>
+        </w:rPr>
+        <w:t xml:space="preserve"/>
+      </w:r>
+    </w:p>
+    <w:p>
+      <w:pPr>
+        <w:pStyle w:val="Heading1"/>
+        <w:keepNext/>
+        <w:spacing w:after="0" w:before="0" w:line="360"/>
+        <w:ind w:firstLine="709"/>
+        <w:jc w:val="both"/>
+      </w:pPr>
+      <w:bookmarkStart w:name="h10" w:id="10"/>
+      <w:r>
+        <w:rPr>
+          <w:rFonts w:ascii="Times New Roman" w:cs="Times New Roman" w:eastAsia="Times New Roman" w:hAnsi="Times New Roman"/>
+          <w:b/>
+          <w:bCs/>
+          <w:color w:val="000000"/>
+          <w:sz w:val="28"/>
+          <w:szCs w:val="28"/>
+        </w:rPr>
+        <w:t xml:space="preserve">3 Характеристика объекта автоматизации</w:t>
+      </w:r>
+      <w:bookmarkEnd w:id="10"/>
+    </w:p>
+    <w:p>
+      <w:pPr>
+        <w:keepNext/>
+        <w:spacing w:line="360"/>
+      </w:pPr>
+      <w:r>
+        <w:rPr>
+          <w:rFonts w:ascii="Times New Roman" w:cs="Times New Roman" w:eastAsia="Times New Roman" w:hAnsi="Times New Roman"/>
+          <w:sz w:val="28"/>
+          <w:szCs w:val="28"/>
+        </w:rPr>
+        <w:t xml:space="preserve"/>
+      </w:r>
+    </w:p>
+    <w:p>
+      <w:pPr>
+        <w:spacing w:after="0" w:before="0" w:line="360"/>
+        <w:ind w:firstLine="709"/>
+        <w:jc w:val="both"/>
+      </w:pPr>
+      <w:r>
+        <w:rPr>
+          <w:rFonts w:ascii="Times New Roman" w:cs="Times New Roman" w:eastAsia="Times New Roman" w:hAnsi="Times New Roman"/>
+          <w:sz w:val="28"/>
+          <w:szCs w:val="28"/>
+        </w:rPr>
+        <w:t xml:space="preserve">Студия ландшафтного дизайна выполняет работы по проектированию, озеленению, благоустройству и уходу за частными участками. Стоимость большинства услуг рассчитывается от объёма работ (квадратные метры, штуки, точки освещения, выезды). До создания сайта приём заявок вёлся по телефону, а сведения о заказах хранились разрозненно. Пользователями сайта являются посетители (потенциальные клиенты), зарегистрированные клиенты и администраторы студии.</w:t>
+      </w:r>
+    </w:p>
+    <w:p>
+      <w:pPr>
+        <w:keepNext/>
+        <w:spacing w:line="360"/>
+      </w:pPr>
+      <w:r>
+        <w:rPr>
+          <w:rFonts w:ascii="Times New Roman" w:cs="Times New Roman" w:eastAsia="Times New Roman" w:hAnsi="Times New Roman"/>
+          <w:sz w:val="28"/>
+          <w:szCs w:val="28"/>
+        </w:rPr>
+        <w:t xml:space="preserve"/>
+      </w:r>
+    </w:p>
+    <w:p>
+      <w:pPr>
+        <w:pStyle w:val="Heading1"/>
+        <w:keepNext/>
+        <w:spacing w:after="0" w:before="0" w:line="360"/>
+        <w:ind w:firstLine="709"/>
+        <w:jc w:val="both"/>
+      </w:pPr>
+      <w:bookmarkStart w:name="h11" w:id="11"/>
+      <w:r>
+        <w:rPr>
+          <w:rFonts w:ascii="Times New Roman" w:cs="Times New Roman" w:eastAsia="Times New Roman" w:hAnsi="Times New Roman"/>
+          <w:b/>
+          <w:bCs/>
+          <w:color w:val="000000"/>
+          <w:sz w:val="28"/>
+          <w:szCs w:val="28"/>
+        </w:rPr>
+        <w:t xml:space="preserve">4 Требования к сайту</w:t>
+      </w:r>
+      <w:bookmarkEnd w:id="11"/>
+    </w:p>
+    <w:p>
+      <w:pPr>
+        <w:pStyle w:val="Heading2"/>
+        <w:keepNext/>
+        <w:spacing w:after="0" w:before="0" w:line="360"/>
+        <w:ind w:firstLine="709"/>
+        <w:jc w:val="both"/>
+      </w:pPr>
+      <w:bookmarkStart w:name="h12" w:id="12"/>
+      <w:r>
+        <w:rPr>
+          <w:rFonts w:ascii="Times New Roman" w:cs="Times New Roman" w:eastAsia="Times New Roman" w:hAnsi="Times New Roman"/>
+          <w:b/>
+          <w:bCs/>
+          <w:color w:val="000000"/>
+          <w:sz w:val="28"/>
+          <w:szCs w:val="28"/>
+        </w:rPr>
+        <w:t xml:space="preserve">4.1 Требования к структуре и функционированию</w:t>
+      </w:r>
+      <w:bookmarkEnd w:id="12"/>
+    </w:p>
+    <w:p>
+      <w:pPr>
+        <w:keepNext/>
+        <w:spacing w:line="360"/>
+      </w:pPr>
+      <w:r>
+        <w:rPr>
+          <w:rFonts w:ascii="Times New Roman" w:cs="Times New Roman" w:eastAsia="Times New Roman" w:hAnsi="Times New Roman"/>
+          <w:sz w:val="28"/>
+          <w:szCs w:val="28"/>
+        </w:rPr>
+        <w:t xml:space="preserve"/>
+      </w:r>
+    </w:p>
+    <w:p>
+      <w:pPr>
+        <w:spacing w:after="0" w:before="0" w:line="360"/>
+        <w:ind w:firstLine="709"/>
+        <w:jc w:val="both"/>
+      </w:pPr>
+      <w:r>
+        <w:rPr>
+          <w:rFonts w:ascii="Times New Roman" w:cs="Times New Roman" w:eastAsia="Times New Roman" w:hAnsi="Times New Roman"/>
+          <w:sz w:val="28"/>
+          <w:szCs w:val="28"/>
+        </w:rPr>
+        <w:t xml:space="preserve">Сайт строится по клиент-серверной архитектуре: клиентская часть выполняется в браузере пользователя, серверная часть – на web-сервере Apache с интерпретатором PHP, данные хранятся в СУБД MySQL (MariaDB).</w:t>
+      </w:r>
+    </w:p>
+    <w:p>
+      <w:pPr>
+        <w:spacing w:after="0" w:before="0" w:line="360"/>
+        <w:ind w:firstLine="709"/>
+        <w:jc w:val="both"/>
+      </w:pPr>
+      <w:r>
+        <w:rPr>
+          <w:rFonts w:ascii="Times New Roman" w:cs="Times New Roman" w:eastAsia="Times New Roman" w:hAnsi="Times New Roman"/>
+          <w:sz w:val="28"/>
+          <w:szCs w:val="28"/>
+        </w:rPr>
+        <w:t xml:space="preserve">Сайт должен содержать следующие разделы: главная страница, каталог услуг, страница услуги с оформлением заказа, портфолио, контакты, регистрация, вход, личный кабинет, административная панель (сводка, заказы, услуги, портфолио, пользователи).</w:t>
+      </w:r>
+    </w:p>
+    <w:p>
+      <w:pPr>
+        <w:keepNext/>
+        <w:spacing w:line="360"/>
+      </w:pPr>
+      <w:r>
+        <w:rPr>
+          <w:rFonts w:ascii="Times New Roman" w:cs="Times New Roman" w:eastAsia="Times New Roman" w:hAnsi="Times New Roman"/>
+          <w:sz w:val="28"/>
+          <w:szCs w:val="28"/>
+        </w:rPr>
+        <w:t xml:space="preserve"/>
+      </w:r>
+    </w:p>
+    <w:p>
+      <w:pPr>
+        <w:pStyle w:val="Heading2"/>
+        <w:keepNext/>
+        <w:spacing w:after="0" w:before="0" w:line="360"/>
+        <w:ind w:firstLine="709"/>
+        <w:jc w:val="both"/>
+      </w:pPr>
+      <w:bookmarkStart w:name="h13" w:id="13"/>
+      <w:r>
+        <w:rPr>
+          <w:rFonts w:ascii="Times New Roman" w:cs="Times New Roman" w:eastAsia="Times New Roman" w:hAnsi="Times New Roman"/>
+          <w:b/>
+          <w:bCs/>
+          <w:color w:val="000000"/>
           <w:sz w:val="28"/>
           <w:szCs w:val="28"/>
         </w:rPr>
         <w:t xml:space="preserve">4.2 Требования к ролям пользователей</w:t>
+      </w:r>
+      <w:bookmarkEnd w:id="13"/>
+    </w:p>
+    <w:p>
+      <w:pPr>
+        <w:keepNext/>
+        <w:spacing w:line="360"/>
+      </w:pPr>
+      <w:r>
+        <w:rPr>
+          <w:rFonts w:ascii="Times New Roman" w:cs="Times New Roman" w:eastAsia="Times New Roman" w:hAnsi="Times New Roman"/>
+          <w:sz w:val="28"/>
+          <w:szCs w:val="28"/>
+        </w:rPr>
+        <w:t xml:space="preserve"/>
       </w:r>
     </w:p>
     <w:p>
@@ -968,687 +1279,27 @@
     </w:p>
     <w:p>
       <w:pPr>
-        <w:spacing w:after="0" w:before="120" w:line="360"/>
-        <w:ind w:firstLine="709"/>
-        <w:jc w:val="both"/>
-      </w:pPr>
-      <w:r>
-        <w:rPr>
-          <w:rFonts w:ascii="Times New Roman" w:cs="Times New Roman" w:eastAsia="Times New Roman" w:hAnsi="Times New Roman"/>
-          <w:b/>
-          <w:bCs/>
-          <w:sz w:val="28"/>
-          <w:szCs w:val="28"/>
-        </w:rPr>
-        <w:t xml:space="preserve">4.3 Требования к функциям</w:t>
-      </w:r>
-    </w:p>
-    <w:p>
-      <w:pPr>
-        <w:spacing w:after="0" w:before="0" w:line="360"/>
-        <w:ind w:firstLine="709"/>
-        <w:jc w:val="both"/>
-      </w:pPr>
-      <w:r>
-        <w:rPr>
-          <w:rFonts w:ascii="Times New Roman" w:cs="Times New Roman" w:eastAsia="Times New Roman" w:hAnsi="Times New Roman"/>
-          <w:sz w:val="28"/>
-          <w:szCs w:val="28"/>
-        </w:rPr>
-        <w:t xml:space="preserve">Публичная часть сайта должна обеспечивать:</w:t>
-      </w:r>
-    </w:p>
-    <w:p>
-      <w:pPr>
-        <w:spacing w:after="0" w:before="0" w:line="360"/>
-        <w:ind w:firstLine="709"/>
-        <w:jc w:val="both"/>
-      </w:pPr>
-      <w:r>
-        <w:rPr>
-          <w:rFonts w:ascii="Times New Roman" w:cs="Times New Roman" w:eastAsia="Times New Roman" w:hAnsi="Times New Roman"/>
-          <w:sz w:val="28"/>
-          <w:szCs w:val="28"/>
-        </w:rPr>
-        <w:t xml:space="preserve">1) вывод на главной странице популярных услуг, последних проектов, преимуществ студии и этапов работы;</w:t>
-      </w:r>
-    </w:p>
-    <w:p>
-      <w:pPr>
-        <w:spacing w:after="0" w:before="0" w:line="360"/>
-        <w:ind w:firstLine="709"/>
-        <w:jc w:val="both"/>
-      </w:pPr>
-      <w:r>
-        <w:rPr>
-          <w:rFonts w:ascii="Times New Roman" w:cs="Times New Roman" w:eastAsia="Times New Roman" w:hAnsi="Times New Roman"/>
-          <w:sz w:val="28"/>
-          <w:szCs w:val="28"/>
-        </w:rPr>
-        <w:t xml:space="preserve">2) вывод каталога услуг с фильтрацией по категориям; список категорий формируется из базы данных;</w:t>
-      </w:r>
-    </w:p>
-    <w:p>
-      <w:pPr>
-        <w:spacing w:after="0" w:before="0" w:line="360"/>
-        <w:ind w:firstLine="709"/>
-        <w:jc w:val="both"/>
-      </w:pPr>
-      <w:r>
-        <w:rPr>
-          <w:rFonts w:ascii="Times New Roman" w:cs="Times New Roman" w:eastAsia="Times New Roman" w:hAnsi="Times New Roman"/>
-          <w:sz w:val="28"/>
-          <w:szCs w:val="28"/>
-        </w:rPr>
-        <w:t xml:space="preserve">3) вывод портфолио с просмотром подробной информации о проекте в отдельном окне;</w:t>
-      </w:r>
-    </w:p>
-    <w:p>
-      <w:pPr>
-        <w:spacing w:after="0" w:before="0" w:line="360"/>
-        <w:ind w:firstLine="709"/>
-        <w:jc w:val="both"/>
-      </w:pPr>
-      <w:r>
-        <w:rPr>
-          <w:rFonts w:ascii="Times New Roman" w:cs="Times New Roman" w:eastAsia="Times New Roman" w:hAnsi="Times New Roman"/>
-          <w:sz w:val="28"/>
-          <w:szCs w:val="28"/>
-        </w:rPr>
-        <w:t xml:space="preserve">4) приём обращений через форму обратной связи с проверкой заполнения полей.</w:t>
-      </w:r>
-    </w:p>
-    <w:p>
-      <w:pPr>
-        <w:spacing w:after="0" w:before="0" w:line="360"/>
-        <w:ind w:firstLine="709"/>
-        <w:jc w:val="both"/>
-      </w:pPr>
-      <w:r>
-        <w:rPr>
-          <w:rFonts w:ascii="Times New Roman" w:cs="Times New Roman" w:eastAsia="Times New Roman" w:hAnsi="Times New Roman"/>
-          <w:sz w:val="28"/>
-          <w:szCs w:val="28"/>
-        </w:rPr>
-        <w:t xml:space="preserve">Подсистема пользователей должна обеспечивать:</w:t>
-      </w:r>
-    </w:p>
-    <w:p>
-      <w:pPr>
-        <w:spacing w:after="0" w:before="0" w:line="360"/>
-        <w:ind w:firstLine="709"/>
-        <w:jc w:val="both"/>
-      </w:pPr>
-      <w:r>
-        <w:rPr>
-          <w:rFonts w:ascii="Times New Roman" w:cs="Times New Roman" w:eastAsia="Times New Roman" w:hAnsi="Times New Roman"/>
-          <w:sz w:val="28"/>
-          <w:szCs w:val="28"/>
-        </w:rPr>
-        <w:t xml:space="preserve">1) регистрацию с проверкой корректности e-mail, уникальности e-mail, длины пароля (не менее 6 символов) и совпадения паролей;</w:t>
-      </w:r>
-    </w:p>
-    <w:p>
-      <w:pPr>
-        <w:spacing w:after="0" w:before="0" w:line="360"/>
-        <w:ind w:firstLine="709"/>
-        <w:jc w:val="both"/>
-      </w:pPr>
-      <w:r>
-        <w:rPr>
-          <w:rFonts w:ascii="Times New Roman" w:cs="Times New Roman" w:eastAsia="Times New Roman" w:hAnsi="Times New Roman"/>
-          <w:sz w:val="28"/>
-          <w:szCs w:val="28"/>
-        </w:rPr>
-        <w:t xml:space="preserve">2) вход по e-mail и паролю, выход из системы;</w:t>
-      </w:r>
-    </w:p>
-    <w:p>
-      <w:pPr>
-        <w:spacing w:after="0" w:before="0" w:line="360"/>
-        <w:ind w:firstLine="709"/>
-        <w:jc w:val="both"/>
-      </w:pPr>
-      <w:r>
-        <w:rPr>
-          <w:rFonts w:ascii="Times New Roman" w:cs="Times New Roman" w:eastAsia="Times New Roman" w:hAnsi="Times New Roman"/>
-          <w:sz w:val="28"/>
-          <w:szCs w:val="28"/>
-        </w:rPr>
-        <w:t xml:space="preserve">3) расчёт предварительной стоимости заказа в браузере при вводе объёма и окончательный расчёт на сервере;</w:t>
-      </w:r>
-    </w:p>
-    <w:p>
-      <w:pPr>
-        <w:spacing w:after="0" w:before="0" w:line="360"/>
-        <w:ind w:firstLine="709"/>
-        <w:jc w:val="both"/>
-      </w:pPr>
-      <w:r>
-        <w:rPr>
-          <w:rFonts w:ascii="Times New Roman" w:cs="Times New Roman" w:eastAsia="Times New Roman" w:hAnsi="Times New Roman"/>
-          <w:sz w:val="28"/>
-          <w:szCs w:val="28"/>
-        </w:rPr>
-        <w:t xml:space="preserve">4) просмотр заказов в личном кабинете со статусами «Новый», «В работе», «Выполнен», «Отменён»;</w:t>
-      </w:r>
-    </w:p>
-    <w:p>
-      <w:pPr>
-        <w:spacing w:after="0" w:before="0" w:line="360"/>
-        <w:ind w:firstLine="709"/>
-        <w:jc w:val="both"/>
-      </w:pPr>
-      <w:r>
-        <w:rPr>
-          <w:rFonts w:ascii="Times New Roman" w:cs="Times New Roman" w:eastAsia="Times New Roman" w:hAnsi="Times New Roman"/>
-          <w:sz w:val="28"/>
-          <w:szCs w:val="28"/>
-        </w:rPr>
-        <w:t xml:space="preserve">5) отмену собственного заказа, пока он имеет статус «Новый»;</w:t>
-      </w:r>
-    </w:p>
-    <w:p>
-      <w:pPr>
-        <w:spacing w:after="0" w:before="0" w:line="360"/>
-        <w:ind w:firstLine="709"/>
-        <w:jc w:val="both"/>
-      </w:pPr>
-      <w:r>
-        <w:rPr>
-          <w:rFonts w:ascii="Times New Roman" w:cs="Times New Roman" w:eastAsia="Times New Roman" w:hAnsi="Times New Roman"/>
-          <w:sz w:val="28"/>
-          <w:szCs w:val="28"/>
-        </w:rPr>
-        <w:t xml:space="preserve">6) изменение имени, телефона и пароля.</w:t>
-      </w:r>
-    </w:p>
-    <w:p>
-      <w:pPr>
-        <w:spacing w:after="0" w:before="0" w:line="360"/>
-        <w:ind w:firstLine="709"/>
-        <w:jc w:val="both"/>
-      </w:pPr>
-      <w:r>
-        <w:rPr>
-          <w:rFonts w:ascii="Times New Roman" w:cs="Times New Roman" w:eastAsia="Times New Roman" w:hAnsi="Times New Roman"/>
-          <w:sz w:val="28"/>
-          <w:szCs w:val="28"/>
-        </w:rPr>
-        <w:t xml:space="preserve">Административная панель должна обеспечивать:</w:t>
-      </w:r>
-    </w:p>
-    <w:p>
-      <w:pPr>
-        <w:spacing w:after="0" w:before="0" w:line="360"/>
-        <w:ind w:firstLine="709"/>
-        <w:jc w:val="both"/>
-      </w:pPr>
-      <w:r>
-        <w:rPr>
-          <w:rFonts w:ascii="Times New Roman" w:cs="Times New Roman" w:eastAsia="Times New Roman" w:hAnsi="Times New Roman"/>
-          <w:sz w:val="28"/>
-          <w:szCs w:val="28"/>
-        </w:rPr>
-        <w:t xml:space="preserve">1) сводку: количество новых заказов и заказов в работе, выручку по выполненным заказам, число клиентов;</w:t>
-      </w:r>
-    </w:p>
-    <w:p>
-      <w:pPr>
-        <w:spacing w:after="0" w:before="0" w:line="360"/>
-        <w:ind w:firstLine="709"/>
-        <w:jc w:val="both"/>
-      </w:pPr>
-      <w:r>
-        <w:rPr>
-          <w:rFonts w:ascii="Times New Roman" w:cs="Times New Roman" w:eastAsia="Times New Roman" w:hAnsi="Times New Roman"/>
-          <w:sz w:val="28"/>
-          <w:szCs w:val="28"/>
-        </w:rPr>
-        <w:t xml:space="preserve">2) просмотр и удаление обращений с формы обратной связи;</w:t>
-      </w:r>
-    </w:p>
-    <w:p>
-      <w:pPr>
-        <w:spacing w:after="0" w:before="0" w:line="360"/>
-        <w:ind w:firstLine="709"/>
-        <w:jc w:val="both"/>
-      </w:pPr>
-      <w:r>
-        <w:rPr>
-          <w:rFonts w:ascii="Times New Roman" w:cs="Times New Roman" w:eastAsia="Times New Roman" w:hAnsi="Times New Roman"/>
-          <w:sz w:val="28"/>
-          <w:szCs w:val="28"/>
-        </w:rPr>
-        <w:t xml:space="preserve">3) просмотр всех заказов с данными клиента и изменение статуса заказа;</w:t>
-      </w:r>
-    </w:p>
-    <w:p>
-      <w:pPr>
-        <w:spacing w:after="0" w:before="0" w:line="360"/>
-        <w:ind w:firstLine="709"/>
-        <w:jc w:val="both"/>
-      </w:pPr>
-      <w:r>
-        <w:rPr>
-          <w:rFonts w:ascii="Times New Roman" w:cs="Times New Roman" w:eastAsia="Times New Roman" w:hAnsi="Times New Roman"/>
-          <w:sz w:val="28"/>
-          <w:szCs w:val="28"/>
-        </w:rPr>
-        <w:t xml:space="preserve">4) добавление, изменение и удаление услуг с загрузкой изображения;</w:t>
-      </w:r>
-    </w:p>
-    <w:p>
-      <w:pPr>
-        <w:spacing w:after="0" w:before="0" w:line="360"/>
-        <w:ind w:firstLine="709"/>
-        <w:jc w:val="both"/>
-      </w:pPr>
-      <w:r>
-        <w:rPr>
-          <w:rFonts w:ascii="Times New Roman" w:cs="Times New Roman" w:eastAsia="Times New Roman" w:hAnsi="Times New Roman"/>
-          <w:sz w:val="28"/>
-          <w:szCs w:val="28"/>
-        </w:rPr>
-        <w:t xml:space="preserve">5) добавление, изменение и удаление проектов портфолио с загрузкой изображения;</w:t>
-      </w:r>
-    </w:p>
-    <w:p>
-      <w:pPr>
-        <w:spacing w:after="0" w:before="0" w:line="360"/>
-        <w:ind w:firstLine="709"/>
-        <w:jc w:val="both"/>
-      </w:pPr>
-      <w:r>
-        <w:rPr>
-          <w:rFonts w:ascii="Times New Roman" w:cs="Times New Roman" w:eastAsia="Times New Roman" w:hAnsi="Times New Roman"/>
-          <w:sz w:val="28"/>
-          <w:szCs w:val="28"/>
-        </w:rPr>
-        <w:t xml:space="preserve">6) добавление, изменение и удаление пользователей и назначение ролей; запрет удаления собственной учётной записи.</w:t>
-      </w:r>
-    </w:p>
-    <w:p>
-      <w:pPr>
-        <w:spacing w:after="0" w:before="120" w:line="360"/>
-        <w:ind w:firstLine="709"/>
-        <w:jc w:val="both"/>
-      </w:pPr>
-      <w:r>
-        <w:rPr>
-          <w:rFonts w:ascii="Times New Roman" w:cs="Times New Roman" w:eastAsia="Times New Roman" w:hAnsi="Times New Roman"/>
-          <w:b/>
-          <w:bCs/>
-          <w:sz w:val="28"/>
-          <w:szCs w:val="28"/>
-        </w:rPr>
-        <w:t xml:space="preserve">4.4 Требования к безопасности</w:t>
-      </w:r>
-    </w:p>
-    <w:p>
-      <w:pPr>
-        <w:spacing w:after="0" w:before="0" w:line="360"/>
-        <w:ind w:firstLine="709"/>
-        <w:jc w:val="both"/>
-      </w:pPr>
-      <w:r>
-        <w:rPr>
-          <w:rFonts w:ascii="Times New Roman" w:cs="Times New Roman" w:eastAsia="Times New Roman" w:hAnsi="Times New Roman"/>
-          <w:sz w:val="28"/>
-          <w:szCs w:val="28"/>
-        </w:rPr>
-        <w:t xml:space="preserve">1) все SQL-запросы с данными пользователя выполняются через подготовленные выражения PDO;</w:t>
-      </w:r>
-    </w:p>
-    <w:p>
-      <w:pPr>
-        <w:spacing w:after="0" w:before="0" w:line="360"/>
-        <w:ind w:firstLine="709"/>
-        <w:jc w:val="both"/>
-      </w:pPr>
-      <w:r>
-        <w:rPr>
-          <w:rFonts w:ascii="Times New Roman" w:cs="Times New Roman" w:eastAsia="Times New Roman" w:hAnsi="Times New Roman"/>
-          <w:sz w:val="28"/>
-          <w:szCs w:val="28"/>
-        </w:rPr>
-        <w:t xml:space="preserve">2) все выводимые пользовательские данные экранируются для защиты от XSS;</w:t>
-      </w:r>
-    </w:p>
-    <w:p>
-      <w:pPr>
-        <w:spacing w:after="0" w:before="0" w:line="360"/>
-        <w:ind w:firstLine="709"/>
-        <w:jc w:val="both"/>
-      </w:pPr>
-      <w:r>
-        <w:rPr>
-          <w:rFonts w:ascii="Times New Roman" w:cs="Times New Roman" w:eastAsia="Times New Roman" w:hAnsi="Times New Roman"/>
-          <w:sz w:val="28"/>
-          <w:szCs w:val="28"/>
-        </w:rPr>
-        <w:t xml:space="preserve">3) пароли хранятся только в виде хеша (функция password_hash);</w:t>
-      </w:r>
-    </w:p>
-    <w:p>
-      <w:pPr>
-        <w:spacing w:after="0" w:before="0" w:line="360"/>
-        <w:ind w:firstLine="709"/>
-        <w:jc w:val="both"/>
-      </w:pPr>
-      <w:r>
-        <w:rPr>
-          <w:rFonts w:ascii="Times New Roman" w:cs="Times New Roman" w:eastAsia="Times New Roman" w:hAnsi="Times New Roman"/>
-          <w:sz w:val="28"/>
-          <w:szCs w:val="28"/>
-        </w:rPr>
-        <w:t xml:space="preserve">4) права доступа проверяются на сервере при каждом обращении к закрытой странице;</w:t>
-      </w:r>
-    </w:p>
-    <w:p>
-      <w:pPr>
-        <w:spacing w:after="0" w:before="0" w:line="360"/>
-        <w:ind w:firstLine="709"/>
-        <w:jc w:val="both"/>
-      </w:pPr>
-      <w:r>
-        <w:rPr>
-          <w:rFonts w:ascii="Times New Roman" w:cs="Times New Roman" w:eastAsia="Times New Roman" w:hAnsi="Times New Roman"/>
-          <w:sz w:val="28"/>
-          <w:szCs w:val="28"/>
-        </w:rPr>
-        <w:t xml:space="preserve">5) загружаются только изображения форматов JPG, PNG, WebP;</w:t>
-      </w:r>
-    </w:p>
-    <w:p>
-      <w:pPr>
-        <w:spacing w:after="0" w:before="0" w:line="360"/>
-        <w:ind w:firstLine="709"/>
-        <w:jc w:val="both"/>
-      </w:pPr>
-      <w:r>
-        <w:rPr>
-          <w:rFonts w:ascii="Times New Roman" w:cs="Times New Roman" w:eastAsia="Times New Roman" w:hAnsi="Times New Roman"/>
-          <w:sz w:val="28"/>
-          <w:szCs w:val="28"/>
-        </w:rPr>
-        <w:t xml:space="preserve">6) обработка персональных данных выполняется с учётом Федерального закона № 152-ФЗ «О персональных данных».</w:t>
-      </w:r>
-    </w:p>
-    <w:p>
-      <w:pPr>
-        <w:spacing w:after="0" w:before="120" w:line="360"/>
-        <w:ind w:firstLine="709"/>
-        <w:jc w:val="both"/>
-      </w:pPr>
-      <w:r>
-        <w:rPr>
-          <w:rFonts w:ascii="Times New Roman" w:cs="Times New Roman" w:eastAsia="Times New Roman" w:hAnsi="Times New Roman"/>
-          <w:b/>
-          <w:bCs/>
-          <w:sz w:val="28"/>
-          <w:szCs w:val="28"/>
-        </w:rPr>
-        <w:t xml:space="preserve">4.5 Требования к эргономике и дизайну</w:t>
-      </w:r>
-    </w:p>
-    <w:p>
-      <w:pPr>
-        <w:spacing w:after="0" w:before="0" w:line="360"/>
-        <w:ind w:firstLine="709"/>
-        <w:jc w:val="both"/>
-      </w:pPr>
-      <w:r>
-        <w:rPr>
-          <w:rFonts w:ascii="Times New Roman" w:cs="Times New Roman" w:eastAsia="Times New Roman" w:hAnsi="Times New Roman"/>
-          <w:sz w:val="28"/>
-          <w:szCs w:val="28"/>
-        </w:rPr>
-        <w:t xml:space="preserve">1) единый визуальный стиль в природной зелёно-бежевой гамме, соответствующей тематике ландшафтного дизайна;</w:t>
-      </w:r>
-    </w:p>
-    <w:p>
-      <w:pPr>
-        <w:spacing w:after="0" w:before="0" w:line="360"/>
-        <w:ind w:firstLine="709"/>
-        <w:jc w:val="both"/>
-      </w:pPr>
-      <w:r>
-        <w:rPr>
-          <w:rFonts w:ascii="Times New Roman" w:cs="Times New Roman" w:eastAsia="Times New Roman" w:hAnsi="Times New Roman"/>
-          <w:sz w:val="28"/>
-          <w:szCs w:val="28"/>
-        </w:rPr>
-        <w:t xml:space="preserve">2) адаптивная вёрстка: корректное отображение при ширине экрана от 360 пикселей, мобильное меню при ширине до 900 пикселей;</w:t>
-      </w:r>
-    </w:p>
-    <w:p>
-      <w:pPr>
-        <w:spacing w:after="0" w:before="0" w:line="360"/>
-        <w:ind w:firstLine="709"/>
-        <w:jc w:val="both"/>
-      </w:pPr>
-      <w:r>
-        <w:rPr>
-          <w:rFonts w:ascii="Times New Roman" w:cs="Times New Roman" w:eastAsia="Times New Roman" w:hAnsi="Times New Roman"/>
-          <w:sz w:val="28"/>
-          <w:szCs w:val="28"/>
-        </w:rPr>
-        <w:t xml:space="preserve">3) сообщения об успехе и ошибках после каждого действия пользователя;</w:t>
-      </w:r>
-    </w:p>
-    <w:p>
-      <w:pPr>
-        <w:spacing w:after="0" w:before="0" w:line="360"/>
-        <w:ind w:firstLine="709"/>
-        <w:jc w:val="both"/>
-      </w:pPr>
-      <w:r>
-        <w:rPr>
-          <w:rFonts w:ascii="Times New Roman" w:cs="Times New Roman" w:eastAsia="Times New Roman" w:hAnsi="Times New Roman"/>
-          <w:sz w:val="28"/>
-          <w:szCs w:val="28"/>
-        </w:rPr>
-        <w:t xml:space="preserve">4) подтверждение перед удалением данных и отменой заказа;</w:t>
-      </w:r>
-    </w:p>
-    <w:p>
-      <w:pPr>
-        <w:spacing w:after="0" w:before="0" w:line="360"/>
-        <w:ind w:firstLine="709"/>
-        <w:jc w:val="both"/>
-      </w:pPr>
-      <w:r>
-        <w:rPr>
-          <w:rFonts w:ascii="Times New Roman" w:cs="Times New Roman" w:eastAsia="Times New Roman" w:hAnsi="Times New Roman"/>
-          <w:sz w:val="28"/>
-          <w:szCs w:val="28"/>
-        </w:rPr>
-        <w:t xml:space="preserve">5) наличие текстовых альтернатив у изображений (атрибут alt) в соответствии с ГОСТ Р 52872-2019.</w:t>
-      </w:r>
-    </w:p>
-    <w:p>
-      <w:pPr>
-        <w:spacing w:after="0" w:before="120" w:line="360"/>
-        <w:ind w:firstLine="709"/>
-        <w:jc w:val="both"/>
-      </w:pPr>
-      <w:r>
-        <w:rPr>
-          <w:rFonts w:ascii="Times New Roman" w:cs="Times New Roman" w:eastAsia="Times New Roman" w:hAnsi="Times New Roman"/>
-          <w:b/>
-          <w:bCs/>
-          <w:sz w:val="28"/>
-          <w:szCs w:val="28"/>
-        </w:rPr>
-        <w:t xml:space="preserve">4.6 Требования к надёжности</w:t>
-      </w:r>
-    </w:p>
-    <w:p>
-      <w:pPr>
-        <w:spacing w:after="0" w:before="0" w:line="360"/>
-        <w:ind w:firstLine="709"/>
-        <w:jc w:val="both"/>
-      </w:pPr>
-      <w:r>
-        <w:rPr>
-          <w:rFonts w:ascii="Times New Roman" w:cs="Times New Roman" w:eastAsia="Times New Roman" w:hAnsi="Times New Roman"/>
-          <w:sz w:val="28"/>
-          <w:szCs w:val="28"/>
-        </w:rPr>
-        <w:t xml:space="preserve">Связанные данные должны оставаться согласованными: при удалении пользователя или услуги связанные заказы удаляются автоматически (внешние ключи с правилом ON DELETE CASCADE). Сумма заказа сохраняется в момент оформления и не меняется при изменении цены услуги. Повторная отправка формы при обновлении страницы должна быть исключена (перенаправление после POST-запроса).</w:t>
-      </w:r>
-    </w:p>
-    <w:p>
-      <w:pPr>
-        <w:spacing w:after="0" w:before="120" w:line="360"/>
-        <w:ind w:firstLine="709"/>
-        <w:jc w:val="both"/>
-      </w:pPr>
-      <w:r>
-        <w:rPr>
-          <w:rFonts w:ascii="Times New Roman" w:cs="Times New Roman" w:eastAsia="Times New Roman" w:hAnsi="Times New Roman"/>
-          <w:b/>
-          <w:bCs/>
-          <w:sz w:val="28"/>
-          <w:szCs w:val="28"/>
-        </w:rPr>
-        <w:t xml:space="preserve">4.7 Требования к информационному обеспечению</w:t>
-      </w:r>
-    </w:p>
-    <w:p>
-      <w:pPr>
-        <w:spacing w:after="0" w:before="0" w:line="360"/>
-        <w:ind w:firstLine="709"/>
-        <w:jc w:val="both"/>
-      </w:pPr>
-      <w:r>
-        <w:rPr>
-          <w:rFonts w:ascii="Times New Roman" w:cs="Times New Roman" w:eastAsia="Times New Roman" w:hAnsi="Times New Roman"/>
-          <w:sz w:val="28"/>
-          <w:szCs w:val="28"/>
-        </w:rPr>
-        <w:t xml:space="preserve">База данных landshaft (кодировка utf8mb4) должна содержать таблицы: users – пользователи; services – услуги; orders – заказы (внешние ключи на users и services); projects – портфолио; messages – обращения. Скрипт database.sql должен создавать базу, таблицы и тестовые данные, включая учётные записи администратора и клиента.</w:t>
-      </w:r>
-    </w:p>
-    <w:p>
-      <w:pPr>
-        <w:spacing w:after="0" w:before="120" w:line="360"/>
-        <w:ind w:firstLine="709"/>
-        <w:jc w:val="both"/>
-      </w:pPr>
-      <w:r>
-        <w:rPr>
-          <w:rFonts w:ascii="Times New Roman" w:cs="Times New Roman" w:eastAsia="Times New Roman" w:hAnsi="Times New Roman"/>
-          <w:b/>
-          <w:bCs/>
-          <w:sz w:val="28"/>
-          <w:szCs w:val="28"/>
-        </w:rPr>
-        <w:t xml:space="preserve">4.8 Требования к программному и техническому обеспечению</w:t>
-      </w:r>
-    </w:p>
-    <w:p>
-      <w:pPr>
-        <w:spacing w:after="0" w:before="0" w:line="360"/>
-        <w:ind w:firstLine="709"/>
-        <w:jc w:val="both"/>
-      </w:pPr>
-      <w:r>
-        <w:rPr>
-          <w:rFonts w:ascii="Times New Roman" w:cs="Times New Roman" w:eastAsia="Times New Roman" w:hAnsi="Times New Roman"/>
-          <w:sz w:val="28"/>
-          <w:szCs w:val="28"/>
-        </w:rPr>
-        <w:t xml:space="preserve">1) серверная часть: пакет XAMPP (Apache 2.4, PHP версии 7.4 или выше, MariaDB/MySQL), без сторонних библиотек и фреймворков;</w:t>
-      </w:r>
-    </w:p>
-    <w:p>
-      <w:pPr>
-        <w:spacing w:after="0" w:before="0" w:line="360"/>
-        <w:ind w:firstLine="709"/>
-        <w:jc w:val="both"/>
-      </w:pPr>
-      <w:r>
-        <w:rPr>
-          <w:rFonts w:ascii="Times New Roman" w:cs="Times New Roman" w:eastAsia="Times New Roman" w:hAnsi="Times New Roman"/>
-          <w:sz w:val="28"/>
-          <w:szCs w:val="28"/>
-        </w:rPr>
-        <w:t xml:space="preserve">2) клиентская часть: HTML5, CSS3, JavaScript (ES6) без сторонних библиотек;</w:t>
-      </w:r>
-    </w:p>
-    <w:p>
-      <w:pPr>
-        <w:spacing w:after="0" w:before="0" w:line="360"/>
-        <w:ind w:firstLine="709"/>
-        <w:jc w:val="both"/>
-      </w:pPr>
-      <w:r>
-        <w:rPr>
-          <w:rFonts w:ascii="Times New Roman" w:cs="Times New Roman" w:eastAsia="Times New Roman" w:hAnsi="Times New Roman"/>
-          <w:sz w:val="28"/>
-          <w:szCs w:val="28"/>
-        </w:rPr>
-        <w:t xml:space="preserve">3) поддерживаемые браузеры: актуальные версии Google Chrome, Mozilla Firefox, Microsoft Edge, Яндекс Браузер, Safari;</w:t>
-      </w:r>
-    </w:p>
-    <w:p>
-      <w:pPr>
-        <w:spacing w:after="0" w:before="0" w:line="360"/>
-        <w:ind w:firstLine="709"/>
-        <w:jc w:val="both"/>
-      </w:pPr>
-      <w:r>
-        <w:rPr>
-          <w:rFonts w:ascii="Times New Roman" w:cs="Times New Roman" w:eastAsia="Times New Roman" w:hAnsi="Times New Roman"/>
-          <w:sz w:val="28"/>
-          <w:szCs w:val="28"/>
-        </w:rPr>
-        <w:t xml:space="preserve">4) компьютер разработчика: операционная система Windows 10/11, не менее 4 ГБ оперативной памяти.</w:t>
-      </w:r>
-    </w:p>
-    <w:p>
-      <w:pPr>
-        <w:spacing w:after="0" w:before="120" w:line="360"/>
-        <w:ind w:firstLine="709"/>
-        <w:jc w:val="both"/>
-      </w:pPr>
-      <w:r>
-        <w:rPr>
-          <w:rFonts w:ascii="Times New Roman" w:cs="Times New Roman" w:eastAsia="Times New Roman" w:hAnsi="Times New Roman"/>
-          <w:b/>
-          <w:bCs/>
-          <w:sz w:val="28"/>
-          <w:szCs w:val="28"/>
-        </w:rPr>
-        <w:t xml:space="preserve">4.9 Требования к исходному коду</w:t>
-      </w:r>
-    </w:p>
-    <w:p>
-      <w:pPr>
-        <w:spacing w:after="0" w:before="0" w:line="360"/>
-        <w:ind w:firstLine="709"/>
-        <w:jc w:val="both"/>
-      </w:pPr>
-      <w:r>
-        <w:rPr>
-          <w:rFonts w:ascii="Times New Roman" w:cs="Times New Roman" w:eastAsia="Times New Roman" w:hAnsi="Times New Roman"/>
-          <w:sz w:val="28"/>
-          <w:szCs w:val="28"/>
-        </w:rPr>
-        <w:t xml:space="preserve">Код должен быть простым и читаемым: каждая страница последовательно обрабатывает форму, получает данные и выводит шаблон; повторяющиеся элементы выносятся в отдельные файлы; неиспользуемый код и служебные пометки в коде отсутствуют.</w:t>
-      </w:r>
-    </w:p>
-    <w:p>
-      <w:pPr>
-        <w:pStyle w:val="Heading1"/>
-        <w:keepNext/>
-        <w:spacing w:after="240" w:before="0" w:line="360"/>
-        <w:ind w:firstLine="709"/>
-        <w:jc w:val="left"/>
-      </w:pPr>
-      <w:bookmarkStart w:name="h5" w:id="5"/>
+        <w:keepNext/>
+        <w:spacing w:line="360"/>
+      </w:pPr>
+      <w:r>
+        <w:rPr>
+          <w:rFonts w:ascii="Times New Roman" w:cs="Times New Roman" w:eastAsia="Times New Roman" w:hAnsi="Times New Roman"/>
+          <w:sz w:val="28"/>
+          <w:szCs w:val="28"/>
+        </w:rPr>
+        <w:t xml:space="preserve"/>
+      </w:r>
+    </w:p>
+    <w:p>
+      <w:pPr>
+        <w:pStyle w:val="Heading2"/>
+        <w:keepNext/>
+        <w:spacing w:after="0" w:before="0" w:line="360"/>
+        <w:ind w:firstLine="709"/>
+        <w:jc w:val="both"/>
+      </w:pPr>
+      <w:bookmarkStart w:name="h14" w:id="14"/>
       <w:r>
         <w:rPr>
           <w:rFonts w:ascii="Times New Roman" w:cs="Times New Roman" w:eastAsia="Times New Roman" w:hAnsi="Times New Roman"/>
@@ -1658,9 +1309,928 @@
           <w:sz w:val="28"/>
           <w:szCs w:val="28"/>
         </w:rPr>
+        <w:t xml:space="preserve">4.3 Требования к функциям</w:t>
+      </w:r>
+      <w:bookmarkEnd w:id="14"/>
+    </w:p>
+    <w:p>
+      <w:pPr>
+        <w:keepNext/>
+        <w:spacing w:line="360"/>
+      </w:pPr>
+      <w:r>
+        <w:rPr>
+          <w:rFonts w:ascii="Times New Roman" w:cs="Times New Roman" w:eastAsia="Times New Roman" w:hAnsi="Times New Roman"/>
+          <w:sz w:val="28"/>
+          <w:szCs w:val="28"/>
+        </w:rPr>
+        <w:t xml:space="preserve"/>
+      </w:r>
+    </w:p>
+    <w:p>
+      <w:pPr>
+        <w:spacing w:after="0" w:before="0" w:line="360"/>
+        <w:ind w:firstLine="709"/>
+        <w:jc w:val="both"/>
+      </w:pPr>
+      <w:r>
+        <w:rPr>
+          <w:rFonts w:ascii="Times New Roman" w:cs="Times New Roman" w:eastAsia="Times New Roman" w:hAnsi="Times New Roman"/>
+          <w:sz w:val="28"/>
+          <w:szCs w:val="28"/>
+        </w:rPr>
+        <w:t xml:space="preserve">Публичная часть сайта должна обеспечивать:</w:t>
+      </w:r>
+    </w:p>
+    <w:p>
+      <w:pPr>
+        <w:spacing w:after="0" w:before="0" w:line="360"/>
+        <w:ind w:firstLine="709"/>
+        <w:jc w:val="both"/>
+      </w:pPr>
+      <w:r>
+        <w:rPr>
+          <w:rFonts w:ascii="Times New Roman" w:cs="Times New Roman" w:eastAsia="Times New Roman" w:hAnsi="Times New Roman"/>
+          <w:sz w:val="28"/>
+          <w:szCs w:val="28"/>
+        </w:rPr>
+        <w:t xml:space="preserve">1) вывод на главной странице популярных услуг, последних проектов, преимуществ студии и этапов работы;</w:t>
+      </w:r>
+    </w:p>
+    <w:p>
+      <w:pPr>
+        <w:spacing w:after="0" w:before="0" w:line="360"/>
+        <w:ind w:firstLine="709"/>
+        <w:jc w:val="both"/>
+      </w:pPr>
+      <w:r>
+        <w:rPr>
+          <w:rFonts w:ascii="Times New Roman" w:cs="Times New Roman" w:eastAsia="Times New Roman" w:hAnsi="Times New Roman"/>
+          <w:sz w:val="28"/>
+          <w:szCs w:val="28"/>
+        </w:rPr>
+        <w:t xml:space="preserve">2) вывод каталога услуг с фильтрацией по категориям; список категорий формируется из базы данных;</w:t>
+      </w:r>
+    </w:p>
+    <w:p>
+      <w:pPr>
+        <w:spacing w:after="0" w:before="0" w:line="360"/>
+        <w:ind w:firstLine="709"/>
+        <w:jc w:val="both"/>
+      </w:pPr>
+      <w:r>
+        <w:rPr>
+          <w:rFonts w:ascii="Times New Roman" w:cs="Times New Roman" w:eastAsia="Times New Roman" w:hAnsi="Times New Roman"/>
+          <w:sz w:val="28"/>
+          <w:szCs w:val="28"/>
+        </w:rPr>
+        <w:t xml:space="preserve">3) вывод портфолио с просмотром подробной информации о проекте в отдельном окне;</w:t>
+      </w:r>
+    </w:p>
+    <w:p>
+      <w:pPr>
+        <w:spacing w:after="0" w:before="0" w:line="360"/>
+        <w:ind w:firstLine="709"/>
+        <w:jc w:val="both"/>
+      </w:pPr>
+      <w:r>
+        <w:rPr>
+          <w:rFonts w:ascii="Times New Roman" w:cs="Times New Roman" w:eastAsia="Times New Roman" w:hAnsi="Times New Roman"/>
+          <w:sz w:val="28"/>
+          <w:szCs w:val="28"/>
+        </w:rPr>
+        <w:t xml:space="preserve">4) приём обращений через форму обратной связи с проверкой заполнения полей.</w:t>
+      </w:r>
+    </w:p>
+    <w:p>
+      <w:pPr>
+        <w:spacing w:after="0" w:before="0" w:line="360"/>
+        <w:ind w:firstLine="709"/>
+        <w:jc w:val="both"/>
+      </w:pPr>
+      <w:r>
+        <w:rPr>
+          <w:rFonts w:ascii="Times New Roman" w:cs="Times New Roman" w:eastAsia="Times New Roman" w:hAnsi="Times New Roman"/>
+          <w:sz w:val="28"/>
+          <w:szCs w:val="28"/>
+        </w:rPr>
+        <w:t xml:space="preserve">Подсистема пользователей должна обеспечивать:</w:t>
+      </w:r>
+    </w:p>
+    <w:p>
+      <w:pPr>
+        <w:spacing w:after="0" w:before="0" w:line="360"/>
+        <w:ind w:firstLine="709"/>
+        <w:jc w:val="both"/>
+      </w:pPr>
+      <w:r>
+        <w:rPr>
+          <w:rFonts w:ascii="Times New Roman" w:cs="Times New Roman" w:eastAsia="Times New Roman" w:hAnsi="Times New Roman"/>
+          <w:sz w:val="28"/>
+          <w:szCs w:val="28"/>
+        </w:rPr>
+        <w:t xml:space="preserve">1) регистрацию с проверкой корректности e-mail, уникальности e-mail, длины пароля (не менее 6 символов) и совпадения паролей;</w:t>
+      </w:r>
+    </w:p>
+    <w:p>
+      <w:pPr>
+        <w:spacing w:after="0" w:before="0" w:line="360"/>
+        <w:ind w:firstLine="709"/>
+        <w:jc w:val="both"/>
+      </w:pPr>
+      <w:r>
+        <w:rPr>
+          <w:rFonts w:ascii="Times New Roman" w:cs="Times New Roman" w:eastAsia="Times New Roman" w:hAnsi="Times New Roman"/>
+          <w:sz w:val="28"/>
+          <w:szCs w:val="28"/>
+        </w:rPr>
+        <w:t xml:space="preserve">2) вход по e-mail и паролю, выход из системы;</w:t>
+      </w:r>
+    </w:p>
+    <w:p>
+      <w:pPr>
+        <w:spacing w:after="0" w:before="0" w:line="360"/>
+        <w:ind w:firstLine="709"/>
+        <w:jc w:val="both"/>
+      </w:pPr>
+      <w:r>
+        <w:rPr>
+          <w:rFonts w:ascii="Times New Roman" w:cs="Times New Roman" w:eastAsia="Times New Roman" w:hAnsi="Times New Roman"/>
+          <w:sz w:val="28"/>
+          <w:szCs w:val="28"/>
+        </w:rPr>
+        <w:t xml:space="preserve">3) расчёт предварительной стоимости заказа в браузере при вводе объёма и окончательный расчёт на сервере;</w:t>
+      </w:r>
+    </w:p>
+    <w:p>
+      <w:pPr>
+        <w:spacing w:after="0" w:before="0" w:line="360"/>
+        <w:ind w:firstLine="709"/>
+        <w:jc w:val="both"/>
+      </w:pPr>
+      <w:r>
+        <w:rPr>
+          <w:rFonts w:ascii="Times New Roman" w:cs="Times New Roman" w:eastAsia="Times New Roman" w:hAnsi="Times New Roman"/>
+          <w:sz w:val="28"/>
+          <w:szCs w:val="28"/>
+        </w:rPr>
+        <w:t xml:space="preserve">4) просмотр заказов в личном кабинете со статусами «Новый», «В работе», «Выполнен», «Отменён»;</w:t>
+      </w:r>
+    </w:p>
+    <w:p>
+      <w:pPr>
+        <w:spacing w:after="0" w:before="0" w:line="360"/>
+        <w:ind w:firstLine="709"/>
+        <w:jc w:val="both"/>
+      </w:pPr>
+      <w:r>
+        <w:rPr>
+          <w:rFonts w:ascii="Times New Roman" w:cs="Times New Roman" w:eastAsia="Times New Roman" w:hAnsi="Times New Roman"/>
+          <w:sz w:val="28"/>
+          <w:szCs w:val="28"/>
+        </w:rPr>
+        <w:t xml:space="preserve">5) отмену собственного заказа, пока он имеет статус «Новый»;</w:t>
+      </w:r>
+    </w:p>
+    <w:p>
+      <w:pPr>
+        <w:spacing w:after="0" w:before="0" w:line="360"/>
+        <w:ind w:firstLine="709"/>
+        <w:jc w:val="both"/>
+      </w:pPr>
+      <w:r>
+        <w:rPr>
+          <w:rFonts w:ascii="Times New Roman" w:cs="Times New Roman" w:eastAsia="Times New Roman" w:hAnsi="Times New Roman"/>
+          <w:sz w:val="28"/>
+          <w:szCs w:val="28"/>
+        </w:rPr>
+        <w:t xml:space="preserve">6) изменение имени, телефона и пароля.</w:t>
+      </w:r>
+    </w:p>
+    <w:p>
+      <w:pPr>
+        <w:spacing w:after="0" w:before="0" w:line="360"/>
+        <w:ind w:firstLine="709"/>
+        <w:jc w:val="both"/>
+      </w:pPr>
+      <w:r>
+        <w:rPr>
+          <w:rFonts w:ascii="Times New Roman" w:cs="Times New Roman" w:eastAsia="Times New Roman" w:hAnsi="Times New Roman"/>
+          <w:sz w:val="28"/>
+          <w:szCs w:val="28"/>
+        </w:rPr>
+        <w:t xml:space="preserve">Административная панель должна обеспечивать:</w:t>
+      </w:r>
+    </w:p>
+    <w:p>
+      <w:pPr>
+        <w:spacing w:after="0" w:before="0" w:line="360"/>
+        <w:ind w:firstLine="709"/>
+        <w:jc w:val="both"/>
+      </w:pPr>
+      <w:r>
+        <w:rPr>
+          <w:rFonts w:ascii="Times New Roman" w:cs="Times New Roman" w:eastAsia="Times New Roman" w:hAnsi="Times New Roman"/>
+          <w:sz w:val="28"/>
+          <w:szCs w:val="28"/>
+        </w:rPr>
+        <w:t xml:space="preserve">1) сводку: количество новых заказов и заказов в работе, выручку по выполненным заказам, число клиентов;</w:t>
+      </w:r>
+    </w:p>
+    <w:p>
+      <w:pPr>
+        <w:spacing w:after="0" w:before="0" w:line="360"/>
+        <w:ind w:firstLine="709"/>
+        <w:jc w:val="both"/>
+      </w:pPr>
+      <w:r>
+        <w:rPr>
+          <w:rFonts w:ascii="Times New Roman" w:cs="Times New Roman" w:eastAsia="Times New Roman" w:hAnsi="Times New Roman"/>
+          <w:sz w:val="28"/>
+          <w:szCs w:val="28"/>
+        </w:rPr>
+        <w:t xml:space="preserve">2) просмотр и удаление обращений с формы обратной связи;</w:t>
+      </w:r>
+    </w:p>
+    <w:p>
+      <w:pPr>
+        <w:spacing w:after="0" w:before="0" w:line="360"/>
+        <w:ind w:firstLine="709"/>
+        <w:jc w:val="both"/>
+      </w:pPr>
+      <w:r>
+        <w:rPr>
+          <w:rFonts w:ascii="Times New Roman" w:cs="Times New Roman" w:eastAsia="Times New Roman" w:hAnsi="Times New Roman"/>
+          <w:sz w:val="28"/>
+          <w:szCs w:val="28"/>
+        </w:rPr>
+        <w:t xml:space="preserve">3) просмотр всех заказов с данными клиента и изменение статуса заказа;</w:t>
+      </w:r>
+    </w:p>
+    <w:p>
+      <w:pPr>
+        <w:spacing w:after="0" w:before="0" w:line="360"/>
+        <w:ind w:firstLine="709"/>
+        <w:jc w:val="both"/>
+      </w:pPr>
+      <w:r>
+        <w:rPr>
+          <w:rFonts w:ascii="Times New Roman" w:cs="Times New Roman" w:eastAsia="Times New Roman" w:hAnsi="Times New Roman"/>
+          <w:sz w:val="28"/>
+          <w:szCs w:val="28"/>
+        </w:rPr>
+        <w:t xml:space="preserve">4) добавление, изменение и удаление услуг с загрузкой изображения;</w:t>
+      </w:r>
+    </w:p>
+    <w:p>
+      <w:pPr>
+        <w:spacing w:after="0" w:before="0" w:line="360"/>
+        <w:ind w:firstLine="709"/>
+        <w:jc w:val="both"/>
+      </w:pPr>
+      <w:r>
+        <w:rPr>
+          <w:rFonts w:ascii="Times New Roman" w:cs="Times New Roman" w:eastAsia="Times New Roman" w:hAnsi="Times New Roman"/>
+          <w:sz w:val="28"/>
+          <w:szCs w:val="28"/>
+        </w:rPr>
+        <w:t xml:space="preserve">5) добавление, изменение и удаление проектов портфолио с загрузкой изображения;</w:t>
+      </w:r>
+    </w:p>
+    <w:p>
+      <w:pPr>
+        <w:spacing w:after="0" w:before="0" w:line="360"/>
+        <w:ind w:firstLine="709"/>
+        <w:jc w:val="both"/>
+      </w:pPr>
+      <w:r>
+        <w:rPr>
+          <w:rFonts w:ascii="Times New Roman" w:cs="Times New Roman" w:eastAsia="Times New Roman" w:hAnsi="Times New Roman"/>
+          <w:sz w:val="28"/>
+          <w:szCs w:val="28"/>
+        </w:rPr>
+        <w:t xml:space="preserve">6) добавление, изменение и удаление пользователей и назначение ролей; запрет удаления собственной учётной записи.</w:t>
+      </w:r>
+    </w:p>
+    <w:p>
+      <w:pPr>
+        <w:keepNext/>
+        <w:spacing w:line="360"/>
+      </w:pPr>
+      <w:r>
+        <w:rPr>
+          <w:rFonts w:ascii="Times New Roman" w:cs="Times New Roman" w:eastAsia="Times New Roman" w:hAnsi="Times New Roman"/>
+          <w:sz w:val="28"/>
+          <w:szCs w:val="28"/>
+        </w:rPr>
+        <w:t xml:space="preserve"/>
+      </w:r>
+    </w:p>
+    <w:p>
+      <w:pPr>
+        <w:pStyle w:val="Heading2"/>
+        <w:keepNext/>
+        <w:spacing w:after="0" w:before="0" w:line="360"/>
+        <w:ind w:firstLine="709"/>
+        <w:jc w:val="both"/>
+      </w:pPr>
+      <w:bookmarkStart w:name="h15" w:id="15"/>
+      <w:r>
+        <w:rPr>
+          <w:rFonts w:ascii="Times New Roman" w:cs="Times New Roman" w:eastAsia="Times New Roman" w:hAnsi="Times New Roman"/>
+          <w:b/>
+          <w:bCs/>
+          <w:color w:val="000000"/>
+          <w:sz w:val="28"/>
+          <w:szCs w:val="28"/>
+        </w:rPr>
+        <w:t xml:space="preserve">4.4 Требования к безопасности</w:t>
+      </w:r>
+      <w:bookmarkEnd w:id="15"/>
+    </w:p>
+    <w:p>
+      <w:pPr>
+        <w:keepNext/>
+        <w:spacing w:line="360"/>
+      </w:pPr>
+      <w:r>
+        <w:rPr>
+          <w:rFonts w:ascii="Times New Roman" w:cs="Times New Roman" w:eastAsia="Times New Roman" w:hAnsi="Times New Roman"/>
+          <w:sz w:val="28"/>
+          <w:szCs w:val="28"/>
+        </w:rPr>
+        <w:t xml:space="preserve"/>
+      </w:r>
+    </w:p>
+    <w:p>
+      <w:pPr>
+        <w:spacing w:after="0" w:before="0" w:line="360"/>
+        <w:ind w:firstLine="709"/>
+        <w:jc w:val="both"/>
+      </w:pPr>
+      <w:r>
+        <w:rPr>
+          <w:rFonts w:ascii="Times New Roman" w:cs="Times New Roman" w:eastAsia="Times New Roman" w:hAnsi="Times New Roman"/>
+          <w:sz w:val="28"/>
+          <w:szCs w:val="28"/>
+        </w:rPr>
+        <w:t xml:space="preserve">1) все SQL-запросы с данными пользователя выполняются через подготовленные выражения PDO;</w:t>
+      </w:r>
+    </w:p>
+    <w:p>
+      <w:pPr>
+        <w:spacing w:after="0" w:before="0" w:line="360"/>
+        <w:ind w:firstLine="709"/>
+        <w:jc w:val="both"/>
+      </w:pPr>
+      <w:r>
+        <w:rPr>
+          <w:rFonts w:ascii="Times New Roman" w:cs="Times New Roman" w:eastAsia="Times New Roman" w:hAnsi="Times New Roman"/>
+          <w:sz w:val="28"/>
+          <w:szCs w:val="28"/>
+        </w:rPr>
+        <w:t xml:space="preserve">2) все выводимые пользовательские данные экранируются для защиты от XSS;</w:t>
+      </w:r>
+    </w:p>
+    <w:p>
+      <w:pPr>
+        <w:spacing w:after="0" w:before="0" w:line="360"/>
+        <w:ind w:firstLine="709"/>
+        <w:jc w:val="both"/>
+      </w:pPr>
+      <w:r>
+        <w:rPr>
+          <w:rFonts w:ascii="Times New Roman" w:cs="Times New Roman" w:eastAsia="Times New Roman" w:hAnsi="Times New Roman"/>
+          <w:sz w:val="28"/>
+          <w:szCs w:val="28"/>
+        </w:rPr>
+        <w:t xml:space="preserve">3) пароли хранятся только в виде хеша (функция password_hash);</w:t>
+      </w:r>
+    </w:p>
+    <w:p>
+      <w:pPr>
+        <w:spacing w:after="0" w:before="0" w:line="360"/>
+        <w:ind w:firstLine="709"/>
+        <w:jc w:val="both"/>
+      </w:pPr>
+      <w:r>
+        <w:rPr>
+          <w:rFonts w:ascii="Times New Roman" w:cs="Times New Roman" w:eastAsia="Times New Roman" w:hAnsi="Times New Roman"/>
+          <w:sz w:val="28"/>
+          <w:szCs w:val="28"/>
+        </w:rPr>
+        <w:t xml:space="preserve">4) права доступа проверяются на сервере при каждом обращении к закрытой странице;</w:t>
+      </w:r>
+    </w:p>
+    <w:p>
+      <w:pPr>
+        <w:spacing w:after="0" w:before="0" w:line="360"/>
+        <w:ind w:firstLine="709"/>
+        <w:jc w:val="both"/>
+      </w:pPr>
+      <w:r>
+        <w:rPr>
+          <w:rFonts w:ascii="Times New Roman" w:cs="Times New Roman" w:eastAsia="Times New Roman" w:hAnsi="Times New Roman"/>
+          <w:sz w:val="28"/>
+          <w:szCs w:val="28"/>
+        </w:rPr>
+        <w:t xml:space="preserve">5) загружаются только изображения форматов JPG, PNG, WebP;</w:t>
+      </w:r>
+    </w:p>
+    <w:p>
+      <w:pPr>
+        <w:spacing w:after="0" w:before="0" w:line="360"/>
+        <w:ind w:firstLine="709"/>
+        <w:jc w:val="both"/>
+      </w:pPr>
+      <w:r>
+        <w:rPr>
+          <w:rFonts w:ascii="Times New Roman" w:cs="Times New Roman" w:eastAsia="Times New Roman" w:hAnsi="Times New Roman"/>
+          <w:sz w:val="28"/>
+          <w:szCs w:val="28"/>
+        </w:rPr>
+        <w:t xml:space="preserve">6) обработка персональных данных выполняется с учётом Федерального закона № 152-ФЗ «О персональных данных».</w:t>
+      </w:r>
+    </w:p>
+    <w:p>
+      <w:pPr>
+        <w:keepNext/>
+        <w:spacing w:line="360"/>
+      </w:pPr>
+      <w:r>
+        <w:rPr>
+          <w:rFonts w:ascii="Times New Roman" w:cs="Times New Roman" w:eastAsia="Times New Roman" w:hAnsi="Times New Roman"/>
+          <w:sz w:val="28"/>
+          <w:szCs w:val="28"/>
+        </w:rPr>
+        <w:t xml:space="preserve"/>
+      </w:r>
+    </w:p>
+    <w:p>
+      <w:pPr>
+        <w:pStyle w:val="Heading2"/>
+        <w:keepNext/>
+        <w:spacing w:after="0" w:before="0" w:line="360"/>
+        <w:ind w:firstLine="709"/>
+        <w:jc w:val="both"/>
+      </w:pPr>
+      <w:bookmarkStart w:name="h16" w:id="16"/>
+      <w:r>
+        <w:rPr>
+          <w:rFonts w:ascii="Times New Roman" w:cs="Times New Roman" w:eastAsia="Times New Roman" w:hAnsi="Times New Roman"/>
+          <w:b/>
+          <w:bCs/>
+          <w:color w:val="000000"/>
+          <w:sz w:val="28"/>
+          <w:szCs w:val="28"/>
+        </w:rPr>
+        <w:t xml:space="preserve">4.5 Требования к эргономике и дизайну</w:t>
+      </w:r>
+      <w:bookmarkEnd w:id="16"/>
+    </w:p>
+    <w:p>
+      <w:pPr>
+        <w:keepNext/>
+        <w:spacing w:line="360"/>
+      </w:pPr>
+      <w:r>
+        <w:rPr>
+          <w:rFonts w:ascii="Times New Roman" w:cs="Times New Roman" w:eastAsia="Times New Roman" w:hAnsi="Times New Roman"/>
+          <w:sz w:val="28"/>
+          <w:szCs w:val="28"/>
+        </w:rPr>
+        <w:t xml:space="preserve"/>
+      </w:r>
+    </w:p>
+    <w:p>
+      <w:pPr>
+        <w:spacing w:after="0" w:before="0" w:line="360"/>
+        <w:ind w:firstLine="709"/>
+        <w:jc w:val="both"/>
+      </w:pPr>
+      <w:r>
+        <w:rPr>
+          <w:rFonts w:ascii="Times New Roman" w:cs="Times New Roman" w:eastAsia="Times New Roman" w:hAnsi="Times New Roman"/>
+          <w:sz w:val="28"/>
+          <w:szCs w:val="28"/>
+        </w:rPr>
+        <w:t xml:space="preserve">1) единый визуальный стиль в природной зелёно-бежевой гамме, соответствующей тематике ландшафтного дизайна;</w:t>
+      </w:r>
+    </w:p>
+    <w:p>
+      <w:pPr>
+        <w:spacing w:after="0" w:before="0" w:line="360"/>
+        <w:ind w:firstLine="709"/>
+        <w:jc w:val="both"/>
+      </w:pPr>
+      <w:r>
+        <w:rPr>
+          <w:rFonts w:ascii="Times New Roman" w:cs="Times New Roman" w:eastAsia="Times New Roman" w:hAnsi="Times New Roman"/>
+          <w:sz w:val="28"/>
+          <w:szCs w:val="28"/>
+        </w:rPr>
+        <w:t xml:space="preserve">2) адаптивная вёрстка: корректное отображение при ширине экрана от 360 пикселей, мобильное меню при ширине до 900 пикселей;</w:t>
+      </w:r>
+    </w:p>
+    <w:p>
+      <w:pPr>
+        <w:spacing w:after="0" w:before="0" w:line="360"/>
+        <w:ind w:firstLine="709"/>
+        <w:jc w:val="both"/>
+      </w:pPr>
+      <w:r>
+        <w:rPr>
+          <w:rFonts w:ascii="Times New Roman" w:cs="Times New Roman" w:eastAsia="Times New Roman" w:hAnsi="Times New Roman"/>
+          <w:sz w:val="28"/>
+          <w:szCs w:val="28"/>
+        </w:rPr>
+        <w:t xml:space="preserve">3) сообщения об успехе и ошибках после каждого действия пользователя;</w:t>
+      </w:r>
+    </w:p>
+    <w:p>
+      <w:pPr>
+        <w:spacing w:after="0" w:before="0" w:line="360"/>
+        <w:ind w:firstLine="709"/>
+        <w:jc w:val="both"/>
+      </w:pPr>
+      <w:r>
+        <w:rPr>
+          <w:rFonts w:ascii="Times New Roman" w:cs="Times New Roman" w:eastAsia="Times New Roman" w:hAnsi="Times New Roman"/>
+          <w:sz w:val="28"/>
+          <w:szCs w:val="28"/>
+        </w:rPr>
+        <w:t xml:space="preserve">4) подтверждение перед удалением данных и отменой заказа;</w:t>
+      </w:r>
+    </w:p>
+    <w:p>
+      <w:pPr>
+        <w:spacing w:after="0" w:before="0" w:line="360"/>
+        <w:ind w:firstLine="709"/>
+        <w:jc w:val="both"/>
+      </w:pPr>
+      <w:r>
+        <w:rPr>
+          <w:rFonts w:ascii="Times New Roman" w:cs="Times New Roman" w:eastAsia="Times New Roman" w:hAnsi="Times New Roman"/>
+          <w:sz w:val="28"/>
+          <w:szCs w:val="28"/>
+        </w:rPr>
+        <w:t xml:space="preserve">5) наличие текстовых альтернатив у изображений (атрибут alt) в соответствии с ГОСТ Р 52872-2019.</w:t>
+      </w:r>
+    </w:p>
+    <w:p>
+      <w:pPr>
+        <w:keepNext/>
+        <w:spacing w:line="360"/>
+      </w:pPr>
+      <w:r>
+        <w:rPr>
+          <w:rFonts w:ascii="Times New Roman" w:cs="Times New Roman" w:eastAsia="Times New Roman" w:hAnsi="Times New Roman"/>
+          <w:sz w:val="28"/>
+          <w:szCs w:val="28"/>
+        </w:rPr>
+        <w:t xml:space="preserve"/>
+      </w:r>
+    </w:p>
+    <w:p>
+      <w:pPr>
+        <w:pStyle w:val="Heading2"/>
+        <w:keepNext/>
+        <w:spacing w:after="0" w:before="0" w:line="360"/>
+        <w:ind w:firstLine="709"/>
+        <w:jc w:val="both"/>
+      </w:pPr>
+      <w:bookmarkStart w:name="h17" w:id="17"/>
+      <w:r>
+        <w:rPr>
+          <w:rFonts w:ascii="Times New Roman" w:cs="Times New Roman" w:eastAsia="Times New Roman" w:hAnsi="Times New Roman"/>
+          <w:b/>
+          <w:bCs/>
+          <w:color w:val="000000"/>
+          <w:sz w:val="28"/>
+          <w:szCs w:val="28"/>
+        </w:rPr>
+        <w:t xml:space="preserve">4.6 Требования к надёжности</w:t>
+      </w:r>
+      <w:bookmarkEnd w:id="17"/>
+    </w:p>
+    <w:p>
+      <w:pPr>
+        <w:keepNext/>
+        <w:spacing w:line="360"/>
+      </w:pPr>
+      <w:r>
+        <w:rPr>
+          <w:rFonts w:ascii="Times New Roman" w:cs="Times New Roman" w:eastAsia="Times New Roman" w:hAnsi="Times New Roman"/>
+          <w:sz w:val="28"/>
+          <w:szCs w:val="28"/>
+        </w:rPr>
+        <w:t xml:space="preserve"/>
+      </w:r>
+    </w:p>
+    <w:p>
+      <w:pPr>
+        <w:spacing w:after="0" w:before="0" w:line="360"/>
+        <w:ind w:firstLine="709"/>
+        <w:jc w:val="both"/>
+      </w:pPr>
+      <w:r>
+        <w:rPr>
+          <w:rFonts w:ascii="Times New Roman" w:cs="Times New Roman" w:eastAsia="Times New Roman" w:hAnsi="Times New Roman"/>
+          <w:sz w:val="28"/>
+          <w:szCs w:val="28"/>
+        </w:rPr>
+        <w:t xml:space="preserve">Связанные данные должны оставаться согласованными: при удалении пользователя или услуги связанные заказы удаляются автоматически (внешние ключи с правилом ON DELETE CASCADE). Сумма заказа сохраняется в момент оформления и не меняется при изменении цены услуги. Повторная отправка формы при обновлении страницы должна быть исключена (перенаправление после POST-запроса).</w:t>
+      </w:r>
+    </w:p>
+    <w:p>
+      <w:pPr>
+        <w:keepNext/>
+        <w:spacing w:line="360"/>
+      </w:pPr>
+      <w:r>
+        <w:rPr>
+          <w:rFonts w:ascii="Times New Roman" w:cs="Times New Roman" w:eastAsia="Times New Roman" w:hAnsi="Times New Roman"/>
+          <w:sz w:val="28"/>
+          <w:szCs w:val="28"/>
+        </w:rPr>
+        <w:t xml:space="preserve"/>
+      </w:r>
+    </w:p>
+    <w:p>
+      <w:pPr>
+        <w:pStyle w:val="Heading2"/>
+        <w:keepNext/>
+        <w:spacing w:after="0" w:before="0" w:line="360"/>
+        <w:ind w:firstLine="709"/>
+        <w:jc w:val="both"/>
+      </w:pPr>
+      <w:bookmarkStart w:name="h18" w:id="18"/>
+      <w:r>
+        <w:rPr>
+          <w:rFonts w:ascii="Times New Roman" w:cs="Times New Roman" w:eastAsia="Times New Roman" w:hAnsi="Times New Roman"/>
+          <w:b/>
+          <w:bCs/>
+          <w:color w:val="000000"/>
+          <w:sz w:val="28"/>
+          <w:szCs w:val="28"/>
+        </w:rPr>
+        <w:t xml:space="preserve">4.7 Требования к информационному обеспечению</w:t>
+      </w:r>
+      <w:bookmarkEnd w:id="18"/>
+    </w:p>
+    <w:p>
+      <w:pPr>
+        <w:keepNext/>
+        <w:spacing w:line="360"/>
+      </w:pPr>
+      <w:r>
+        <w:rPr>
+          <w:rFonts w:ascii="Times New Roman" w:cs="Times New Roman" w:eastAsia="Times New Roman" w:hAnsi="Times New Roman"/>
+          <w:sz w:val="28"/>
+          <w:szCs w:val="28"/>
+        </w:rPr>
+        <w:t xml:space="preserve"/>
+      </w:r>
+    </w:p>
+    <w:p>
+      <w:pPr>
+        <w:spacing w:after="0" w:before="0" w:line="360"/>
+        <w:ind w:firstLine="709"/>
+        <w:jc w:val="both"/>
+      </w:pPr>
+      <w:r>
+        <w:rPr>
+          <w:rFonts w:ascii="Times New Roman" w:cs="Times New Roman" w:eastAsia="Times New Roman" w:hAnsi="Times New Roman"/>
+          <w:sz w:val="28"/>
+          <w:szCs w:val="28"/>
+        </w:rPr>
+        <w:t xml:space="preserve">База данных landshaft (кодировка utf8mb4) должна содержать таблицы: users – пользователи; services – услуги; orders – заказы (внешние ключи на users и services); projects – портфолио; messages – обращения. Скрипт database.sql должен создавать базу, таблицы и тестовые данные, включая учётные записи администратора и клиента.</w:t>
+      </w:r>
+    </w:p>
+    <w:p>
+      <w:pPr>
+        <w:keepNext/>
+        <w:spacing w:line="360"/>
+      </w:pPr>
+      <w:r>
+        <w:rPr>
+          <w:rFonts w:ascii="Times New Roman" w:cs="Times New Roman" w:eastAsia="Times New Roman" w:hAnsi="Times New Roman"/>
+          <w:sz w:val="28"/>
+          <w:szCs w:val="28"/>
+        </w:rPr>
+        <w:t xml:space="preserve"/>
+      </w:r>
+    </w:p>
+    <w:p>
+      <w:pPr>
+        <w:pStyle w:val="Heading2"/>
+        <w:keepNext/>
+        <w:spacing w:after="0" w:before="0" w:line="360"/>
+        <w:ind w:firstLine="709"/>
+        <w:jc w:val="both"/>
+      </w:pPr>
+      <w:bookmarkStart w:name="h19" w:id="19"/>
+      <w:r>
+        <w:rPr>
+          <w:rFonts w:ascii="Times New Roman" w:cs="Times New Roman" w:eastAsia="Times New Roman" w:hAnsi="Times New Roman"/>
+          <w:b/>
+          <w:bCs/>
+          <w:color w:val="000000"/>
+          <w:sz w:val="28"/>
+          <w:szCs w:val="28"/>
+        </w:rPr>
+        <w:t xml:space="preserve">4.8 Требования к программному и техническому обеспечению</w:t>
+      </w:r>
+      <w:bookmarkEnd w:id="19"/>
+    </w:p>
+    <w:p>
+      <w:pPr>
+        <w:keepNext/>
+        <w:spacing w:line="360"/>
+      </w:pPr>
+      <w:r>
+        <w:rPr>
+          <w:rFonts w:ascii="Times New Roman" w:cs="Times New Roman" w:eastAsia="Times New Roman" w:hAnsi="Times New Roman"/>
+          <w:sz w:val="28"/>
+          <w:szCs w:val="28"/>
+        </w:rPr>
+        <w:t xml:space="preserve"/>
+      </w:r>
+    </w:p>
+    <w:p>
+      <w:pPr>
+        <w:spacing w:after="0" w:before="0" w:line="360"/>
+        <w:ind w:firstLine="709"/>
+        <w:jc w:val="both"/>
+      </w:pPr>
+      <w:r>
+        <w:rPr>
+          <w:rFonts w:ascii="Times New Roman" w:cs="Times New Roman" w:eastAsia="Times New Roman" w:hAnsi="Times New Roman"/>
+          <w:sz w:val="28"/>
+          <w:szCs w:val="28"/>
+        </w:rPr>
+        <w:t xml:space="preserve">1) серверная часть: пакет XAMPP (Apache 2.4, PHP версии 7.4 или выше, MariaDB/MySQL), без сторонних библиотек и фреймворков;</w:t>
+      </w:r>
+    </w:p>
+    <w:p>
+      <w:pPr>
+        <w:spacing w:after="0" w:before="0" w:line="360"/>
+        <w:ind w:firstLine="709"/>
+        <w:jc w:val="both"/>
+      </w:pPr>
+      <w:r>
+        <w:rPr>
+          <w:rFonts w:ascii="Times New Roman" w:cs="Times New Roman" w:eastAsia="Times New Roman" w:hAnsi="Times New Roman"/>
+          <w:sz w:val="28"/>
+          <w:szCs w:val="28"/>
+        </w:rPr>
+        <w:t xml:space="preserve">2) клиентская часть: HTML5, CSS3, JavaScript (ES6) без сторонних библиотек;</w:t>
+      </w:r>
+    </w:p>
+    <w:p>
+      <w:pPr>
+        <w:spacing w:after="0" w:before="0" w:line="360"/>
+        <w:ind w:firstLine="709"/>
+        <w:jc w:val="both"/>
+      </w:pPr>
+      <w:r>
+        <w:rPr>
+          <w:rFonts w:ascii="Times New Roman" w:cs="Times New Roman" w:eastAsia="Times New Roman" w:hAnsi="Times New Roman"/>
+          <w:sz w:val="28"/>
+          <w:szCs w:val="28"/>
+        </w:rPr>
+        <w:t xml:space="preserve">3) поддерживаемые браузеры: актуальные версии Google Chrome, Mozilla Firefox, Microsoft Edge, Яндекс Браузер, Safari;</w:t>
+      </w:r>
+    </w:p>
+    <w:p>
+      <w:pPr>
+        <w:spacing w:after="0" w:before="0" w:line="360"/>
+        <w:ind w:firstLine="709"/>
+        <w:jc w:val="both"/>
+      </w:pPr>
+      <w:r>
+        <w:rPr>
+          <w:rFonts w:ascii="Times New Roman" w:cs="Times New Roman" w:eastAsia="Times New Roman" w:hAnsi="Times New Roman"/>
+          <w:sz w:val="28"/>
+          <w:szCs w:val="28"/>
+        </w:rPr>
+        <w:t xml:space="preserve">4) компьютер разработчика: операционная система Windows 10/11, не менее 4 ГБ оперативной памяти.</w:t>
+      </w:r>
+    </w:p>
+    <w:p>
+      <w:pPr>
+        <w:keepNext/>
+        <w:spacing w:line="360"/>
+      </w:pPr>
+      <w:r>
+        <w:rPr>
+          <w:rFonts w:ascii="Times New Roman" w:cs="Times New Roman" w:eastAsia="Times New Roman" w:hAnsi="Times New Roman"/>
+          <w:sz w:val="28"/>
+          <w:szCs w:val="28"/>
+        </w:rPr>
+        <w:t xml:space="preserve"/>
+      </w:r>
+    </w:p>
+    <w:p>
+      <w:pPr>
+        <w:pStyle w:val="Heading2"/>
+        <w:keepNext/>
+        <w:spacing w:after="0" w:before="0" w:line="360"/>
+        <w:ind w:firstLine="709"/>
+        <w:jc w:val="both"/>
+      </w:pPr>
+      <w:bookmarkStart w:name="h20" w:id="20"/>
+      <w:r>
+        <w:rPr>
+          <w:rFonts w:ascii="Times New Roman" w:cs="Times New Roman" w:eastAsia="Times New Roman" w:hAnsi="Times New Roman"/>
+          <w:b/>
+          <w:bCs/>
+          <w:color w:val="000000"/>
+          <w:sz w:val="28"/>
+          <w:szCs w:val="28"/>
+        </w:rPr>
+        <w:t xml:space="preserve">4.9 Требования к исходному коду</w:t>
+      </w:r>
+      <w:bookmarkEnd w:id="20"/>
+    </w:p>
+    <w:p>
+      <w:pPr>
+        <w:keepNext/>
+        <w:spacing w:line="360"/>
+      </w:pPr>
+      <w:r>
+        <w:rPr>
+          <w:rFonts w:ascii="Times New Roman" w:cs="Times New Roman" w:eastAsia="Times New Roman" w:hAnsi="Times New Roman"/>
+          <w:sz w:val="28"/>
+          <w:szCs w:val="28"/>
+        </w:rPr>
+        <w:t xml:space="preserve"/>
+      </w:r>
+    </w:p>
+    <w:p>
+      <w:pPr>
+        <w:spacing w:after="0" w:before="0" w:line="360"/>
+        <w:ind w:firstLine="709"/>
+        <w:jc w:val="both"/>
+      </w:pPr>
+      <w:r>
+        <w:rPr>
+          <w:rFonts w:ascii="Times New Roman" w:cs="Times New Roman" w:eastAsia="Times New Roman" w:hAnsi="Times New Roman"/>
+          <w:sz w:val="28"/>
+          <w:szCs w:val="28"/>
+        </w:rPr>
+        <w:t xml:space="preserve">Код должен быть простым и читаемым: каждая страница последовательно обрабатывает форму, получает данные и выводит шаблон; повторяющиеся элементы выносятся в отдельные файлы; неиспользуемый код и служебные пометки в коде отсутствуют.</w:t>
+      </w:r>
+    </w:p>
+    <w:p>
+      <w:pPr>
+        <w:keepNext/>
+        <w:spacing w:line="360"/>
+      </w:pPr>
+      <w:r>
+        <w:rPr>
+          <w:rFonts w:ascii="Times New Roman" w:cs="Times New Roman" w:eastAsia="Times New Roman" w:hAnsi="Times New Roman"/>
+          <w:sz w:val="28"/>
+          <w:szCs w:val="28"/>
+        </w:rPr>
+        <w:t xml:space="preserve"/>
+      </w:r>
+    </w:p>
+    <w:p>
+      <w:pPr>
+        <w:pStyle w:val="Heading1"/>
+        <w:keepNext/>
+        <w:spacing w:after="0" w:before="0" w:line="360"/>
+        <w:ind w:firstLine="709"/>
+        <w:jc w:val="both"/>
+      </w:pPr>
+      <w:bookmarkStart w:name="h21" w:id="21"/>
+      <w:r>
+        <w:rPr>
+          <w:rFonts w:ascii="Times New Roman" w:cs="Times New Roman" w:eastAsia="Times New Roman" w:hAnsi="Times New Roman"/>
+          <w:b/>
+          <w:bCs/>
+          <w:color w:val="000000"/>
+          <w:sz w:val="28"/>
+          <w:szCs w:val="28"/>
+        </w:rPr>
         <w:t xml:space="preserve">5 Состав и содержание работ</w:t>
       </w:r>
-      <w:bookmarkEnd w:id="5"/>
+      <w:bookmarkEnd w:id="21"/>
+    </w:p>
+    <w:p>
+      <w:pPr>
+        <w:keepNext/>
+        <w:spacing w:line="360"/>
+      </w:pPr>
+      <w:r>
+        <w:rPr>
+          <w:rFonts w:ascii="Times New Roman" w:cs="Times New Roman" w:eastAsia="Times New Roman" w:hAnsi="Times New Roman"/>
+          <w:sz w:val="28"/>
+          <w:szCs w:val="28"/>
+        </w:rPr>
+        <w:t xml:space="preserve"/>
+      </w:r>
     </w:p>
     <w:p>
       <w:pPr>
@@ -2681,13 +3251,27 @@
     </w:p>
     <w:p>
       <w:pPr>
+        <w:keepNext/>
+        <w:spacing w:line="360"/>
+      </w:pPr>
+      <w:r>
+        <w:rPr>
+          <w:rFonts w:ascii="Times New Roman" w:cs="Times New Roman" w:eastAsia="Times New Roman" w:hAnsi="Times New Roman"/>
+          <w:sz w:val="28"/>
+          <w:szCs w:val="28"/>
+        </w:rPr>
+        <w:t xml:space="preserve"/>
+      </w:r>
+    </w:p>
+    <w:p>
+      <w:pPr>
         <w:pStyle w:val="Heading1"/>
         <w:keepNext/>
-        <w:spacing w:after="240" w:before="0" w:line="360"/>
-        <w:ind w:firstLine="709"/>
-        <w:jc w:val="left"/>
-      </w:pPr>
-      <w:bookmarkStart w:name="h6" w:id="6"/>
+        <w:spacing w:after="0" w:before="0" w:line="360"/>
+        <w:ind w:firstLine="709"/>
+        <w:jc w:val="both"/>
+      </w:pPr>
+      <w:bookmarkStart w:name="h22" w:id="22"/>
       <w:r>
         <w:rPr>
           <w:rFonts w:ascii="Times New Roman" w:cs="Times New Roman" w:eastAsia="Times New Roman" w:hAnsi="Times New Roman"/>
@@ -2699,7 +3283,21 @@
         </w:rPr>
         <w:t xml:space="preserve">6 Порядок контроля и приёмки</w:t>
       </w:r>
-      <w:bookmarkEnd w:id="6"/>
+      <w:bookmarkEnd w:id="22"/>
+    </w:p>
+    <w:p>
+      <w:pPr>
+        <w:keepNext/>
+        <w:spacing w:line="360"/>
+      </w:pPr>
+      <w:r>
+        <w:rPr>
+          <w:rFonts w:ascii="Times New Roman" w:cs="Times New Roman" w:eastAsia="Times New Roman" w:hAnsi="Times New Roman"/>
+          <w:sz w:val="28"/>
+          <w:szCs w:val="28"/>
+        </w:rPr>
+        <w:t xml:space="preserve"/>
+      </w:r>
     </w:p>
     <w:p>
       <w:pPr>
@@ -2718,13 +3316,27 @@
     </w:p>
     <w:p>
       <w:pPr>
+        <w:keepNext/>
+        <w:spacing w:line="360"/>
+      </w:pPr>
+      <w:r>
+        <w:rPr>
+          <w:rFonts w:ascii="Times New Roman" w:cs="Times New Roman" w:eastAsia="Times New Roman" w:hAnsi="Times New Roman"/>
+          <w:sz w:val="28"/>
+          <w:szCs w:val="28"/>
+        </w:rPr>
+        <w:t xml:space="preserve"/>
+      </w:r>
+    </w:p>
+    <w:p>
+      <w:pPr>
         <w:pStyle w:val="Heading1"/>
         <w:keepNext/>
-        <w:spacing w:after="240" w:before="0" w:line="360"/>
-        <w:ind w:firstLine="709"/>
-        <w:jc w:val="left"/>
-      </w:pPr>
-      <w:bookmarkStart w:name="h7" w:id="7"/>
+        <w:spacing w:after="0" w:before="0" w:line="360"/>
+        <w:ind w:firstLine="709"/>
+        <w:jc w:val="both"/>
+      </w:pPr>
+      <w:bookmarkStart w:name="h23" w:id="23"/>
       <w:r>
         <w:rPr>
           <w:rFonts w:ascii="Times New Roman" w:cs="Times New Roman" w:eastAsia="Times New Roman" w:hAnsi="Times New Roman"/>
@@ -2736,7 +3348,21 @@
         </w:rPr>
         <w:t xml:space="preserve">7 Требования к подготовке объекта к вводу в действие</w:t>
       </w:r>
-      <w:bookmarkEnd w:id="7"/>
+      <w:bookmarkEnd w:id="23"/>
+    </w:p>
+    <w:p>
+      <w:pPr>
+        <w:keepNext/>
+        <w:spacing w:line="360"/>
+      </w:pPr>
+      <w:r>
+        <w:rPr>
+          <w:rFonts w:ascii="Times New Roman" w:cs="Times New Roman" w:eastAsia="Times New Roman" w:hAnsi="Times New Roman"/>
+          <w:sz w:val="28"/>
+          <w:szCs w:val="28"/>
+        </w:rPr>
+        <w:t xml:space="preserve"/>
+      </w:r>
     </w:p>
     <w:p>
       <w:pPr>
@@ -2815,13 +3441,27 @@
     </w:p>
     <w:p>
       <w:pPr>
+        <w:keepNext/>
+        <w:spacing w:line="360"/>
+      </w:pPr>
+      <w:r>
+        <w:rPr>
+          <w:rFonts w:ascii="Times New Roman" w:cs="Times New Roman" w:eastAsia="Times New Roman" w:hAnsi="Times New Roman"/>
+          <w:sz w:val="28"/>
+          <w:szCs w:val="28"/>
+        </w:rPr>
+        <w:t xml:space="preserve"/>
+      </w:r>
+    </w:p>
+    <w:p>
+      <w:pPr>
         <w:pStyle w:val="Heading1"/>
         <w:keepNext/>
-        <w:spacing w:after="240" w:before="0" w:line="360"/>
-        <w:ind w:firstLine="709"/>
-        <w:jc w:val="left"/>
-      </w:pPr>
-      <w:bookmarkStart w:name="h8" w:id="8"/>
+        <w:spacing w:after="0" w:before="0" w:line="360"/>
+        <w:ind w:firstLine="709"/>
+        <w:jc w:val="both"/>
+      </w:pPr>
+      <w:bookmarkStart w:name="h24" w:id="24"/>
       <w:r>
         <w:rPr>
           <w:rFonts w:ascii="Times New Roman" w:cs="Times New Roman" w:eastAsia="Times New Roman" w:hAnsi="Times New Roman"/>
@@ -2833,7 +3473,21 @@
         </w:rPr>
         <w:t xml:space="preserve">8 Требования к документированию</w:t>
       </w:r>
-      <w:bookmarkEnd w:id="8"/>
+      <w:bookmarkEnd w:id="24"/>
+    </w:p>
+    <w:p>
+      <w:pPr>
+        <w:keepNext/>
+        <w:spacing w:line="360"/>
+      </w:pPr>
+      <w:r>
+        <w:rPr>
+          <w:rFonts w:ascii="Times New Roman" w:cs="Times New Roman" w:eastAsia="Times New Roman" w:hAnsi="Times New Roman"/>
+          <w:sz w:val="28"/>
+          <w:szCs w:val="28"/>
+        </w:rPr>
+        <w:t xml:space="preserve"/>
+      </w:r>
     </w:p>
     <w:p>
       <w:pPr>
@@ -2852,13 +3506,27 @@
     </w:p>
     <w:p>
       <w:pPr>
+        <w:keepNext/>
+        <w:spacing w:line="360"/>
+      </w:pPr>
+      <w:r>
+        <w:rPr>
+          <w:rFonts w:ascii="Times New Roman" w:cs="Times New Roman" w:eastAsia="Times New Roman" w:hAnsi="Times New Roman"/>
+          <w:sz w:val="28"/>
+          <w:szCs w:val="28"/>
+        </w:rPr>
+        <w:t xml:space="preserve"/>
+      </w:r>
+    </w:p>
+    <w:p>
+      <w:pPr>
         <w:pStyle w:val="Heading1"/>
         <w:keepNext/>
-        <w:spacing w:after="240" w:before="0" w:line="360"/>
-        <w:ind w:firstLine="709"/>
-        <w:jc w:val="left"/>
-      </w:pPr>
-      <w:bookmarkStart w:name="h9" w:id="9"/>
+        <w:spacing w:after="0" w:before="0" w:line="360"/>
+        <w:ind w:firstLine="709"/>
+        <w:jc w:val="both"/>
+      </w:pPr>
+      <w:bookmarkStart w:name="h25" w:id="25"/>
       <w:r>
         <w:rPr>
           <w:rFonts w:ascii="Times New Roman" w:cs="Times New Roman" w:eastAsia="Times New Roman" w:hAnsi="Times New Roman"/>
@@ -2870,7 +3538,21 @@
         </w:rPr>
         <w:t xml:space="preserve">9 Источники разработки</w:t>
       </w:r>
-      <w:bookmarkEnd w:id="9"/>
+      <w:bookmarkEnd w:id="25"/>
+    </w:p>
+    <w:p>
+      <w:pPr>
+        <w:keepNext/>
+        <w:spacing w:line="360"/>
+      </w:pPr>
+      <w:r>
+        <w:rPr>
+          <w:rFonts w:ascii="Times New Roman" w:cs="Times New Roman" w:eastAsia="Times New Roman" w:hAnsi="Times New Roman"/>
+          <w:sz w:val="28"/>
+          <w:szCs w:val="28"/>
+        </w:rPr>
+        <w:t xml:space="preserve"/>
+      </w:r>
     </w:p>
     <w:p>
       <w:pPr>

--- a/kursovaya-landshaft/docs/Техническое_задание.docx
+++ b/kursovaya-landshaft/docs/Техническое_задание.docx
@@ -1814,7 +1814,7 @@
           <w:sz w:val="28"/>
           <w:szCs w:val="28"/>
         </w:rPr>
-        <w:t xml:space="preserve">1) единый визуальный стиль в природной зелёно-бежевой гамме, соответствующей тематике ландшафтного дизайна;</w:t>
+        <w:t xml:space="preserve">1) единый визуальный стиль в природной гамме с одним акцентным цветом, соответствующей тематике ландшафтного дизайна; крупная типографика без декоративных элементов;</w:t>
       </w:r>
     </w:p>
     <w:p>

--- a/kursovaya-landshaft/docs/Техническое_задание.docx
+++ b/kursovaya-landshaft/docs/Техническое_задание.docx
@@ -1814,7 +1814,7 @@
           <w:sz w:val="28"/>
           <w:szCs w:val="28"/>
         </w:rPr>
-        <w:t xml:space="preserve">1) единый визуальный стиль в природной гамме с одним акцентным цветом, соответствующей тематике ландшафтного дизайна; крупная типографика без декоративных элементов;</w:t>
+        <w:t xml:space="preserve">1) единый визуальный стиль в природной зелёной гамме с яркими акцентными цветами, соответствующей тематике ландшафтного дизайна; крупная типографика и плавные анимации появления блоков;</w:t>
       </w:r>
     </w:p>
     <w:p>

--- a/kursovaya-landshaft/docs/Техническое_задание.docx
+++ b/kursovaya-landshaft/docs/Техническое_задание.docx
@@ -1814,7 +1814,7 @@
           <w:sz w:val="28"/>
           <w:szCs w:val="28"/>
         </w:rPr>
-        <w:t xml:space="preserve">1) единый визуальный стиль в природной зелёной гамме с яркими акцентными цветами, соответствующей тематике ландшафтного дизайна; крупная типографика и плавные анимации появления блоков;</w:t>
+        <w:t xml:space="preserve">1) единый визуальный стиль в природной зелёной гамме с акцентным салатовым цветом, соответствующей тематике ландшафтного дизайна; простая раскладка без лишних декоративных элементов;</w:t>
       </w:r>
     </w:p>
     <w:p>

--- a/kursovaya-landshaft/docs/Техническое_задание.docx
+++ b/kursovaya-landshaft/docs/Техническое_задание.docx
@@ -1814,7 +1814,7 @@
           <w:sz w:val="28"/>
           <w:szCs w:val="28"/>
         </w:rPr>
-        <w:t xml:space="preserve">1) единый визуальный стиль в природной зелёной гамме с акцентным салатовым цветом, соответствующей тематике ландшафтного дизайна; простая раскладка без лишних декоративных элементов;</w:t>
+        <w:t xml:space="preserve">1) единый визуальный стиль в зелёной гамме, соответствующей тематике ландшафтного дизайна; простая раскладка без лишних декоративных элементов; телефон студии в шапке каждой страницы;</w:t>
       </w:r>
     </w:p>
     <w:p>

--- a/kursovaya-landshaft/docs/Техническое_задание.docx
+++ b/kursovaya-landshaft/docs/Техническое_задание.docx
@@ -169,7 +169,7 @@
           <w:sz w:val="28"/>
           <w:szCs w:val="28"/>
         </w:rPr>
-        <w:t xml:space="preserve">Листов: 7</w:t>
+        <w:t xml:space="preserve">Листов: 8</w:t>
       </w:r>
     </w:p>
     <w:p>
@@ -1814,7 +1814,7 @@
           <w:sz w:val="28"/>
           <w:szCs w:val="28"/>
         </w:rPr>
-        <w:t xml:space="preserve">1) единый визуальный стиль в зелёной гамме, соответствующей тематике ландшафтного дизайна; простая раскладка без лишних декоративных элементов; телефон студии в шапке каждой страницы;</w:t>
+        <w:t xml:space="preserve">1) единый визуальный стиль в зелёной гамме, соответствующей тематике ландшафтного дизайна; простая раскладка без лишних декоративных элементов и минимальные анимации; телефон студии в шапке каждой страницы;</w:t>
       </w:r>
     </w:p>
     <w:p>

--- a/kursovaya-landshaft/docs/Техническое_задание.docx
+++ b/kursovaya-landshaft/docs/Техническое_задание.docx
@@ -1814,7 +1814,7 @@
           <w:sz w:val="28"/>
           <w:szCs w:val="28"/>
         </w:rPr>
-        <w:t xml:space="preserve">1) единый визуальный стиль в зелёной гамме, соответствующей тематике ландшафтного дизайна; простая раскладка без лишних декоративных элементов и минимальные анимации; телефон студии в шапке каждой страницы;</w:t>
+        <w:t xml:space="preserve">1) единый визуальный стиль в зелёной гамме, соответствующей тематике ландшафтного дизайна; простая раскладка без лишних декоративных элементов и плавные ненавязчивые анимации; телефон студии в шапке каждой страницы;</w:t>
       </w:r>
     </w:p>
     <w:p>

--- a/kursovaya-landshaft/docs/Техническое_задание.docx
+++ b/kursovaya-landshaft/docs/Техническое_задание.docx
@@ -1814,7 +1814,7 @@
           <w:sz w:val="28"/>
           <w:szCs w:val="28"/>
         </w:rPr>
-        <w:t xml:space="preserve">1) единый визуальный стиль в зелёной гамме, соответствующей тематике ландшафтного дизайна; простая раскладка без лишних декоративных элементов и плавные ненавязчивые анимации; телефон студии в шапке каждой страницы;</w:t>
+        <w:t xml:space="preserve">1) единый визуальный стиль в природной гамме (шалфейный зелёный, терракота, кремовый), соответствующей тематике ландшафтного дизайна; простая раскладка без лишних декоративных элементов и плавные ненавязчивые анимации; телефон студии в шапке каждой страницы;</w:t>
       </w:r>
     </w:p>
     <w:p>

--- a/kursovaya-landshaft/docs/Техническое_задание.docx
+++ b/kursovaya-landshaft/docs/Техническое_задание.docx
@@ -1814,7 +1814,7 @@
           <w:sz w:val="28"/>
           <w:szCs w:val="28"/>
         </w:rPr>
-        <w:t xml:space="preserve">1) единый визуальный стиль в природной гамме (шалфейный зелёный, терракота, кремовый), соответствующей тематике ландшафтного дизайна; простая раскладка без лишних декоративных элементов и плавные ненавязчивые анимации; телефон студии в шапке каждой страницы;</w:t>
+        <w:t xml:space="preserve">1) единый визуальный стиль в тёплой яркой гамме (коралловый, солнечно-жёлтый, сине-бирюзовый, персиковый фон), соответствующей тематике ландшафтного дизайна; простая раскладка без лишних декоративных элементов и плавные ненавязчивые анимации; телефон студии в шапке каждой страницы;</w:t>
       </w:r>
     </w:p>
     <w:p>

--- a/kursovaya-landshaft/docs/Техническое_задание.docx
+++ b/kursovaya-landshaft/docs/Техническое_задание.docx
@@ -1814,7 +1814,7 @@
           <w:sz w:val="28"/>
           <w:szCs w:val="28"/>
         </w:rPr>
-        <w:t xml:space="preserve">1) единый визуальный стиль в тёплой яркой гамме (коралловый, солнечно-жёлтый, сине-бирюзовый, персиковый фон), соответствующей тематике ландшафтного дизайна; простая раскладка без лишних декоративных элементов и плавные ненавязчивые анимации; телефон студии в шапке каждой страницы;</w:t>
+        <w:t xml:space="preserve">1) единый визуальный стиль в тёплой яркой гамме (коралловый, солнечно-жёлтый, сине-бирюзовый, персиковый фон), соответствующей тематике ландшафтного дизайна; простая раскладка без лишних декоративных элементов и плавные ненавязчивые анимации; вертикальная панель навигации слева с разделами, телефоном и кнопками входа (на телефонах – верхняя шапка с кнопкой «Меню»);</w:t>
       </w:r>
     </w:p>
     <w:p>

--- a/kursovaya-landshaft/docs/Техническое_задание.docx
+++ b/kursovaya-landshaft/docs/Техническое_задание.docx
@@ -1814,7 +1814,7 @@
           <w:sz w:val="28"/>
           <w:szCs w:val="28"/>
         </w:rPr>
-        <w:t xml:space="preserve">1) единый визуальный стиль в тёплой яркой гамме (коралловый, солнечно-жёлтый, сине-бирюзовый, персиковый фон), соответствующей тематике ландшафтного дизайна; простая раскладка без лишних декоративных элементов и плавные ненавязчивые анимации; вертикальная панель навигации слева с разделами, телефоном и кнопками входа (на телефонах – верхняя шапка с кнопкой «Меню»);</w:t>
+        <w:t xml:space="preserve">1) единый визуальный стиль в тёплой яркой гамме (коралловый, солнечно-жёлтый, сине-бирюзовый, персиковый фон), соответствующей тематике ландшафтного дизайна; простая раскладка без лишних декоративных элементов и плавные ненавязчивые анимации; компактная вертикальная навигация по разделам у правого края экрана, раскрывающаяся при наведении; телефон и кнопки входа в шапке (на телефонах разделы открываются кнопкой «Меню»);</w:t>
       </w:r>
     </w:p>
     <w:p>

--- a/kursovaya-landshaft/docs/Техническое_задание.docx
+++ b/kursovaya-landshaft/docs/Техническое_задание.docx
@@ -1814,7 +1814,7 @@
           <w:sz w:val="28"/>
           <w:szCs w:val="28"/>
         </w:rPr>
-        <w:t xml:space="preserve">1) единый визуальный стиль в тёплой яркой гамме (коралловый, солнечно-жёлтый, сине-бирюзовый, персиковый фон), соответствующей тематике ландшафтного дизайна; простая раскладка без лишних декоративных элементов и плавные ненавязчивые анимации; компактная вертикальная навигация по разделам у правого края экрана, раскрывающаяся при наведении; телефон и кнопки входа в шапке (на телефонах разделы открываются кнопкой «Меню»);</w:t>
+        <w:t xml:space="preserve">1) единый визуальный стиль в тёплой яркой гамме (коралловый, солнечно-жёлтый, сине-бирюзовый, персиковый фон), соответствующей тематике ландшафтного дизайна; простая раскладка без лишних декоративных элементов, плавные ненавязчивые анимации и плавные переходы между страницами; компактная вертикальная навигация по разделам у правого края экрана, раскрывающаяся при наведении; телефон и кнопки входа в шапке (на телефонах разделы открываются кнопкой «Меню»);</w:t>
       </w:r>
     </w:p>
     <w:p>

--- a/kursovaya-landshaft/docs/Техническое_задание.docx
+++ b/kursovaya-landshaft/docs/Техническое_задание.docx
@@ -1689,67 +1689,82 @@
           <w:sz w:val="28"/>
           <w:szCs w:val="28"/>
         </w:rPr>
-        <w:t xml:space="preserve">2) все выводимые пользовательские данные экранируются для защиты от XSS;</w:t>
-      </w:r>
-    </w:p>
-    <w:p>
-      <w:pPr>
-        <w:spacing w:after="0" w:before="0" w:line="360"/>
-        <w:ind w:firstLine="709"/>
-        <w:jc w:val="both"/>
-      </w:pPr>
-      <w:r>
-        <w:rPr>
-          <w:rFonts w:ascii="Times New Roman" w:cs="Times New Roman" w:eastAsia="Times New Roman" w:hAnsi="Times New Roman"/>
-          <w:sz w:val="28"/>
-          <w:szCs w:val="28"/>
-        </w:rPr>
-        <w:t xml:space="preserve">3) пароли хранятся только в виде хеша (функция password_hash);</w:t>
-      </w:r>
-    </w:p>
-    <w:p>
-      <w:pPr>
-        <w:spacing w:after="0" w:before="0" w:line="360"/>
-        <w:ind w:firstLine="709"/>
-        <w:jc w:val="both"/>
-      </w:pPr>
-      <w:r>
-        <w:rPr>
-          <w:rFonts w:ascii="Times New Roman" w:cs="Times New Roman" w:eastAsia="Times New Roman" w:hAnsi="Times New Roman"/>
-          <w:sz w:val="28"/>
-          <w:szCs w:val="28"/>
-        </w:rPr>
-        <w:t xml:space="preserve">4) права доступа проверяются на сервере при каждом обращении к закрытой странице;</w:t>
-      </w:r>
-    </w:p>
-    <w:p>
-      <w:pPr>
-        <w:spacing w:after="0" w:before="0" w:line="360"/>
-        <w:ind w:firstLine="709"/>
-        <w:jc w:val="both"/>
-      </w:pPr>
-      <w:r>
-        <w:rPr>
-          <w:rFonts w:ascii="Times New Roman" w:cs="Times New Roman" w:eastAsia="Times New Roman" w:hAnsi="Times New Roman"/>
-          <w:sz w:val="28"/>
-          <w:szCs w:val="28"/>
-        </w:rPr>
-        <w:t xml:space="preserve">5) загружаются только изображения форматов JPG, PNG, WebP;</w:t>
-      </w:r>
-    </w:p>
-    <w:p>
-      <w:pPr>
-        <w:spacing w:after="0" w:before="0" w:line="360"/>
-        <w:ind w:firstLine="709"/>
-        <w:jc w:val="both"/>
-      </w:pPr>
-      <w:r>
-        <w:rPr>
-          <w:rFonts w:ascii="Times New Roman" w:cs="Times New Roman" w:eastAsia="Times New Roman" w:hAnsi="Times New Roman"/>
-          <w:sz w:val="28"/>
-          <w:szCs w:val="28"/>
-        </w:rPr>
-        <w:t xml:space="preserve">6) обработка персональных данных выполняется с учётом Федерального закона № 152-ФЗ «О персональных данных».</w:t>
+        <w:t xml:space="preserve">2) все формы защищены от межсайтовой подделки запросов (CSRF-токен), после входа обновляется идентификатор сессии;</w:t>
+      </w:r>
+    </w:p>
+    <w:p>
+      <w:pPr>
+        <w:spacing w:after="0" w:before="0" w:line="360"/>
+        <w:ind w:firstLine="709"/>
+        <w:jc w:val="both"/>
+      </w:pPr>
+      <w:r>
+        <w:rPr>
+          <w:rFonts w:ascii="Times New Roman" w:cs="Times New Roman" w:eastAsia="Times New Roman" w:hAnsi="Times New Roman"/>
+          <w:sz w:val="28"/>
+          <w:szCs w:val="28"/>
+        </w:rPr>
+        <w:t xml:space="preserve">3) все выводимые пользовательские данные экранируются для защиты от XSS;</w:t>
+      </w:r>
+    </w:p>
+    <w:p>
+      <w:pPr>
+        <w:spacing w:after="0" w:before="0" w:line="360"/>
+        <w:ind w:firstLine="709"/>
+        <w:jc w:val="both"/>
+      </w:pPr>
+      <w:r>
+        <w:rPr>
+          <w:rFonts w:ascii="Times New Roman" w:cs="Times New Roman" w:eastAsia="Times New Roman" w:hAnsi="Times New Roman"/>
+          <w:sz w:val="28"/>
+          <w:szCs w:val="28"/>
+        </w:rPr>
+        <w:t xml:space="preserve">4) пароли хранятся только в виде хеша (функция password_hash);</w:t>
+      </w:r>
+    </w:p>
+    <w:p>
+      <w:pPr>
+        <w:spacing w:after="0" w:before="0" w:line="360"/>
+        <w:ind w:firstLine="709"/>
+        <w:jc w:val="both"/>
+      </w:pPr>
+      <w:r>
+        <w:rPr>
+          <w:rFonts w:ascii="Times New Roman" w:cs="Times New Roman" w:eastAsia="Times New Roman" w:hAnsi="Times New Roman"/>
+          <w:sz w:val="28"/>
+          <w:szCs w:val="28"/>
+        </w:rPr>
+        <w:t xml:space="preserve">5) права доступа проверяются на сервере при каждом обращении к закрытой странице;</w:t>
+      </w:r>
+    </w:p>
+    <w:p>
+      <w:pPr>
+        <w:spacing w:after="0" w:before="0" w:line="360"/>
+        <w:ind w:firstLine="709"/>
+        <w:jc w:val="both"/>
+      </w:pPr>
+      <w:r>
+        <w:rPr>
+          <w:rFonts w:ascii="Times New Roman" w:cs="Times New Roman" w:eastAsia="Times New Roman" w:hAnsi="Times New Roman"/>
+          <w:sz w:val="28"/>
+          <w:szCs w:val="28"/>
+        </w:rPr>
+        <w:t xml:space="preserve">6) загружаются только изображения форматов JPG, PNG, WebP;</w:t>
+      </w:r>
+    </w:p>
+    <w:p>
+      <w:pPr>
+        <w:spacing w:after="0" w:before="0" w:line="360"/>
+        <w:ind w:firstLine="709"/>
+        <w:jc w:val="both"/>
+      </w:pPr>
+      <w:r>
+        <w:rPr>
+          <w:rFonts w:ascii="Times New Roman" w:cs="Times New Roman" w:eastAsia="Times New Roman" w:hAnsi="Times New Roman"/>
+          <w:sz w:val="28"/>
+          <w:szCs w:val="28"/>
+        </w:rPr>
+        <w:t xml:space="preserve">7) обработка персональных данных выполняется с учётом Федерального закона № 152-ФЗ «О персональных данных».</w:t>
       </w:r>
     </w:p>
     <w:p>
